--- a/Production & Business.docx
+++ b/Production & Business.docx
@@ -24,7 +24,7 @@
           <w:bCs/>
           <w:u w:val="single"/>
         </w:rPr>
-        <w:t>PRODUCTION</w:t>
+        <w:t>MIXTE</w:t>
       </w:r>
     </w:p>
     <w:p>
@@ -39,375 +39,807 @@
           <w:b/>
           <w:bCs/>
         </w:rPr>
-        <w:t>Estimation des ventes</w:t>
-      </w:r>
-    </w:p>
-    <w:p>
-      <w:r>
-        <w:t xml:space="preserve">Le cœur du public du jeu </w:t>
-      </w:r>
-      <w:proofErr w:type="spellStart"/>
-      <w:r>
-        <w:t>Average</w:t>
-      </w:r>
-      <w:proofErr w:type="spellEnd"/>
-      <w:r>
-        <w:t xml:space="preserve"> </w:t>
-      </w:r>
-      <w:proofErr w:type="spellStart"/>
-      <w:r>
-        <w:t>Supermarket</w:t>
-      </w:r>
-      <w:proofErr w:type="spellEnd"/>
-      <w:r>
-        <w:t xml:space="preserve"> </w:t>
-      </w:r>
-      <w:proofErr w:type="spellStart"/>
-      <w:r>
-        <w:t>Experience</w:t>
-      </w:r>
-      <w:proofErr w:type="spellEnd"/>
-      <w:r>
-        <w:t xml:space="preserve"> est constitué de joueurs occasionnels comme de joueurs passionnés, amateurs de multijoueur local et en ligne.</w:t>
-      </w:r>
-    </w:p>
-    <w:p>
-      <w:proofErr w:type="spellStart"/>
-      <w:r>
-        <w:t>Overcooked</w:t>
-      </w:r>
-      <w:proofErr w:type="spellEnd"/>
-      <w:r>
-        <w:t xml:space="preserve"> s'est vendu entre 300 000 et 500 000 exemplaires au cours de sa première année toutes plateformes confondues (PC, PS4 et Xbox One).</w:t>
-      </w:r>
-    </w:p>
-    <w:p>
-      <w:r>
-        <w:t xml:space="preserve">Un jeu plus raisonnable en termes de nombre de développeurs et qui correspond davantage à notre scope comme You </w:t>
-      </w:r>
-      <w:proofErr w:type="spellStart"/>
-      <w:r>
-        <w:t>suck</w:t>
-      </w:r>
-      <w:proofErr w:type="spellEnd"/>
-      <w:r>
-        <w:t xml:space="preserve"> at Parking qui a été développé par une seule personne, aurait été vendu entre 20 000 et 50 000 exemplaires.</w:t>
-      </w:r>
-    </w:p>
-    <w:p>
-      <w:r>
-        <w:t xml:space="preserve">Par conséquent, </w:t>
-      </w:r>
-      <w:proofErr w:type="spellStart"/>
-      <w:r>
-        <w:t>Average</w:t>
-      </w:r>
-      <w:proofErr w:type="spellEnd"/>
-      <w:r>
-        <w:t xml:space="preserve"> </w:t>
-      </w:r>
-      <w:proofErr w:type="spellStart"/>
-      <w:r>
-        <w:t>Supermarket</w:t>
-      </w:r>
-      <w:proofErr w:type="spellEnd"/>
-      <w:r>
-        <w:t xml:space="preserve"> </w:t>
-      </w:r>
-      <w:proofErr w:type="spellStart"/>
-      <w:r>
-        <w:t>Experience</w:t>
-      </w:r>
-      <w:proofErr w:type="spellEnd"/>
-      <w:r>
-        <w:t xml:space="preserve"> espère pouvoir toucher le même type de communauté avec des ventes entre 5</w:t>
-      </w:r>
-      <w:r>
-        <w:t xml:space="preserve"> </w:t>
-      </w:r>
-      <w:r>
-        <w:t>000 et 10</w:t>
-      </w:r>
-      <w:r>
-        <w:t xml:space="preserve"> </w:t>
-      </w:r>
-      <w:r>
-        <w:t>000 exemplaires vendus pour la première année.</w:t>
-      </w:r>
-    </w:p>
-    <w:p>
-      <w:pPr>
+        <w:t>Gameplay secondaires</w:t>
+      </w:r>
+    </w:p>
+    <w:p>
+      <w:r>
+        <w:t>Le joueur pourra utiliser plusieurs types de gameplays secondaires, qui varieront en fonction des mini-jeux proposés. Ceux-ci se déclencheront lors de certaines interactions avec les commerçants ou les éléments du marché.</w:t>
+      </w:r>
+    </w:p>
+    <w:p>
+      <w:r>
+        <w:t xml:space="preserve"> -</w:t>
+      </w:r>
+      <w:r>
+        <w:t>Pesée des fruits et légumes : un curseur se déplace sur une balance. Le joueur doit appuyer sur une touche au moment où le curseur atteint la zone colorée afin de réussir la pesée.</w:t>
+      </w:r>
+    </w:p>
+    <w:p>
+      <w:r>
+        <w:t>-</w:t>
+      </w:r>
+      <w:r>
+        <w:t>Boulanger : le boulanger propose au joueur une sélection de trois pains. Celui-ci doit cliquer sur le bon pain parmi les trois choix proposés : pain traditionnel, pain aux céréales et pain au pavot.</w:t>
+      </w:r>
+    </w:p>
+    <w:p>
+      <w:r>
+        <w:t>-</w:t>
+      </w:r>
+      <w:r>
+        <w:t>Poissonnier : le joueur doit attraper un poisson à la main dans un aquarium où plusieurs animaux aquatiques se déplacent</w:t>
+      </w:r>
+      <w:r>
+        <w:t xml:space="preserve"> rapidement</w:t>
+      </w:r>
+      <w:r>
+        <w:t>. Il doit sélectionner le bon animal parmi trois possibilités : crabe, langoustine et poisson-lune. S'il sélectionne le mauvais animal</w:t>
+      </w:r>
+      <w:r>
+        <w:t xml:space="preserve"> ou le rate</w:t>
+      </w:r>
+      <w:r>
+        <w:t>, le joueur est étourdi pendant quelques secondes.</w:t>
+      </w:r>
+    </w:p>
+    <w:p>
+      <w:r>
         <w:rPr>
           <w:b/>
           <w:bCs/>
         </w:rPr>
-      </w:pPr>
-      <w:r>
+        <w:t xml:space="preserve">Objectif par niveau </w:t>
+      </w:r>
+    </w:p>
+    <w:p>
+      <w:r>
+        <w:t>Il existe plusieurs types d’objectifs répartis dans le niveau :</w:t>
+      </w:r>
+    </w:p>
+    <w:p>
+      <w:r>
+        <w:t>-</w:t>
+      </w:r>
+      <w:r>
+        <w:t>Entrée du supermarché : point d’apparition des joueurs au lancement de la partie.</w:t>
+      </w:r>
+    </w:p>
+    <w:p>
+      <w:r>
+        <w:t>-</w:t>
+      </w:r>
+      <w:r>
+        <w:t>Boulangerie : point d’interaction permettant au joueur d’accéder au mini-jeu de la boulangerie.</w:t>
+      </w:r>
+    </w:p>
+    <w:p>
+      <w:r>
+        <w:t>-</w:t>
+      </w:r>
+      <w:r>
+        <w:t>Poissonnerie : point d’interaction permettant au joueur d’accéder au mini-jeu de la poissonnerie.</w:t>
+      </w:r>
+    </w:p>
+    <w:p>
+      <w:r>
+        <w:t>-</w:t>
+      </w:r>
+      <w:r>
+        <w:t>Pesée des fruits et légumes : point d’interaction permettant au joueur d’accéder au mini-jeu de pesée des fruits et légumes.</w:t>
+      </w:r>
+      <w:r>
+        <w:t xml:space="preserve"> Utilisable seulement si un fruit est sélectionné par le joueur.</w:t>
+      </w:r>
+    </w:p>
+    <w:p>
+      <w:r>
+        <w:t>-</w:t>
+      </w:r>
+      <w:r>
+        <w:t>Caisse de paiement : point d’interaction permettant au joueur de valider sa liste de courses une fois celle-ci entièrement complétée.</w:t>
+      </w:r>
+    </w:p>
+    <w:p>
+      <w:pPr>
         <w:rPr>
           <w:b/>
           <w:bCs/>
         </w:rPr>
-        <w:t>Modèle économique</w:t>
-      </w:r>
-    </w:p>
-    <w:p>
-      <w:r>
-        <w:t xml:space="preserve">Le jeu sera en achat unique sans extensions ni abonnement. Il sera sur console (Nintendo Switch </w:t>
-      </w:r>
-      <w:proofErr w:type="gramStart"/>
-      <w:r>
-        <w:t>2,  Xbox</w:t>
-      </w:r>
-      <w:proofErr w:type="gramEnd"/>
-      <w:r>
-        <w:t xml:space="preserve"> et PS5) et PC en vente numérique sur les plateformes (PlayStation Store, Nintendo Store, Xbox Store, Steam, Epic Games et GOG).</w:t>
-      </w:r>
-    </w:p>
-    <w:p>
-      <w:pPr>
+      </w:pPr>
+      <w:proofErr w:type="spellStart"/>
+      <w:r>
         <w:rPr>
           <w:b/>
           <w:bCs/>
         </w:rPr>
-      </w:pPr>
-      <w:r>
-        <w:rPr>
-          <w:b/>
-          <w:bCs/>
-        </w:rPr>
-        <w:t>Prix de vente</w:t>
-      </w:r>
-    </w:p>
-    <w:p>
-      <w:r>
-        <w:t xml:space="preserve">En se basant sur des jeux comme </w:t>
+        <w:t>Personas</w:t>
+      </w:r>
+      <w:proofErr w:type="spellEnd"/>
+    </w:p>
+    <w:p>
+      <w:r>
+        <w:t xml:space="preserve">Pour </w:t>
       </w:r>
       <w:proofErr w:type="spellStart"/>
       <w:r>
-        <w:t>Overcooked</w:t>
+        <w:rPr>
+          <w:i/>
+          <w:iCs/>
+        </w:rPr>
+        <w:t>Average</w:t>
       </w:r>
       <w:proofErr w:type="spellEnd"/>
       <w:r>
-        <w:t xml:space="preserve"> 2, Plate </w:t>
-      </w:r>
-      <w:proofErr w:type="gramStart"/>
-      <w:r>
-        <w:t>Up!,</w:t>
-      </w:r>
-      <w:proofErr w:type="gramEnd"/>
-      <w:r>
-        <w:t xml:space="preserve"> You </w:t>
+        <w:rPr>
+          <w:i/>
+          <w:iCs/>
+        </w:rPr>
+        <w:t xml:space="preserve"> </w:t>
       </w:r>
       <w:proofErr w:type="spellStart"/>
       <w:r>
-        <w:t>suck</w:t>
+        <w:rPr>
+          <w:i/>
+          <w:iCs/>
+        </w:rPr>
+        <w:t>Supermarket</w:t>
       </w:r>
       <w:proofErr w:type="spellEnd"/>
       <w:r>
-        <w:t xml:space="preserve"> at Parking, Party Animals, Super Battle Golf dont le prix se situe entre 15 et 25 euros, </w:t>
+        <w:rPr>
+          <w:i/>
+          <w:iCs/>
+        </w:rPr>
+        <w:t xml:space="preserve"> </w:t>
       </w:r>
       <w:proofErr w:type="spellStart"/>
       <w:r>
+        <w:rPr>
+          <w:i/>
+          <w:iCs/>
+        </w:rPr>
+        <w:t>Experience</w:t>
+      </w:r>
+      <w:proofErr w:type="spellEnd"/>
+      <w:r>
+        <w:rPr>
+          <w:i/>
+          <w:iCs/>
+        </w:rPr>
+        <w:t>,</w:t>
+      </w:r>
+      <w:r>
+        <w:rPr>
+          <w:i/>
+          <w:iCs/>
+        </w:rPr>
+        <w:t xml:space="preserve"> </w:t>
+      </w:r>
+      <w:r>
+        <w:t xml:space="preserve">on peut considérer plusieurs </w:t>
+      </w:r>
+      <w:proofErr w:type="spellStart"/>
+      <w:r>
+        <w:t>personas</w:t>
+      </w:r>
+      <w:proofErr w:type="spellEnd"/>
+      <w:r>
+        <w:t>.</w:t>
+      </w:r>
+    </w:p>
+    <w:p>
+      <w:pPr>
+        <w:rPr>
+          <w:u w:val="single"/>
+        </w:rPr>
+      </w:pPr>
+      <w:r>
+        <w:rPr>
+          <w:u w:val="single"/>
+        </w:rPr>
+        <w:t xml:space="preserve">Personna </w:t>
+      </w:r>
+      <w:r>
+        <w:rPr>
+          <w:u w:val="single"/>
+        </w:rPr>
+        <w:t>1</w:t>
+      </w:r>
+    </w:p>
+    <w:p>
+      <w:pPr>
+        <w:pStyle w:val="Paragraphedeliste"/>
+        <w:numPr>
+          <w:ilvl w:val="0"/>
+          <w:numId w:val="16"/>
+        </w:numPr>
+      </w:pPr>
+      <w:r>
+        <w:t>Prénom : Enzo</w:t>
+      </w:r>
+    </w:p>
+    <w:p>
+      <w:pPr>
+        <w:pStyle w:val="Paragraphedeliste"/>
+        <w:numPr>
+          <w:ilvl w:val="0"/>
+          <w:numId w:val="16"/>
+        </w:numPr>
+      </w:pPr>
+      <w:r>
+        <w:t>Âge : 14 ans</w:t>
+      </w:r>
+    </w:p>
+    <w:p>
+      <w:pPr>
+        <w:pStyle w:val="Paragraphedeliste"/>
+        <w:numPr>
+          <w:ilvl w:val="0"/>
+          <w:numId w:val="16"/>
+        </w:numPr>
+      </w:pPr>
+      <w:r>
+        <w:t>Situation : collégien</w:t>
+      </w:r>
+    </w:p>
+    <w:p>
+      <w:pPr>
+        <w:pStyle w:val="Paragraphedeliste"/>
+        <w:numPr>
+          <w:ilvl w:val="0"/>
+          <w:numId w:val="16"/>
+        </w:numPr>
+      </w:pPr>
+      <w:r>
+        <w:t>Profil : jeune joueur régulier</w:t>
+      </w:r>
+    </w:p>
+    <w:p>
+      <w:pPr>
+        <w:pStyle w:val="Paragraphedeliste"/>
+        <w:numPr>
+          <w:ilvl w:val="0"/>
+          <w:numId w:val="16"/>
+        </w:numPr>
+      </w:pPr>
+      <w:r>
+        <w:t xml:space="preserve">Habitudes de jeu : Enzo joue régulièrement avec ses amis, notamment à des jeux multijoueur. Ces jeux sont souvent colorés, accessibles et humoristiques. Il apprécie </w:t>
+      </w:r>
+      <w:r>
+        <w:t>quand il joue des parties dynamiques avec ses amis</w:t>
+      </w:r>
+      <w:r>
+        <w:t xml:space="preserve"> et que des situations inattendues surviennent. Il peut ensuite raconter ces moments ou les partager avec son entourage.</w:t>
+      </w:r>
+    </w:p>
+    <w:p>
+      <w:pPr>
+        <w:pStyle w:val="Paragraphedeliste"/>
+        <w:numPr>
+          <w:ilvl w:val="0"/>
+          <w:numId w:val="16"/>
+        </w:numPr>
+      </w:pPr>
+      <w:r>
+        <w:t>Motivations : s'amuser avec ses amis, se confronter aux autres joueurs et découvrir des mécaniques de gameplay originales qui rendent chaque partie différente.</w:t>
+      </w:r>
+    </w:p>
+    <w:p>
+      <w:pPr>
+        <w:pStyle w:val="Paragraphedeliste"/>
+        <w:numPr>
+          <w:ilvl w:val="0"/>
+          <w:numId w:val="16"/>
+        </w:numPr>
+      </w:pPr>
+      <w:r>
+        <w:t>Freins : un prix trop élevé, une prise en main difficile ou l'impossibilité de jouer facilement avec ses amis.</w:t>
+      </w:r>
+    </w:p>
+    <w:p>
+      <w:pPr>
+        <w:pStyle w:val="Paragraphedeliste"/>
+        <w:numPr>
+          <w:ilvl w:val="0"/>
+          <w:numId w:val="16"/>
+        </w:numPr>
+      </w:pPr>
+      <w:r>
+        <w:lastRenderedPageBreak/>
+        <w:t xml:space="preserve">Attentes vis-à-vis du jeu </w:t>
+      </w:r>
+      <w:proofErr w:type="spellStart"/>
+      <w:r>
+        <w:rPr>
+          <w:i/>
+          <w:iCs/>
+        </w:rPr>
         <w:t>Average</w:t>
       </w:r>
       <w:proofErr w:type="spellEnd"/>
       <w:r>
+        <w:rPr>
+          <w:i/>
+          <w:iCs/>
+        </w:rPr>
         <w:t xml:space="preserve"> </w:t>
       </w:r>
       <w:proofErr w:type="spellStart"/>
       <w:r>
+        <w:rPr>
+          <w:i/>
+          <w:iCs/>
+        </w:rPr>
         <w:t>Supermarket</w:t>
       </w:r>
       <w:proofErr w:type="spellEnd"/>
       <w:r>
+        <w:rPr>
+          <w:i/>
+          <w:iCs/>
+        </w:rPr>
         <w:t xml:space="preserve"> </w:t>
       </w:r>
       <w:proofErr w:type="spellStart"/>
       <w:r>
+        <w:rPr>
+          <w:i/>
+          <w:iCs/>
+        </w:rPr>
         <w:t>Experience</w:t>
       </w:r>
       <w:proofErr w:type="spellEnd"/>
       <w:r>
-        <w:t xml:space="preserve"> serait donc un jeu indépendant vendu entre 0.99 et 5 euros. Comme notre jeu propose un mode multijoueur en ligne en plus d’un mode multijoueur local, de la sélection de classes et de la customisation de personnage, le prix du jeu se situerait dans la fourchette haute.</w:t>
-      </w:r>
-    </w:p>
-    <w:p>
-      <w:r>
-        <w:t>Par conséquent, le prix de lancement du jeu se situerait autour de 4,99 euros.</w:t>
-      </w:r>
-    </w:p>
-    <w:p>
-      <w:pPr>
-        <w:rPr>
-          <w:b/>
-          <w:bCs/>
-        </w:rPr>
-      </w:pPr>
-      <w:r>
-        <w:rPr>
-          <w:b/>
-          <w:bCs/>
-        </w:rPr>
-        <w:t>Budget</w:t>
-      </w:r>
-    </w:p>
-    <w:p>
-      <w:r>
-        <w:t>En tant que projet étudiant pour le GGS, aucun budget n’est établi. En effet, il n’y a pas de financement dédié et le jeu sera mis en ligne sur Steam sous la forme d’une simple démo gratuite accessible à tous. En revanche, si nous partons dans l’optique que le jeu sera payant, il faudrait un budget minimum de 100 USD pour mettre le jeu en ligne de manière payante sur Steam.</w:t>
-      </w:r>
-    </w:p>
-    <w:p>
-      <w:pPr>
-        <w:rPr>
-          <w:b/>
-          <w:bCs/>
-        </w:rPr>
-      </w:pPr>
-      <w:r>
-        <w:rPr>
-          <w:b/>
-          <w:bCs/>
-        </w:rPr>
-        <w:t>Temps nécessaire</w:t>
-      </w:r>
-    </w:p>
-    <w:p>
-      <w:r>
-        <w:t xml:space="preserve">La durée totale de production serait de 4 mois, la durée de production du GGS. </w:t>
-      </w:r>
-    </w:p>
-    <w:p>
-      <w:pPr>
-        <w:rPr>
-          <w:b/>
-          <w:bCs/>
-        </w:rPr>
-      </w:pPr>
-    </w:p>
-    <w:p>
-      <w:pPr>
-        <w:rPr>
-          <w:b/>
-          <w:bCs/>
-        </w:rPr>
-      </w:pPr>
-      <w:r>
-        <w:rPr>
-          <w:b/>
-          <w:bCs/>
-        </w:rPr>
-        <w:t>Échéances</w:t>
-      </w:r>
-    </w:p>
-    <w:p>
-      <w:r>
-        <w:t>Si nous fixons les principales dates et étapes à atteindre jusqu'à la sortie du jeu, nous pouvons les définir comme ceci :</w:t>
-      </w:r>
-    </w:p>
-    <w:p>
-      <w:r>
-        <w:t xml:space="preserve">- du 1 octobre au 1 décembre 2026 : création d’un prototype. </w:t>
-      </w:r>
-    </w:p>
-    <w:p>
-      <w:r>
-        <w:t>-</w:t>
-      </w:r>
-      <w:r>
+        <w:t xml:space="preserve"> : un univers humoristique, des commandes simples, des affrontements non réalistes et un mode multijoueur permettant de se mesurer à ses amis.</w:t>
+      </w:r>
+    </w:p>
+    <w:p>
+      <w:pPr>
+        <w:pStyle w:val="Paragraphedeliste"/>
+        <w:numPr>
+          <w:ilvl w:val="0"/>
+          <w:numId w:val="16"/>
+        </w:numPr>
+      </w:pPr>
+      <w:r>
+        <w:t xml:space="preserve">Canaux de communication privilégiés : YouTube, </w:t>
+      </w:r>
+      <w:proofErr w:type="spellStart"/>
+      <w:r>
+        <w:t>TikTok</w:t>
+      </w:r>
+      <w:proofErr w:type="spellEnd"/>
+      <w:r>
+        <w:t>, les recommandations de ses amis et les contenus créés par des streamers.</w:t>
+      </w:r>
+    </w:p>
+    <w:p>
+      <w:pPr>
+        <w:rPr>
+          <w:u w:val="single"/>
+        </w:rPr>
+      </w:pPr>
+      <w:r>
+        <w:rPr>
+          <w:u w:val="single"/>
+        </w:rPr>
+        <w:t xml:space="preserve">Personna </w:t>
+      </w:r>
+      <w:r>
+        <w:rPr>
+          <w:u w:val="single"/>
+        </w:rPr>
+        <w:t>2</w:t>
+      </w:r>
+    </w:p>
+    <w:p>
+      <w:pPr>
+        <w:pStyle w:val="Paragraphedeliste"/>
+        <w:numPr>
+          <w:ilvl w:val="0"/>
+          <w:numId w:val="16"/>
+        </w:numPr>
+      </w:pPr>
+      <w:r>
+        <w:t>Prénom : Camille</w:t>
+      </w:r>
+    </w:p>
+    <w:p>
+      <w:pPr>
+        <w:pStyle w:val="Paragraphedeliste"/>
+        <w:numPr>
+          <w:ilvl w:val="0"/>
+          <w:numId w:val="16"/>
+        </w:numPr>
+      </w:pPr>
+      <w:r>
+        <w:t>Âge : 32 ans</w:t>
+      </w:r>
+    </w:p>
+    <w:p>
+      <w:pPr>
+        <w:pStyle w:val="Paragraphedeliste"/>
+        <w:numPr>
+          <w:ilvl w:val="0"/>
+          <w:numId w:val="16"/>
+        </w:numPr>
+      </w:pPr>
+      <w:r>
+        <w:t>Situation : salariée</w:t>
+      </w:r>
+    </w:p>
+    <w:p>
+      <w:pPr>
+        <w:pStyle w:val="Paragraphedeliste"/>
+        <w:numPr>
+          <w:ilvl w:val="0"/>
+          <w:numId w:val="16"/>
+        </w:numPr>
+      </w:pPr>
+      <w:r>
+        <w:t xml:space="preserve">Profil : joueuse régulière, adepte des party </w:t>
+      </w:r>
+      <w:proofErr w:type="spellStart"/>
+      <w:r>
+        <w:t>game</w:t>
+      </w:r>
+      <w:proofErr w:type="spellEnd"/>
+    </w:p>
+    <w:p>
+      <w:pPr>
+        <w:pStyle w:val="Paragraphedeliste"/>
+        <w:numPr>
+          <w:ilvl w:val="0"/>
+          <w:numId w:val="16"/>
+        </w:numPr>
+      </w:pPr>
+      <w:r>
+        <w:t xml:space="preserve">Habitudes de jeu : Camille joue régulièrement sur PC et console. Elle apprécie une grande variété de jeux vidéo, allant des JRPG </w:t>
+      </w:r>
+      <w:r>
+        <w:t>aux jeux solos</w:t>
+      </w:r>
+      <w:r>
+        <w:t xml:space="preserve">. Elle aime également particulièrement les party </w:t>
+      </w:r>
+      <w:proofErr w:type="spellStart"/>
+      <w:r>
+        <w:t>games</w:t>
+      </w:r>
+      <w:proofErr w:type="spellEnd"/>
+      <w:r>
+        <w:t xml:space="preserve"> et les jeux multijoueur. Ces derniers lui permettent de partager des moments agréables et amusants avec ses amis, sans nécessairement rechercher la compétition.</w:t>
+      </w:r>
+    </w:p>
+    <w:p>
+      <w:pPr>
+        <w:pStyle w:val="Paragraphedeliste"/>
+        <w:numPr>
+          <w:ilvl w:val="0"/>
+          <w:numId w:val="16"/>
+        </w:numPr>
+      </w:pPr>
+      <w:r>
+        <w:t>Motivations : se détendre après le travail, rire avec ses amis et découvrir des jeux originaux qui favorisent les situations délirantes et imprévisibles.</w:t>
+      </w:r>
+    </w:p>
+    <w:p>
+      <w:pPr>
+        <w:pStyle w:val="Paragraphedeliste"/>
+        <w:numPr>
+          <w:ilvl w:val="0"/>
+          <w:numId w:val="16"/>
+        </w:numPr>
+      </w:pPr>
+      <w:r>
+        <w:t>Freins : les jeux trop exigeants mécaniquement, les parties trop longues et les expériences multijoueur qui nécessitent un investissement trop important avant de pouvoir s'amuser.</w:t>
+      </w:r>
+    </w:p>
+    <w:p>
+      <w:pPr>
+        <w:pStyle w:val="Paragraphedeliste"/>
+        <w:numPr>
+          <w:ilvl w:val="0"/>
+          <w:numId w:val="16"/>
+        </w:numPr>
+      </w:pPr>
+      <w:r>
+        <w:t xml:space="preserve">Attentes vis-à-vis du jeu </w:t>
+      </w:r>
+      <w:proofErr w:type="spellStart"/>
+      <w:r>
+        <w:rPr>
+          <w:i/>
+          <w:iCs/>
+        </w:rPr>
+        <w:t>Average</w:t>
+      </w:r>
+      <w:proofErr w:type="spellEnd"/>
+      <w:r>
+        <w:rPr>
+          <w:i/>
+          <w:iCs/>
+        </w:rPr>
         <w:t xml:space="preserve"> </w:t>
       </w:r>
-      <w:r>
-        <w:t>5 octobre : rendu du GCD.</w:t>
-      </w:r>
-    </w:p>
-    <w:p>
-      <w:r>
-        <w:t>- 15 octobre : rendu du GDD.</w:t>
-      </w:r>
-    </w:p>
-    <w:p>
-      <w:r>
-        <w:lastRenderedPageBreak/>
-        <w:t>- fin décembre à fin janvier : création d’un nouveau prototype ou polissage du premier prototype.</w:t>
-      </w:r>
-    </w:p>
-    <w:p>
-      <w:r>
-        <w:t>- début février à fin mars : conception de la « vertical slice ».</w:t>
-      </w:r>
-    </w:p>
-    <w:p>
-      <w:r>
-        <w:t>- début avril à début mai : polissage du jeu.</w:t>
-      </w:r>
-    </w:p>
-    <w:p/>
-    <w:p>
-      <w:pPr>
-        <w:rPr>
-          <w:b/>
-          <w:bCs/>
-        </w:rPr>
-      </w:pPr>
-      <w:r>
-        <w:rPr>
-          <w:b/>
-          <w:bCs/>
-        </w:rPr>
-        <w:t>To Do List</w:t>
-      </w:r>
-    </w:p>
-    <w:p>
-      <w:r>
-        <w:t>-</w:t>
-      </w:r>
-      <w:r>
-        <w:t xml:space="preserve">Répartition </w:t>
-      </w:r>
-      <w:r>
-        <w:t>des rôles : Game Designer</w:t>
-      </w:r>
-      <w:r>
-        <w:t>, Level designer, Game Artist, Programmeur</w:t>
-      </w:r>
-    </w:p>
-    <w:p>
-      <w:r>
-        <w:t>-</w:t>
-      </w:r>
-      <w:r>
-        <w:t>niveaux de</w:t>
-      </w:r>
-      <w:r>
+      <w:proofErr w:type="spellStart"/>
+      <w:r>
+        <w:rPr>
+          <w:i/>
+          <w:iCs/>
+        </w:rPr>
+        <w:t>Supermarket</w:t>
+      </w:r>
+      <w:proofErr w:type="spellEnd"/>
+      <w:r>
+        <w:rPr>
+          <w:i/>
+          <w:iCs/>
+        </w:rPr>
         <w:t xml:space="preserve"> </w:t>
       </w:r>
-      <w:r>
-        <w:t xml:space="preserve">priorités, </w:t>
-      </w:r>
-    </w:p>
-    <w:p>
-      <w:r>
-        <w:t>-</w:t>
-      </w:r>
-      <w:r>
-        <w:t>implémentations optionnelles</w:t>
-      </w:r>
-    </w:p>
-    <w:p>
-      <w:r>
-        <w:t>-l</w:t>
-      </w:r>
-      <w:r>
-        <w:t>iste</w:t>
-      </w:r>
-      <w:r>
+      <w:proofErr w:type="spellStart"/>
+      <w:r>
+        <w:rPr>
+          <w:i/>
+          <w:iCs/>
+        </w:rPr>
+        <w:t>Experience</w:t>
+      </w:r>
+      <w:proofErr w:type="spellEnd"/>
+      <w:r>
+        <w:t xml:space="preserve"> : un jeu accessible et humoristique proposant des parties rapides, des mécaniques originales et suffisamment de possibilités d'interaction pendant les affrontements pour renouveler les parties avec ses amis.</w:t>
+      </w:r>
+    </w:p>
+    <w:p>
+      <w:pPr>
+        <w:pStyle w:val="Paragraphedeliste"/>
+        <w:numPr>
+          <w:ilvl w:val="0"/>
+          <w:numId w:val="16"/>
+        </w:numPr>
+      </w:pPr>
+      <w:r>
+        <w:t xml:space="preserve">Canaux de communication privilégiés : le Nintendo </w:t>
+      </w:r>
+      <w:proofErr w:type="spellStart"/>
+      <w:r>
+        <w:t>eShop</w:t>
+      </w:r>
+      <w:proofErr w:type="spellEnd"/>
+      <w:r>
+        <w:t>, Steam, YouTube, Discord, Instagram et les recommandations de ses amis.</w:t>
+      </w:r>
+    </w:p>
+    <w:p>
+      <w:pPr>
+        <w:rPr>
+          <w:u w:val="single"/>
+        </w:rPr>
+      </w:pPr>
+      <w:r>
+        <w:rPr>
+          <w:u w:val="single"/>
+        </w:rPr>
+        <w:t xml:space="preserve">Personna </w:t>
+      </w:r>
+      <w:r>
+        <w:rPr>
+          <w:u w:val="single"/>
+        </w:rPr>
+        <w:t>3</w:t>
+      </w:r>
+    </w:p>
+    <w:p>
+      <w:pPr>
+        <w:pStyle w:val="Paragraphedeliste"/>
+        <w:numPr>
+          <w:ilvl w:val="0"/>
+          <w:numId w:val="15"/>
+        </w:numPr>
+      </w:pPr>
+      <w:r>
+        <w:t>Prénom : Thomas</w:t>
+      </w:r>
+    </w:p>
+    <w:p>
+      <w:pPr>
+        <w:pStyle w:val="Paragraphedeliste"/>
+        <w:numPr>
+          <w:ilvl w:val="0"/>
+          <w:numId w:val="15"/>
+        </w:numPr>
+      </w:pPr>
+      <w:r>
+        <w:t>Âge : 25 ans</w:t>
+      </w:r>
+    </w:p>
+    <w:p>
+      <w:pPr>
+        <w:pStyle w:val="Paragraphedeliste"/>
+        <w:numPr>
+          <w:ilvl w:val="0"/>
+          <w:numId w:val="15"/>
+        </w:numPr>
+      </w:pPr>
+      <w:r>
+        <w:t>Situation : jeune actif</w:t>
+      </w:r>
+    </w:p>
+    <w:p>
+      <w:pPr>
+        <w:pStyle w:val="Paragraphedeliste"/>
+        <w:numPr>
+          <w:ilvl w:val="0"/>
+          <w:numId w:val="15"/>
+        </w:numPr>
+      </w:pPr>
+      <w:r>
+        <w:t>Profil : joueur occasionnel</w:t>
+      </w:r>
+    </w:p>
+    <w:p>
+      <w:pPr>
+        <w:pStyle w:val="Paragraphedeliste"/>
+        <w:numPr>
+          <w:ilvl w:val="0"/>
+          <w:numId w:val="15"/>
+        </w:numPr>
+      </w:pPr>
+      <w:r>
+        <w:t xml:space="preserve">Habitudes de jeu : Thomas joue principalement le soir ou le week-end avec ses amis, sur PC ou console. Il apprécie les party </w:t>
+      </w:r>
+      <w:proofErr w:type="spellStart"/>
+      <w:r>
+        <w:t>games</w:t>
+      </w:r>
+      <w:proofErr w:type="spellEnd"/>
+      <w:r>
+        <w:t xml:space="preserve"> accessibles, comme </w:t>
+      </w:r>
+      <w:r>
+        <w:rPr>
+          <w:i/>
+          <w:iCs/>
+        </w:rPr>
+        <w:t>Party Animals</w:t>
+      </w:r>
+      <w:r>
+        <w:t xml:space="preserve"> ou </w:t>
+      </w:r>
+      <w:r>
+        <w:rPr>
+          <w:i/>
+          <w:iCs/>
+        </w:rPr>
+        <w:t xml:space="preserve">Gang </w:t>
+      </w:r>
+      <w:proofErr w:type="spellStart"/>
+      <w:r>
+        <w:rPr>
+          <w:i/>
+          <w:iCs/>
+        </w:rPr>
+        <w:t>Beasts</w:t>
+      </w:r>
+      <w:proofErr w:type="spellEnd"/>
+      <w:r>
+        <w:t>. Ces jeux lui permettent de s'amuser rapidement sans nécessiter un investissement important.</w:t>
+      </w:r>
+    </w:p>
+    <w:p>
+      <w:pPr>
+        <w:pStyle w:val="Paragraphedeliste"/>
+        <w:numPr>
+          <w:ilvl w:val="0"/>
+          <w:numId w:val="15"/>
+        </w:numPr>
+      </w:pPr>
+      <w:r>
+        <w:t xml:space="preserve">Motivations : passer un bon moment entre amis, provoquer des situations absurdes et partager des </w:t>
+      </w:r>
+      <w:r>
+        <w:t xml:space="preserve">bons </w:t>
+      </w:r>
+      <w:r>
+        <w:t>moments à l'occasion.</w:t>
+      </w:r>
+    </w:p>
+    <w:p>
+      <w:pPr>
+        <w:pStyle w:val="Paragraphedeliste"/>
+        <w:numPr>
+          <w:ilvl w:val="0"/>
+          <w:numId w:val="15"/>
+        </w:numPr>
+      </w:pPr>
+      <w:r>
+        <w:t>Freins : les jeux trop complexes, les longues phases de tutoriel, les jeux dont la courbe d'apprentissage est trop exigeante et ceux dont la prise en main ou l'investissement nécessaire demande trop d'efforts.</w:t>
+      </w:r>
+    </w:p>
+    <w:p>
+      <w:pPr>
+        <w:pStyle w:val="Paragraphedeliste"/>
+        <w:numPr>
+          <w:ilvl w:val="0"/>
+          <w:numId w:val="15"/>
+        </w:numPr>
+      </w:pPr>
+      <w:r>
+        <w:t xml:space="preserve">Attentes vis-à-vis du jeu </w:t>
+      </w:r>
+      <w:proofErr w:type="spellStart"/>
+      <w:r>
+        <w:rPr>
+          <w:i/>
+          <w:iCs/>
+        </w:rPr>
+        <w:t>Average</w:t>
+      </w:r>
+      <w:proofErr w:type="spellEnd"/>
+      <w:r>
+        <w:rPr>
+          <w:i/>
+          <w:iCs/>
+        </w:rPr>
         <w:t xml:space="preserve"> </w:t>
       </w:r>
-      <w:r>
-        <w:t>des tâches</w:t>
-      </w:r>
-      <w:r>
-        <w:t> :</w:t>
+      <w:proofErr w:type="spellStart"/>
+      <w:r>
+        <w:rPr>
+          <w:i/>
+          <w:iCs/>
+        </w:rPr>
+        <w:t>Supermarket</w:t>
+      </w:r>
+      <w:proofErr w:type="spellEnd"/>
+      <w:r>
+        <w:rPr>
+          <w:i/>
+          <w:iCs/>
+        </w:rPr>
+        <w:t xml:space="preserve"> </w:t>
+      </w:r>
+      <w:proofErr w:type="spellStart"/>
+      <w:r>
+        <w:rPr>
+          <w:i/>
+          <w:iCs/>
+        </w:rPr>
+        <w:t>Experience</w:t>
+      </w:r>
+      <w:proofErr w:type="spellEnd"/>
+      <w:r>
+        <w:t xml:space="preserve"> : un jeu très facile à prendre en main, proposant des parties rapides, des affrontements imprévisibles et la possibilité de jouer avec ses amis, en local ou en ligne.</w:t>
+      </w:r>
+    </w:p>
+    <w:p>
+      <w:pPr>
+        <w:pStyle w:val="Paragraphedeliste"/>
+        <w:numPr>
+          <w:ilvl w:val="0"/>
+          <w:numId w:val="15"/>
+        </w:numPr>
+      </w:pPr>
+      <w:r>
+        <w:t xml:space="preserve">Canaux de communication privilégiés : YouTube, </w:t>
+      </w:r>
+      <w:proofErr w:type="spellStart"/>
+      <w:r>
+        <w:t>TikTok</w:t>
+      </w:r>
+      <w:proofErr w:type="spellEnd"/>
+      <w:r>
+        <w:t xml:space="preserve">, Discord et les contenus créés par des streamers ou des </w:t>
+      </w:r>
+      <w:proofErr w:type="spellStart"/>
+      <w:r>
+        <w:t>YouTubeurs</w:t>
+      </w:r>
+      <w:proofErr w:type="spellEnd"/>
+      <w:r>
+        <w:t>.</w:t>
       </w:r>
     </w:p>
     <w:p>
@@ -436,25 +868,320 @@
           <w:u w:val="single"/>
         </w:rPr>
       </w:pPr>
-    </w:p>
-    <w:p>
-      <w:pPr>
+      <w:r>
         <w:rPr>
           <w:b/>
           <w:bCs/>
           <w:u w:val="single"/>
         </w:rPr>
-      </w:pPr>
-    </w:p>
-    <w:p>
-      <w:pPr>
+        <w:t xml:space="preserve">PARTIE </w:t>
+      </w:r>
+      <w:r>
         <w:rPr>
           <w:b/>
           <w:bCs/>
           <w:u w:val="single"/>
         </w:rPr>
-      </w:pPr>
-    </w:p>
+        <w:t>PRODUCTION</w:t>
+      </w:r>
+    </w:p>
+    <w:p>
+      <w:pPr>
+        <w:rPr>
+          <w:b/>
+          <w:bCs/>
+        </w:rPr>
+      </w:pPr>
+      <w:r>
+        <w:rPr>
+          <w:b/>
+          <w:bCs/>
+        </w:rPr>
+        <w:t>Temps nécessaire</w:t>
+      </w:r>
+    </w:p>
+    <w:p>
+      <w:r>
+        <w:t xml:space="preserve">La durée totale de production serait de 4 mois, la durée de production du GGS. </w:t>
+      </w:r>
+    </w:p>
+    <w:p>
+      <w:pPr>
+        <w:rPr>
+          <w:b/>
+          <w:bCs/>
+        </w:rPr>
+      </w:pPr>
+      <w:r>
+        <w:rPr>
+          <w:b/>
+          <w:bCs/>
+        </w:rPr>
+        <w:t>Échéances</w:t>
+      </w:r>
+    </w:p>
+    <w:p>
+      <w:r>
+        <w:t>Si nous fixons les principales dates et étapes à atteindre jusqu'à la sortie du jeu, nous pouvons les définir comme ceci :</w:t>
+      </w:r>
+    </w:p>
+    <w:p>
+      <w:r>
+        <w:t xml:space="preserve">- du 1 octobre au 1 décembre 2026 : création d’un prototype. </w:t>
+      </w:r>
+    </w:p>
+    <w:p>
+      <w:r>
+        <w:t>-</w:t>
+      </w:r>
+      <w:r>
+        <w:t xml:space="preserve"> </w:t>
+      </w:r>
+      <w:r>
+        <w:t>5 octobre : rendu du GCD.</w:t>
+      </w:r>
+    </w:p>
+    <w:p>
+      <w:r>
+        <w:t>- 15 octobre : rendu du GDD.</w:t>
+      </w:r>
+    </w:p>
+    <w:p>
+      <w:r>
+        <w:t>- fin décembre à fin janvier : création d’un nouveau prototype ou polissage du premier prototype.</w:t>
+      </w:r>
+    </w:p>
+    <w:p>
+      <w:r>
+        <w:t>- début février à fin mars : conception de la « vertical slice ».</w:t>
+      </w:r>
+    </w:p>
+    <w:p>
+      <w:r>
+        <w:t>- début avril à début mai : polissage du jeu.</w:t>
+      </w:r>
+    </w:p>
+    <w:p>
+      <w:pPr>
+        <w:rPr>
+          <w:b/>
+          <w:bCs/>
+        </w:rPr>
+      </w:pPr>
+      <w:r>
+        <w:rPr>
+          <w:b/>
+          <w:bCs/>
+        </w:rPr>
+        <w:t>To Do List</w:t>
+      </w:r>
+    </w:p>
+    <w:p>
+      <w:r>
+        <w:t>La répartition des rôles serait la suivante :</w:t>
+      </w:r>
+    </w:p>
+    <w:p>
+      <w:pPr>
+        <w:pStyle w:val="Paragraphedeliste"/>
+        <w:numPr>
+          <w:ilvl w:val="0"/>
+          <w:numId w:val="14"/>
+        </w:numPr>
+      </w:pPr>
+      <w:r>
+        <w:t>3 Game Designers (Marjolène, Anthony et Jordan)</w:t>
+      </w:r>
+    </w:p>
+    <w:p>
+      <w:pPr>
+        <w:pStyle w:val="Paragraphedeliste"/>
+        <w:numPr>
+          <w:ilvl w:val="0"/>
+          <w:numId w:val="14"/>
+        </w:numPr>
+      </w:pPr>
+      <w:r>
+        <w:t>3 Level Designers (3 élèves LD)</w:t>
+      </w:r>
+    </w:p>
+    <w:p>
+      <w:pPr>
+        <w:pStyle w:val="Paragraphedeliste"/>
+        <w:numPr>
+          <w:ilvl w:val="0"/>
+          <w:numId w:val="14"/>
+        </w:numPr>
+      </w:pPr>
+      <w:r>
+        <w:t>5 Game Artists (Alix et 4 élèves I3D)</w:t>
+      </w:r>
+    </w:p>
+    <w:p>
+      <w:pPr>
+        <w:pStyle w:val="Paragraphedeliste"/>
+        <w:numPr>
+          <w:ilvl w:val="0"/>
+          <w:numId w:val="14"/>
+        </w:numPr>
+      </w:pPr>
+      <w:r>
+        <w:t>4 programmeurs (2 étudiants de Master 2 – Informatique Gamagora)</w:t>
+      </w:r>
+    </w:p>
+    <w:p>
+      <w:pPr>
+        <w:pStyle w:val="Paragraphedeliste"/>
+        <w:numPr>
+          <w:ilvl w:val="0"/>
+          <w:numId w:val="14"/>
+        </w:numPr>
+      </w:pPr>
+      <w:r>
+        <w:t>2 ingénieurs du son, étudiants en master MAAAV</w:t>
+      </w:r>
+    </w:p>
+    <w:p>
+      <w:r>
+        <w:t>Cette répartition permettra d'optimiser le dialogue entre les différents domaines de création du jeu.</w:t>
+      </w:r>
+    </w:p>
+    <w:p>
+      <w:r>
+        <w:t>Concernant les niveaux de priorité, nous pouvons nous baser sur la matrice d’Eisenhower, qui est un tableau à quatre entrées et qui distingue donc quatre niveaux de priorité :</w:t>
+      </w:r>
+    </w:p>
+    <w:p>
+      <w:pPr>
+        <w:pStyle w:val="Paragraphedeliste"/>
+        <w:numPr>
+          <w:ilvl w:val="0"/>
+          <w:numId w:val="14"/>
+        </w:numPr>
+      </w:pPr>
+      <w:r>
+        <w:rPr>
+          <w:b/>
+          <w:bCs/>
+        </w:rPr>
+        <w:t>Important et urgent :</w:t>
+      </w:r>
+      <w:r>
+        <w:t xml:space="preserve"> tâches à traiter en priorité.</w:t>
+      </w:r>
+    </w:p>
+    <w:p>
+      <w:pPr>
+        <w:pStyle w:val="Paragraphedeliste"/>
+        <w:numPr>
+          <w:ilvl w:val="0"/>
+          <w:numId w:val="14"/>
+        </w:numPr>
+      </w:pPr>
+      <w:r>
+        <w:rPr>
+          <w:b/>
+          <w:bCs/>
+        </w:rPr>
+        <w:t>Important et pas urgent :</w:t>
+      </w:r>
+      <w:r>
+        <w:t xml:space="preserve"> tâches à planifier.</w:t>
+      </w:r>
+    </w:p>
+    <w:p>
+      <w:pPr>
+        <w:pStyle w:val="Paragraphedeliste"/>
+        <w:numPr>
+          <w:ilvl w:val="0"/>
+          <w:numId w:val="14"/>
+        </w:numPr>
+      </w:pPr>
+      <w:r>
+        <w:rPr>
+          <w:b/>
+          <w:bCs/>
+        </w:rPr>
+        <w:t>Pas important et urgent :</w:t>
+      </w:r>
+      <w:r>
+        <w:t xml:space="preserve"> tâches à traiter rapidement ou à déléguer.</w:t>
+      </w:r>
+    </w:p>
+    <w:p>
+      <w:pPr>
+        <w:pStyle w:val="Paragraphedeliste"/>
+        <w:numPr>
+          <w:ilvl w:val="0"/>
+          <w:numId w:val="14"/>
+        </w:numPr>
+      </w:pPr>
+      <w:r>
+        <w:rPr>
+          <w:b/>
+          <w:bCs/>
+        </w:rPr>
+        <w:t>Pas important et pas urgent :</w:t>
+      </w:r>
+      <w:r>
+        <w:t xml:space="preserve"> tâches à supprimer ou à réaliser lorsque tout le reste est terminé.</w:t>
+      </w:r>
+    </w:p>
+    <w:p>
+      <w:r>
+        <w:t>Les implémentations optionnelles d’</w:t>
+      </w:r>
+      <w:proofErr w:type="spellStart"/>
+      <w:r>
+        <w:rPr>
+          <w:i/>
+          <w:iCs/>
+        </w:rPr>
+        <w:t>Average</w:t>
+      </w:r>
+      <w:proofErr w:type="spellEnd"/>
+      <w:r>
+        <w:rPr>
+          <w:i/>
+          <w:iCs/>
+        </w:rPr>
+        <w:t xml:space="preserve"> </w:t>
+      </w:r>
+      <w:proofErr w:type="spellStart"/>
+      <w:r>
+        <w:rPr>
+          <w:i/>
+          <w:iCs/>
+        </w:rPr>
+        <w:t>Supermarket</w:t>
+      </w:r>
+      <w:proofErr w:type="spellEnd"/>
+      <w:r>
+        <w:rPr>
+          <w:i/>
+          <w:iCs/>
+        </w:rPr>
+        <w:t xml:space="preserve"> </w:t>
+      </w:r>
+      <w:proofErr w:type="spellStart"/>
+      <w:r>
+        <w:rPr>
+          <w:i/>
+          <w:iCs/>
+        </w:rPr>
+        <w:t>Experience</w:t>
+      </w:r>
+      <w:proofErr w:type="spellEnd"/>
+      <w:r>
+        <w:t xml:space="preserve"> concernent les modes de jeu supplémentaires, l’intégration de nouvelles armes, les cinématiques et les effets sonores poussés.</w:t>
+      </w:r>
+    </w:p>
+    <w:p/>
+    <w:p/>
+    <w:p/>
+    <w:p/>
+    <w:p/>
+    <w:p/>
     <w:p>
       <w:pPr>
         <w:rPr>
@@ -463,7 +1190,438 @@
           <w:u w:val="single"/>
         </w:rPr>
       </w:pPr>
-    </w:p>
+      <w:r>
+        <w:t>Voici l’intégration de toutes les tâches dans la matrice d’Eisenhower</w:t>
+      </w:r>
+      <w:r>
+        <w:t>.</w:t>
+      </w:r>
+    </w:p>
+    <w:tbl>
+      <w:tblPr>
+        <w:tblW w:w="0" w:type="auto"/>
+        <w:tblInd w:w="-5" w:type="dxa"/>
+        <w:tblBorders>
+          <w:top w:val="single" w:sz="4" w:space="0" w:color="auto"/>
+          <w:left w:val="single" w:sz="4" w:space="0" w:color="auto"/>
+          <w:bottom w:val="single" w:sz="4" w:space="0" w:color="auto"/>
+          <w:right w:val="single" w:sz="4" w:space="0" w:color="auto"/>
+          <w:insideH w:val="single" w:sz="4" w:space="0" w:color="auto"/>
+          <w:insideV w:val="single" w:sz="4" w:space="0" w:color="auto"/>
+        </w:tblBorders>
+        <w:tblCellMar>
+          <w:left w:w="70" w:type="dxa"/>
+          <w:right w:w="70" w:type="dxa"/>
+        </w:tblCellMar>
+        <w:tblLook w:val="0000" w:firstRow="0" w:lastRow="0" w:firstColumn="0" w:lastColumn="0" w:noHBand="0" w:noVBand="0"/>
+      </w:tblPr>
+      <w:tblGrid>
+        <w:gridCol w:w="1641"/>
+        <w:gridCol w:w="3037"/>
+        <w:gridCol w:w="4389"/>
+      </w:tblGrid>
+      <w:tr>
+        <w:tblPrEx>
+          <w:tblCellMar>
+            <w:top w:w="0" w:type="dxa"/>
+            <w:bottom w:w="0" w:type="dxa"/>
+          </w:tblCellMar>
+        </w:tblPrEx>
+        <w:trPr>
+          <w:trHeight w:val="708"/>
+        </w:trPr>
+        <w:tc>
+          <w:tcPr>
+            <w:tcW w:w="1641" w:type="dxa"/>
+            <w:shd w:val="clear" w:color="auto" w:fill="E7E6E6" w:themeFill="background2"/>
+            <w:vAlign w:val="center"/>
+          </w:tcPr>
+          <w:p>
+            <w:pPr>
+              <w:jc w:val="center"/>
+              <w:rPr>
+                <w:b/>
+                <w:bCs/>
+                <w:u w:val="single"/>
+              </w:rPr>
+            </w:pPr>
+          </w:p>
+        </w:tc>
+        <w:tc>
+          <w:tcPr>
+            <w:tcW w:w="3037" w:type="dxa"/>
+            <w:shd w:val="clear" w:color="auto" w:fill="F4B083" w:themeFill="accent2" w:themeFillTint="99"/>
+            <w:vAlign w:val="center"/>
+          </w:tcPr>
+          <w:p>
+            <w:pPr>
+              <w:jc w:val="center"/>
+              <w:rPr>
+                <w:b/>
+                <w:bCs/>
+              </w:rPr>
+            </w:pPr>
+            <w:r>
+              <w:rPr>
+                <w:b/>
+                <w:bCs/>
+              </w:rPr>
+              <w:t>URGENT</w:t>
+            </w:r>
+          </w:p>
+        </w:tc>
+        <w:tc>
+          <w:tcPr>
+            <w:tcW w:w="4389" w:type="dxa"/>
+            <w:shd w:val="clear" w:color="auto" w:fill="F4B083" w:themeFill="accent2" w:themeFillTint="99"/>
+            <w:vAlign w:val="center"/>
+          </w:tcPr>
+          <w:p>
+            <w:pPr>
+              <w:jc w:val="center"/>
+              <w:rPr>
+                <w:b/>
+                <w:bCs/>
+              </w:rPr>
+            </w:pPr>
+            <w:r>
+              <w:rPr>
+                <w:b/>
+                <w:bCs/>
+              </w:rPr>
+              <w:t>PAS URGENT</w:t>
+            </w:r>
+          </w:p>
+        </w:tc>
+      </w:tr>
+      <w:tr>
+        <w:tblPrEx>
+          <w:tblCellMar>
+            <w:top w:w="0" w:type="dxa"/>
+            <w:bottom w:w="0" w:type="dxa"/>
+          </w:tblCellMar>
+        </w:tblPrEx>
+        <w:trPr>
+          <w:trHeight w:val="2653"/>
+        </w:trPr>
+        <w:tc>
+          <w:tcPr>
+            <w:tcW w:w="1641" w:type="dxa"/>
+            <w:shd w:val="clear" w:color="auto" w:fill="FFC6C6"/>
+            <w:vAlign w:val="center"/>
+          </w:tcPr>
+          <w:p>
+            <w:pPr>
+              <w:spacing w:after="0"/>
+              <w:jc w:val="center"/>
+              <w:rPr>
+                <w:b/>
+                <w:bCs/>
+              </w:rPr>
+            </w:pPr>
+            <w:r>
+              <w:rPr>
+                <w:b/>
+                <w:bCs/>
+              </w:rPr>
+              <w:t>IMPORTANT</w:t>
+            </w:r>
+          </w:p>
+        </w:tc>
+        <w:tc>
+          <w:tcPr>
+            <w:tcW w:w="3037" w:type="dxa"/>
+          </w:tcPr>
+          <w:p>
+            <w:pPr>
+              <w:spacing w:after="0"/>
+            </w:pPr>
+            <w:r>
+              <w:t>-coder le prototype</w:t>
+            </w:r>
+            <w:r>
+              <w:t xml:space="preserve"> avec les 3C</w:t>
+            </w:r>
+          </w:p>
+          <w:p>
+            <w:pPr>
+              <w:spacing w:after="0"/>
+            </w:pPr>
+            <w:r>
+              <w:t>-coder la mécanique de combat</w:t>
+            </w:r>
+          </w:p>
+          <w:p>
+            <w:pPr>
+              <w:spacing w:after="0"/>
+            </w:pPr>
+            <w:r>
+              <w:t>-création de</w:t>
+            </w:r>
+            <w:r>
+              <w:t>s</w:t>
+            </w:r>
+            <w:r>
+              <w:t xml:space="preserve"> </w:t>
+            </w:r>
+            <w:r>
+              <w:t xml:space="preserve">différents </w:t>
+            </w:r>
+            <w:r>
+              <w:t>niveau</w:t>
+            </w:r>
+            <w:r>
+              <w:t>x de jeu</w:t>
+            </w:r>
+          </w:p>
+          <w:p>
+            <w:pPr>
+              <w:spacing w:after="0"/>
+            </w:pPr>
+          </w:p>
+        </w:tc>
+        <w:tc>
+          <w:tcPr>
+            <w:tcW w:w="4389" w:type="dxa"/>
+          </w:tcPr>
+          <w:p>
+            <w:pPr>
+              <w:spacing w:after="0"/>
+            </w:pPr>
+            <w:r>
+              <w:t xml:space="preserve">-création modèles 3D des armes </w:t>
+            </w:r>
+          </w:p>
+          <w:p>
+            <w:pPr>
+              <w:spacing w:after="0"/>
+            </w:pPr>
+            <w:r>
+              <w:t>-création des chara design</w:t>
+            </w:r>
+          </w:p>
+          <w:p>
+            <w:pPr>
+              <w:spacing w:after="0"/>
+            </w:pPr>
+            <w:r>
+              <w:t>-</w:t>
+            </w:r>
+            <w:r>
+              <w:t>système de c</w:t>
+            </w:r>
+            <w:r>
+              <w:t>ustomisation des personnages</w:t>
+            </w:r>
+          </w:p>
+          <w:p>
+            <w:pPr>
+              <w:spacing w:after="0"/>
+            </w:pPr>
+            <w:r>
+              <w:t>-SFX &amp; FX</w:t>
+            </w:r>
+          </w:p>
+          <w:p>
+            <w:pPr>
+              <w:spacing w:after="0"/>
+            </w:pPr>
+            <w:r>
+              <w:t>- création des mini-jeux</w:t>
+            </w:r>
+          </w:p>
+          <w:p>
+            <w:pPr>
+              <w:spacing w:after="0"/>
+            </w:pPr>
+          </w:p>
+        </w:tc>
+      </w:tr>
+      <w:tr>
+        <w:tblPrEx>
+          <w:tblCellMar>
+            <w:top w:w="0" w:type="dxa"/>
+            <w:bottom w:w="0" w:type="dxa"/>
+          </w:tblCellMar>
+        </w:tblPrEx>
+        <w:trPr>
+          <w:trHeight w:val="2119"/>
+        </w:trPr>
+        <w:tc>
+          <w:tcPr>
+            <w:tcW w:w="1641" w:type="dxa"/>
+            <w:shd w:val="clear" w:color="auto" w:fill="FFC6C6"/>
+            <w:vAlign w:val="center"/>
+          </w:tcPr>
+          <w:p>
+            <w:pPr>
+              <w:jc w:val="center"/>
+              <w:rPr>
+                <w:b/>
+                <w:bCs/>
+              </w:rPr>
+            </w:pPr>
+          </w:p>
+          <w:p>
+            <w:pPr>
+              <w:jc w:val="center"/>
+              <w:rPr>
+                <w:b/>
+                <w:bCs/>
+              </w:rPr>
+            </w:pPr>
+          </w:p>
+          <w:p>
+            <w:pPr>
+              <w:jc w:val="center"/>
+              <w:rPr>
+                <w:b/>
+                <w:bCs/>
+              </w:rPr>
+            </w:pPr>
+            <w:r>
+              <w:rPr>
+                <w:b/>
+                <w:bCs/>
+              </w:rPr>
+              <w:t xml:space="preserve">PAS </w:t>
+            </w:r>
+            <w:r>
+              <w:rPr>
+                <w:b/>
+                <w:bCs/>
+              </w:rPr>
+              <w:t>IMPORTANT</w:t>
+            </w:r>
+          </w:p>
+          <w:p>
+            <w:pPr>
+              <w:jc w:val="center"/>
+            </w:pPr>
+          </w:p>
+          <w:p>
+            <w:pPr>
+              <w:jc w:val="center"/>
+            </w:pPr>
+          </w:p>
+          <w:p>
+            <w:pPr>
+              <w:jc w:val="center"/>
+            </w:pPr>
+          </w:p>
+        </w:tc>
+        <w:tc>
+          <w:tcPr>
+            <w:tcW w:w="3037" w:type="dxa"/>
+          </w:tcPr>
+          <w:p>
+            <w:pPr>
+              <w:spacing w:after="0"/>
+            </w:pPr>
+            <w:r>
+              <w:t>-création</w:t>
+            </w:r>
+            <w:r>
+              <w:t xml:space="preserve"> du menu</w:t>
+            </w:r>
+          </w:p>
+          <w:p>
+            <w:pPr>
+              <w:spacing w:after="0"/>
+            </w:pPr>
+            <w:r>
+              <w:t>-</w:t>
+            </w:r>
+            <w:r>
+              <w:t>création de l’environnement</w:t>
+            </w:r>
+            <w:r>
+              <w:t xml:space="preserve"> 3D</w:t>
+            </w:r>
+          </w:p>
+          <w:p>
+            <w:pPr>
+              <w:spacing w:after="0"/>
+            </w:pPr>
+            <w:r>
+              <w:t>-i</w:t>
+            </w:r>
+            <w:r>
+              <w:t>mplémentation</w:t>
+            </w:r>
+            <w:r>
+              <w:t xml:space="preserve"> du jeu sur Steam</w:t>
+            </w:r>
+          </w:p>
+        </w:tc>
+        <w:tc>
+          <w:tcPr>
+            <w:tcW w:w="4389" w:type="dxa"/>
+          </w:tcPr>
+          <w:p>
+            <w:pPr>
+              <w:spacing w:after="0"/>
+            </w:pPr>
+            <w:r>
+              <w:t>-implémentation des dialogues</w:t>
+            </w:r>
+          </w:p>
+          <w:p>
+            <w:pPr>
+              <w:spacing w:after="0"/>
+            </w:pPr>
+            <w:r>
+              <w:t>-cinématiques</w:t>
+            </w:r>
+          </w:p>
+          <w:p>
+            <w:pPr>
+              <w:spacing w:after="0"/>
+            </w:pPr>
+            <w:r>
+              <w:t>-</w:t>
+            </w:r>
+            <w:r>
+              <w:t xml:space="preserve">création de 2 </w:t>
+            </w:r>
+            <w:r>
+              <w:t>mode</w:t>
+            </w:r>
+            <w:r>
+              <w:t>s</w:t>
+            </w:r>
+            <w:r>
+              <w:t xml:space="preserve"> de jeu</w:t>
+            </w:r>
+            <w:r>
+              <w:t xml:space="preserve"> en plus du classique</w:t>
+            </w:r>
+          </w:p>
+          <w:p>
+            <w:pPr>
+              <w:spacing w:after="0"/>
+            </w:pPr>
+            <w:r>
+              <w:t>-implémentations de nouvelles armes</w:t>
+            </w:r>
+          </w:p>
+          <w:p>
+            <w:pPr>
+              <w:spacing w:after="0"/>
+            </w:pPr>
+            <w:r>
+              <w:t>-customisation</w:t>
+            </w:r>
+            <w:r>
+              <w:t xml:space="preserve"> de personnage</w:t>
+            </w:r>
+            <w:r>
+              <w:t xml:space="preserve"> encore plus poussée </w:t>
+            </w:r>
+          </w:p>
+        </w:tc>
+      </w:tr>
+    </w:tbl>
     <w:p>
       <w:pPr>
         <w:rPr>
@@ -616,285 +1774,518 @@
           <w:u w:val="single"/>
         </w:rPr>
       </w:pPr>
-    </w:p>
-    <w:p>
-      <w:pPr>
+      <w:r>
         <w:rPr>
           <w:b/>
           <w:bCs/>
           <w:u w:val="single"/>
         </w:rPr>
-      </w:pPr>
-    </w:p>
-    <w:p>
-      <w:pPr>
+        <w:t xml:space="preserve">PARTIE </w:t>
+      </w:r>
+      <w:r>
         <w:rPr>
           <w:b/>
           <w:bCs/>
           <w:u w:val="single"/>
         </w:rPr>
-      </w:pPr>
+        <w:t>BUSINESS</w:t>
+      </w:r>
     </w:p>
     <w:p>
       <w:pPr>
         <w:rPr>
           <w:b/>
           <w:bCs/>
-          <w:u w:val="single"/>
-        </w:rPr>
-      </w:pPr>
-    </w:p>
-    <w:p>
-      <w:pPr>
+        </w:rPr>
+      </w:pPr>
+      <w:bookmarkStart w:id="0" w:name="__RefHeading___Toc1669_534173208"/>
+      <w:r>
         <w:rPr>
           <w:b/>
           <w:bCs/>
-          <w:u w:val="single"/>
-        </w:rPr>
-      </w:pPr>
+        </w:rPr>
+        <w:t>I – Marketing/Communication (distribution et promotion)</w:t>
+      </w:r>
     </w:p>
     <w:p>
       <w:pPr>
         <w:rPr>
           <w:b/>
           <w:bCs/>
-          <w:u w:val="single"/>
         </w:rPr>
       </w:pPr>
       <w:r>
         <w:rPr>
           <w:b/>
           <w:bCs/>
-          <w:u w:val="single"/>
-        </w:rPr>
-        <w:t xml:space="preserve">PARTIE </w:t>
-      </w:r>
-      <w:r>
+        </w:rPr>
+        <w:t>USP (Unique Selling Point)</w:t>
+      </w:r>
+    </w:p>
+    <w:p>
+      <w:proofErr w:type="spellStart"/>
+      <w:r>
+        <w:rPr>
+          <w:i/>
+          <w:iCs/>
+        </w:rPr>
+        <w:t>Average</w:t>
+      </w:r>
+      <w:proofErr w:type="spellEnd"/>
+      <w:r>
+        <w:rPr>
+          <w:i/>
+          <w:iCs/>
+        </w:rPr>
+        <w:t xml:space="preserve"> </w:t>
+      </w:r>
+      <w:proofErr w:type="spellStart"/>
+      <w:r>
+        <w:rPr>
+          <w:i/>
+          <w:iCs/>
+        </w:rPr>
+        <w:t>Supermarket</w:t>
+      </w:r>
+      <w:proofErr w:type="spellEnd"/>
+      <w:r>
+        <w:rPr>
+          <w:i/>
+          <w:iCs/>
+        </w:rPr>
+        <w:t xml:space="preserve"> </w:t>
+      </w:r>
+      <w:proofErr w:type="spellStart"/>
+      <w:r>
+        <w:rPr>
+          <w:i/>
+          <w:iCs/>
+        </w:rPr>
+        <w:t>Experience</w:t>
+      </w:r>
+      <w:proofErr w:type="spellEnd"/>
+      <w:r>
+        <w:t xml:space="preserve"> transforme chaque course au supermarché en combat. Chaque produit peut devenir une arme ou un outil, tandis que l’environnement peut être utilisé pour prendre l’avantage sur ses adversaires. Baguettes-épées, fruits-projectiles, cartons-armures, caddies et surfaces glissantes permettent de créer des affrontements imprévisibles et chaotiques afin de remplir sa liste de courses avant les autres.</w:t>
+      </w:r>
+    </w:p>
+    <w:p>
+      <w:pPr>
         <w:rPr>
           <w:b/>
           <w:bCs/>
-          <w:u w:val="single"/>
-        </w:rPr>
-        <w:t>BUSINESS</w:t>
-      </w:r>
-    </w:p>
-    <w:p>
-      <w:pPr>
-        <w:pStyle w:val="Paragraphedeliste"/>
-        <w:numPr>
-          <w:ilvl w:val="0"/>
-          <w:numId w:val="2"/>
-        </w:numPr>
+        </w:rPr>
+      </w:pPr>
+      <w:r>
         <w:rPr>
           <w:b/>
           <w:bCs/>
         </w:rPr>
-      </w:pPr>
-      <w:r>
+        <w:t>Public cible</w:t>
+      </w:r>
+    </w:p>
+    <w:p>
+      <w:r>
+        <w:t>Le cœur du public d’</w:t>
+      </w:r>
+      <w:proofErr w:type="spellStart"/>
+      <w:r>
+        <w:rPr>
+          <w:i/>
+          <w:iCs/>
+        </w:rPr>
+        <w:t>Average</w:t>
+      </w:r>
+      <w:proofErr w:type="spellEnd"/>
+      <w:r>
+        <w:rPr>
+          <w:i/>
+          <w:iCs/>
+        </w:rPr>
+        <w:t xml:space="preserve"> </w:t>
+      </w:r>
+      <w:proofErr w:type="spellStart"/>
+      <w:r>
+        <w:rPr>
+          <w:i/>
+          <w:iCs/>
+        </w:rPr>
+        <w:t>Supermarket</w:t>
+      </w:r>
+      <w:proofErr w:type="spellEnd"/>
+      <w:r>
+        <w:rPr>
+          <w:i/>
+          <w:iCs/>
+        </w:rPr>
+        <w:t xml:space="preserve"> </w:t>
+      </w:r>
+      <w:proofErr w:type="spellStart"/>
+      <w:r>
+        <w:rPr>
+          <w:i/>
+          <w:iCs/>
+        </w:rPr>
+        <w:t>Experience</w:t>
+      </w:r>
+      <w:proofErr w:type="spellEnd"/>
+      <w:r>
+        <w:t xml:space="preserve"> est constitué de joueurs occasionnels comme de joueurs passionnés, particulièrement intéressés par les expériences </w:t>
+      </w:r>
+      <w:proofErr w:type="spellStart"/>
+      <w:r>
+        <w:t>multijoueurs</w:t>
+      </w:r>
+      <w:proofErr w:type="spellEnd"/>
+      <w:r>
+        <w:t xml:space="preserve"> en local ou en ligne. Grâce à son gameplay accessible et convivial, le jeu peut s’adresser à un large public. Sachant que des jeux comme </w:t>
+      </w:r>
+      <w:r>
+        <w:rPr>
+          <w:i/>
+          <w:iCs/>
+        </w:rPr>
+        <w:t>Party Animals</w:t>
+      </w:r>
+      <w:r>
+        <w:t xml:space="preserve"> ou </w:t>
+      </w:r>
+      <w:r>
+        <w:rPr>
+          <w:i/>
+          <w:iCs/>
+        </w:rPr>
+        <w:t xml:space="preserve">Gang </w:t>
+      </w:r>
+      <w:proofErr w:type="spellStart"/>
+      <w:r>
+        <w:rPr>
+          <w:i/>
+          <w:iCs/>
+        </w:rPr>
+        <w:t>Beasts</w:t>
+      </w:r>
+      <w:proofErr w:type="spellEnd"/>
+      <w:r>
+        <w:t xml:space="preserve"> proposent une légère violence sans armes dans les combats et sont classés PEGI 7 et ESRB 10+, notre jeu pourrait également s’adresser à ce type de public. Contrairement à des jeux comme </w:t>
+      </w:r>
+      <w:proofErr w:type="spellStart"/>
+      <w:r>
+        <w:rPr>
+          <w:i/>
+          <w:iCs/>
+        </w:rPr>
+        <w:t>Fortnite</w:t>
+      </w:r>
+      <w:proofErr w:type="spellEnd"/>
+      <w:r>
+        <w:rPr>
+          <w:i/>
+          <w:iCs/>
+        </w:rPr>
+        <w:t xml:space="preserve"> Battle Royale</w:t>
+      </w:r>
+      <w:r>
+        <w:t>, classé PEGI 12, notre jeu n’utilise pas d’armes à feu et se limite à l’utilisation d’armes contondantes.</w:t>
+      </w:r>
+    </w:p>
+    <w:p>
+      <w:pPr>
         <w:rPr>
           <w:b/>
           <w:bCs/>
         </w:rPr>
-        <w:t>Marketing/Communication (distribution et promotion)</w:t>
-      </w:r>
-    </w:p>
-    <w:p>
-      <w:pPr>
+      </w:pPr>
+      <w:r>
         <w:rPr>
           <w:b/>
           <w:bCs/>
         </w:rPr>
-      </w:pPr>
-      <w:r>
+        <w:t>Marché cible</w:t>
+      </w:r>
+    </w:p>
+    <w:p>
+      <w:r>
+        <w:t xml:space="preserve">Le marché cible du jeu </w:t>
+      </w:r>
+      <w:proofErr w:type="spellStart"/>
+      <w:r>
+        <w:rPr>
+          <w:i/>
+          <w:iCs/>
+        </w:rPr>
+        <w:t>Average</w:t>
+      </w:r>
+      <w:proofErr w:type="spellEnd"/>
+      <w:r>
+        <w:rPr>
+          <w:i/>
+          <w:iCs/>
+        </w:rPr>
+        <w:t xml:space="preserve"> </w:t>
+      </w:r>
+      <w:proofErr w:type="spellStart"/>
+      <w:r>
+        <w:rPr>
+          <w:i/>
+          <w:iCs/>
+        </w:rPr>
+        <w:t>Supermarket</w:t>
+      </w:r>
+      <w:proofErr w:type="spellEnd"/>
+      <w:r>
+        <w:rPr>
+          <w:i/>
+          <w:iCs/>
+        </w:rPr>
+        <w:t xml:space="preserve"> </w:t>
+      </w:r>
+      <w:proofErr w:type="spellStart"/>
+      <w:r>
+        <w:rPr>
+          <w:i/>
+          <w:iCs/>
+        </w:rPr>
+        <w:t>Experience</w:t>
+      </w:r>
+      <w:proofErr w:type="spellEnd"/>
+      <w:r>
+        <w:t xml:space="preserve"> est constitué des amateurs du genre « party </w:t>
+      </w:r>
+      <w:proofErr w:type="spellStart"/>
+      <w:r>
+        <w:t>game</w:t>
+      </w:r>
+      <w:proofErr w:type="spellEnd"/>
+      <w:r>
+        <w:t xml:space="preserve"> » (</w:t>
+      </w:r>
+      <w:proofErr w:type="spellStart"/>
+      <w:r>
+        <w:rPr>
+          <w:i/>
+          <w:iCs/>
+        </w:rPr>
+        <w:t>Overcooked</w:t>
+      </w:r>
+      <w:proofErr w:type="spellEnd"/>
+      <w:r>
+        <w:t xml:space="preserve">, </w:t>
+      </w:r>
+      <w:proofErr w:type="spellStart"/>
+      <w:proofErr w:type="gramStart"/>
+      <w:r>
+        <w:rPr>
+          <w:i/>
+          <w:iCs/>
+        </w:rPr>
+        <w:t>PlateUp</w:t>
+      </w:r>
+      <w:proofErr w:type="spellEnd"/>
+      <w:r>
+        <w:rPr>
+          <w:i/>
+          <w:iCs/>
+        </w:rPr>
+        <w:t>!</w:t>
+      </w:r>
+      <w:r>
+        <w:t>,</w:t>
+      </w:r>
+      <w:proofErr w:type="gramEnd"/>
+      <w:r>
+        <w:t xml:space="preserve"> </w:t>
+      </w:r>
+      <w:r>
+        <w:rPr>
+          <w:i/>
+          <w:iCs/>
+        </w:rPr>
+        <w:t>Party Animals</w:t>
+      </w:r>
+      <w:r>
+        <w:t xml:space="preserve"> et </w:t>
+      </w:r>
+      <w:r>
+        <w:rPr>
+          <w:i/>
+          <w:iCs/>
+        </w:rPr>
+        <w:t xml:space="preserve">You </w:t>
+      </w:r>
+      <w:proofErr w:type="spellStart"/>
+      <w:r>
+        <w:rPr>
+          <w:i/>
+          <w:iCs/>
+        </w:rPr>
+        <w:t>Suck</w:t>
+      </w:r>
+      <w:proofErr w:type="spellEnd"/>
+      <w:r>
+        <w:rPr>
+          <w:i/>
+          <w:iCs/>
+        </w:rPr>
+        <w:t xml:space="preserve"> at Parking</w:t>
+      </w:r>
+      <w:r>
+        <w:t>). Le jeu s’adresse aussi bien aux joueurs habitués à ces genres qu’aux néophytes, grâce à une expérience accessible et facile à prendre en main. Il vise notamment les joueurs recherchant des expériences conviviales et accessibles, sur PC et console.</w:t>
+      </w:r>
+    </w:p>
+    <w:p>
+      <w:pPr>
         <w:rPr>
           <w:b/>
           <w:bCs/>
         </w:rPr>
-        <w:t xml:space="preserve">USP (Unique Selling Point) </w:t>
-      </w:r>
-    </w:p>
-    <w:p>
-      <w:proofErr w:type="spellStart"/>
-      <w:r>
-        <w:t>Average</w:t>
-      </w:r>
-      <w:proofErr w:type="spellEnd"/>
-      <w:r>
-        <w:t xml:space="preserve"> </w:t>
-      </w:r>
-      <w:proofErr w:type="spellStart"/>
-      <w:r>
-        <w:t>Supermarket</w:t>
-      </w:r>
-      <w:proofErr w:type="spellEnd"/>
-      <w:r>
-        <w:t xml:space="preserve"> </w:t>
-      </w:r>
-      <w:proofErr w:type="spellStart"/>
-      <w:r>
-        <w:t>Experience</w:t>
-      </w:r>
-      <w:proofErr w:type="spellEnd"/>
-      <w:r>
-        <w:t xml:space="preserve"> transforme chaque course au supermarché en combat. Chaque produit peut devenir une arme ou un outil, tandis que l’environnement peut être utilisé pour prendre l’avantage sur ses adversaires. Baguettes-épées, fruits-projectiles, cartons-armures, caddies et surfaces glissantes permettent de créer des affrontements imprévisibles et chaotiques afin de remplir sa liste de courses avant les autres.</w:t>
-      </w:r>
-    </w:p>
-    <w:p>
-      <w:pPr>
+      </w:pPr>
+      <w:r>
         <w:rPr>
           <w:b/>
           <w:bCs/>
         </w:rPr>
-      </w:pPr>
-      <w:r>
+        <w:t>Communication</w:t>
+      </w:r>
+    </w:p>
+    <w:p>
+      <w:r>
+        <w:t xml:space="preserve">Pour la communication, une campagne d’affichage et des vidéos peuvent être impactantes. Des vidéos courtes sur </w:t>
+      </w:r>
+      <w:proofErr w:type="spellStart"/>
+      <w:r>
+        <w:t>TikTok</w:t>
+      </w:r>
+      <w:proofErr w:type="spellEnd"/>
+      <w:r>
+        <w:t xml:space="preserve">, Instagram et YouTube pourraient mettre en scène </w:t>
+      </w:r>
+      <w:r>
+        <w:t xml:space="preserve">du </w:t>
+      </w:r>
+      <w:proofErr w:type="gramStart"/>
+      <w:r>
+        <w:t>gameplay  du</w:t>
+      </w:r>
+      <w:proofErr w:type="gramEnd"/>
+      <w:r>
+        <w:t xml:space="preserve"> jeu avec </w:t>
+      </w:r>
+      <w:r>
+        <w:t xml:space="preserve">des affrontements entre des joueurs, avec une </w:t>
+      </w:r>
+      <w:proofErr w:type="spellStart"/>
+      <w:r>
+        <w:t>tagline</w:t>
+      </w:r>
+      <w:proofErr w:type="spellEnd"/>
+      <w:r>
+        <w:t xml:space="preserve"> à la fin : « Faites vos courses. Déclarez la guerre. »</w:t>
+      </w:r>
+    </w:p>
+    <w:p>
+      <w:r>
+        <w:t xml:space="preserve">Sur les campagnes d’affichage, des personnages pourraient être affichés avec la phrase : « On vous a déjà dit de ne jamais jouer avec la nourriture ? Brandissez votre baguette et donnez-vous-y à cœur joie dans </w:t>
+      </w:r>
+      <w:proofErr w:type="spellStart"/>
+      <w:r>
+        <w:rPr>
+          <w:i/>
+          <w:iCs/>
+        </w:rPr>
+        <w:t>Average</w:t>
+      </w:r>
+      <w:proofErr w:type="spellEnd"/>
+      <w:r>
+        <w:rPr>
+          <w:i/>
+          <w:iCs/>
+        </w:rPr>
+        <w:t xml:space="preserve"> </w:t>
+      </w:r>
+      <w:proofErr w:type="spellStart"/>
+      <w:r>
+        <w:rPr>
+          <w:i/>
+          <w:iCs/>
+        </w:rPr>
+        <w:t>Supermarket</w:t>
+      </w:r>
+      <w:proofErr w:type="spellEnd"/>
+      <w:r>
+        <w:rPr>
+          <w:i/>
+          <w:iCs/>
+        </w:rPr>
+        <w:t xml:space="preserve"> </w:t>
+      </w:r>
+      <w:proofErr w:type="spellStart"/>
+      <w:r>
+        <w:rPr>
+          <w:i/>
+          <w:iCs/>
+        </w:rPr>
+        <w:t>Experience</w:t>
+      </w:r>
+      <w:proofErr w:type="spellEnd"/>
+      <w:r>
+        <w:t>. »</w:t>
+      </w:r>
+    </w:p>
+    <w:p>
+      <w:pPr>
         <w:rPr>
           <w:b/>
           <w:bCs/>
         </w:rPr>
-        <w:t>Public cible</w:t>
-      </w:r>
-    </w:p>
-    <w:p>
-      <w:r>
-        <w:t xml:space="preserve">Le cœur du public </w:t>
-      </w:r>
-      <w:proofErr w:type="gramStart"/>
-      <w:r>
-        <w:t>d’ «</w:t>
-      </w:r>
-      <w:proofErr w:type="gramEnd"/>
-      <w:r>
-        <w:t xml:space="preserve"> </w:t>
-      </w:r>
-      <w:proofErr w:type="spellStart"/>
-      <w:r>
-        <w:t>Average</w:t>
-      </w:r>
-      <w:proofErr w:type="spellEnd"/>
-      <w:r>
-        <w:t xml:space="preserve"> </w:t>
-      </w:r>
-      <w:proofErr w:type="spellStart"/>
-      <w:r>
-        <w:t>Supermarket</w:t>
-      </w:r>
-      <w:proofErr w:type="spellEnd"/>
-      <w:r>
-        <w:t xml:space="preserve"> </w:t>
-      </w:r>
-      <w:proofErr w:type="spellStart"/>
-      <w:r>
-        <w:t>Experience</w:t>
-      </w:r>
-      <w:proofErr w:type="spellEnd"/>
-      <w:r>
-        <w:t xml:space="preserve"> » est constitué de joueurs occasionnels comme de joueurs passionnés, particulièrement intéressés par les expériences multijoueur en local ou en ligne. Grâce à son gameplay accessible et convivial, le jeu peut s’adresser à un large public. Sachant que des jeux comme Party Animals ou Gang </w:t>
-      </w:r>
-      <w:proofErr w:type="spellStart"/>
-      <w:r>
-        <w:t>Beasts</w:t>
-      </w:r>
-      <w:proofErr w:type="spellEnd"/>
-      <w:r>
-        <w:t xml:space="preserve"> proposent une légère violence sans armes dans les combats, et sont classés PEGI 7 et ESRB 10+, notre jeu pourrait également s’adresser à ce type de public. Contrairement à des jeux comme </w:t>
-      </w:r>
-      <w:proofErr w:type="spellStart"/>
-      <w:r>
-        <w:t>Fortnite</w:t>
-      </w:r>
-      <w:proofErr w:type="spellEnd"/>
-      <w:r>
-        <w:t xml:space="preserve"> Battle Royale, classé PEGI 12, notre jeu n’utilise pas d’armes à feu et se limite à l’utilisation d’armes contondantes.</w:t>
-      </w:r>
-    </w:p>
-    <w:p>
-      <w:pPr>
+      </w:pPr>
+      <w:r>
         <w:rPr>
           <w:b/>
           <w:bCs/>
         </w:rPr>
-      </w:pPr>
-      <w:r>
+        <w:t>Distribution</w:t>
+      </w:r>
+    </w:p>
+    <w:p>
+      <w:r>
+        <w:t xml:space="preserve">L’idée serait de privilégier une distribution sur Steam, avec une démo gratuite et des </w:t>
+      </w:r>
+      <w:proofErr w:type="spellStart"/>
+      <w:r>
+        <w:t>playtests</w:t>
+      </w:r>
+      <w:proofErr w:type="spellEnd"/>
+      <w:r>
+        <w:t xml:space="preserve"> multijoueur pour encourager au maximum la découverte, la construction d’une communauté et le partage des différentes parties sur les réseaux sociaux.</w:t>
+      </w:r>
+    </w:p>
+    <w:p>
+      <w:pPr>
         <w:rPr>
           <w:b/>
           <w:bCs/>
         </w:rPr>
-        <w:t>Marché cible</w:t>
-      </w:r>
-    </w:p>
-    <w:p>
-      <w:r>
-        <w:t xml:space="preserve">Le marché cible du jeu « </w:t>
-      </w:r>
-      <w:proofErr w:type="spellStart"/>
-      <w:r>
-        <w:t>Average</w:t>
-      </w:r>
-      <w:proofErr w:type="spellEnd"/>
-      <w:r>
-        <w:t xml:space="preserve"> </w:t>
-      </w:r>
-      <w:proofErr w:type="spellStart"/>
-      <w:r>
-        <w:t>Supermarket</w:t>
-      </w:r>
-      <w:proofErr w:type="spellEnd"/>
-      <w:r>
-        <w:t xml:space="preserve"> </w:t>
-      </w:r>
-      <w:proofErr w:type="spellStart"/>
-      <w:r>
-        <w:t>Experience</w:t>
-      </w:r>
-      <w:proofErr w:type="spellEnd"/>
-      <w:r>
-        <w:t xml:space="preserve"> » est destiné aux amateurs de genre « party </w:t>
-      </w:r>
-      <w:proofErr w:type="spellStart"/>
-      <w:r>
-        <w:t>game</w:t>
-      </w:r>
-      <w:proofErr w:type="spellEnd"/>
-      <w:r>
-        <w:t xml:space="preserve"> » (</w:t>
-      </w:r>
-      <w:proofErr w:type="spellStart"/>
-      <w:proofErr w:type="gramStart"/>
-      <w:r>
-        <w:t>OverCooked</w:t>
-      </w:r>
-      <w:proofErr w:type="spellEnd"/>
-      <w:r>
-        <w:t xml:space="preserve"> ,</w:t>
-      </w:r>
-      <w:proofErr w:type="gramEnd"/>
-      <w:r>
-        <w:t xml:space="preserve"> Plate </w:t>
-      </w:r>
-      <w:proofErr w:type="gramStart"/>
-      <w:r>
-        <w:t>Up!,</w:t>
-      </w:r>
-      <w:proofErr w:type="gramEnd"/>
-      <w:r>
-        <w:t xml:space="preserve"> Party Animals, et You </w:t>
-      </w:r>
-      <w:proofErr w:type="spellStart"/>
-      <w:r>
-        <w:t>suck</w:t>
-      </w:r>
-      <w:proofErr w:type="spellEnd"/>
-      <w:r>
-        <w:t xml:space="preserve"> at parking) Le jeu s’adresse aussi bien aux joueurs habitués à ces genres qu’aux néophytes, grâce à une expérience accessible et facile à prendre en main. Il vise notamment les joueurs recherchant des expériences conviviales et accessibles, sur PC et console.</w:t>
-      </w:r>
-    </w:p>
-    <w:p>
-      <w:pPr>
+      </w:pPr>
+      <w:r>
         <w:rPr>
           <w:b/>
           <w:bCs/>
         </w:rPr>
-      </w:pPr>
+        <w:t>Activation marketing</w:t>
+      </w:r>
+    </w:p>
+    <w:p>
+      <w:r>
+        <w:t xml:space="preserve">Une idée pour renforcer la </w:t>
+      </w:r>
+      <w:proofErr w:type="spellStart"/>
+      <w:r>
+        <w:t>hype</w:t>
+      </w:r>
+      <w:proofErr w:type="spellEnd"/>
+      <w:r>
+        <w:t xml:space="preserve"> autour du jeu serait d’installer des PLV dans tous les supermarchés de France (Carrefour, Lidl, Aldi, Monoprix, etc.), en détournant les codes de la grande distribution avec un slogan tel que : « Marre de faire vos courses ? Réglez vos comptes au rayon frais ! » Dans chaque rayon, une PLV indiquerait, à l’aide d’un slogan, un autre rayon, comme dans un jeu de piste. Chaque PLV serait alors équipée d’un QR code renvoyant vers la page Steam du jeu pour l’ajouter à la liste de souhaits.</w:t>
+      </w:r>
     </w:p>
     <w:p>
       <w:pPr>
@@ -903,136 +2294,7 @@
           <w:bCs/>
         </w:rPr>
       </w:pPr>
-      <w:r>
-        <w:rPr>
-          <w:b/>
-          <w:bCs/>
-        </w:rPr>
-        <w:t>Activation Marketing</w:t>
-      </w:r>
-    </w:p>
-    <w:p>
-      <w:r>
-        <w:t xml:space="preserve">Idée de mettre des PLV pour vendre le jeu dans les rayons ! « Lassez de faire vos courses ? faites-les en combattant vos amis </w:t>
-      </w:r>
-      <w:proofErr w:type="spellStart"/>
-      <w:r>
-        <w:t>amis</w:t>
-      </w:r>
-      <w:proofErr w:type="spellEnd"/>
-      <w:r>
-        <w:t xml:space="preserve"> dans « </w:t>
-      </w:r>
-      <w:proofErr w:type="spellStart"/>
-      <w:r>
-        <w:t>Average</w:t>
-      </w:r>
-      <w:proofErr w:type="spellEnd"/>
-      <w:r>
-        <w:t xml:space="preserve"> Market </w:t>
-      </w:r>
-      <w:proofErr w:type="spellStart"/>
-      <w:r>
-        <w:t>Experience</w:t>
-      </w:r>
-      <w:proofErr w:type="spellEnd"/>
-      <w:r>
-        <w:t> »</w:t>
-      </w:r>
-    </w:p>
-    <w:p/>
-    <w:p>
-      <w:pPr>
-        <w:rPr>
-          <w:b/>
-          <w:bCs/>
-        </w:rPr>
-      </w:pPr>
-      <w:r>
-        <w:rPr>
-          <w:b/>
-          <w:bCs/>
-        </w:rPr>
-        <w:t>Communication</w:t>
-      </w:r>
-    </w:p>
-    <w:p>
-      <w:r>
-        <w:t xml:space="preserve">On vous a déjà dit de ne jamais jouer avec la nourriture ? </w:t>
-      </w:r>
-      <w:proofErr w:type="spellStart"/>
-      <w:r>
-        <w:t>Donneez</w:t>
-      </w:r>
-      <w:proofErr w:type="spellEnd"/>
-      <w:r>
-        <w:t xml:space="preserve"> vous y à cœur joie dans </w:t>
-      </w:r>
-      <w:r>
-        <w:t>« </w:t>
-      </w:r>
-      <w:proofErr w:type="spellStart"/>
-      <w:r>
-        <w:t>Average</w:t>
-      </w:r>
-      <w:proofErr w:type="spellEnd"/>
-      <w:r>
-        <w:t xml:space="preserve"> Market </w:t>
-      </w:r>
-      <w:proofErr w:type="spellStart"/>
-      <w:r>
-        <w:t>Experience</w:t>
-      </w:r>
-      <w:proofErr w:type="spellEnd"/>
-      <w:r>
-        <w:t> »</w:t>
-      </w:r>
-      <w:r>
-        <w:t>.</w:t>
-      </w:r>
-    </w:p>
-    <w:p>
-      <w:pPr>
-        <w:rPr>
-          <w:b/>
-          <w:bCs/>
-        </w:rPr>
-      </w:pPr>
-      <w:bookmarkStart w:id="0" w:name="__RefHeading___Toc1669_534173208"/>
-    </w:p>
-    <w:p>
-      <w:pPr>
-        <w:rPr>
-          <w:b/>
-          <w:bCs/>
-        </w:rPr>
-      </w:pPr>
-    </w:p>
-    <w:p>
-      <w:pPr>
-        <w:rPr>
-          <w:b/>
-          <w:bCs/>
-        </w:rPr>
-      </w:pPr>
-    </w:p>
-    <w:p>
-      <w:pPr>
-        <w:rPr>
-          <w:b/>
-          <w:bCs/>
-        </w:rPr>
-      </w:pPr>
-    </w:p>
-    <w:p>
-      <w:pPr>
-        <w:rPr>
-          <w:b/>
-          <w:bCs/>
-        </w:rPr>
-      </w:pPr>
-    </w:p>
-    <w:p/>
+    </w:p>
     <w:p>
       <w:pPr>
         <w:rPr>
@@ -1211,12 +2473,6 @@
         <w:gridCol w:w="4819"/>
       </w:tblGrid>
       <w:tr>
-        <w:tblPrEx>
-          <w:tblCellMar>
-            <w:top w:w="0" w:type="dxa"/>
-            <w:bottom w:w="0" w:type="dxa"/>
-          </w:tblCellMar>
-        </w:tblPrEx>
         <w:tc>
           <w:tcPr>
             <w:tcW w:w="4819" w:type="dxa"/>
@@ -1299,7 +2555,7 @@
                                                 <pic:cNvPicPr/>
                                               </pic:nvPicPr>
                                               <pic:blipFill>
-                                                <a:blip r:embed="rId5">
+                                                <a:blip r:embed="rId8">
                                                   <a:lum/>
                                                   <a:alphaModFix/>
                                                 </a:blip>
@@ -1393,7 +2649,7 @@
                                           <pic:cNvPicPr/>
                                         </pic:nvPicPr>
                                         <pic:blipFill>
-                                          <a:blip r:embed="rId5">
+                                          <a:blip r:embed="rId8">
                                             <a:lum/>
                                             <a:alphaModFix/>
                                           </a:blip>
@@ -1534,7 +2790,7 @@
                                                 <pic:cNvPicPr/>
                                               </pic:nvPicPr>
                                               <pic:blipFill>
-                                                <a:blip r:embed="rId6">
+                                                <a:blip r:embed="rId9">
                                                   <a:lum/>
                                                   <a:alphaModFix/>
                                                 </a:blip>
@@ -1624,7 +2880,7 @@
                                           <pic:cNvPicPr/>
                                         </pic:nvPicPr>
                                         <pic:blipFill>
-                                          <a:blip r:embed="rId6">
+                                          <a:blip r:embed="rId9">
                                             <a:lum/>
                                             <a:alphaModFix/>
                                           </a:blip>
@@ -1685,12 +2941,6 @@
         </w:tc>
       </w:tr>
       <w:tr>
-        <w:tblPrEx>
-          <w:tblCellMar>
-            <w:top w:w="0" w:type="dxa"/>
-            <w:bottom w:w="0" w:type="dxa"/>
-          </w:tblCellMar>
-        </w:tblPrEx>
         <w:tc>
           <w:tcPr>
             <w:tcW w:w="4819" w:type="dxa"/>
@@ -1773,7 +3023,7 @@
                                                 <pic:cNvPicPr/>
                                               </pic:nvPicPr>
                                               <pic:blipFill>
-                                                <a:blip r:embed="rId7">
+                                                <a:blip r:embed="rId10">
                                                   <a:lum/>
                                                   <a:alphaModFix/>
                                                 </a:blip>
@@ -1855,7 +3105,7 @@
                                           <pic:cNvPicPr/>
                                         </pic:nvPicPr>
                                         <pic:blipFill>
-                                          <a:blip r:embed="rId7">
+                                          <a:blip r:embed="rId10">
                                             <a:lum/>
                                             <a:alphaModFix/>
                                           </a:blip>
@@ -1988,7 +3238,7 @@
                                                 <pic:cNvPicPr/>
                                               </pic:nvPicPr>
                                               <pic:blipFill>
-                                                <a:blip r:embed="rId8">
+                                                <a:blip r:embed="rId11">
                                                   <a:lum/>
                                                   <a:alphaModFix/>
                                                 </a:blip>
@@ -2082,7 +3332,7 @@
                                           <pic:cNvPicPr/>
                                         </pic:nvPicPr>
                                         <pic:blipFill>
-                                          <a:blip r:embed="rId8">
+                                          <a:blip r:embed="rId11">
                                             <a:lum/>
                                             <a:alphaModFix/>
                                           </a:blip>
@@ -2214,13 +3464,6 @@
     </w:p>
     <w:p>
       <w:pPr>
-        <w:rPr>
-          <w:lang w:val="en-US"/>
-        </w:rPr>
-      </w:pPr>
-    </w:p>
-    <w:p>
-      <w:pPr>
         <w:pStyle w:val="Paragraphedeliste"/>
         <w:numPr>
           <w:ilvl w:val="0"/>
@@ -2383,12 +3626,6 @@
         <w:gridCol w:w="3811"/>
       </w:tblGrid>
       <w:tr>
-        <w:tblPrEx>
-          <w:tblCellMar>
-            <w:top w:w="0" w:type="dxa"/>
-            <w:bottom w:w="0" w:type="dxa"/>
-          </w:tblCellMar>
-        </w:tblPrEx>
         <w:trPr>
           <w:trHeight w:val="458"/>
         </w:trPr>
@@ -2470,12 +3707,6 @@
         </w:tc>
       </w:tr>
       <w:tr>
-        <w:tblPrEx>
-          <w:tblCellMar>
-            <w:top w:w="0" w:type="dxa"/>
-            <w:bottom w:w="0" w:type="dxa"/>
-          </w:tblCellMar>
-        </w:tblPrEx>
         <w:trPr>
           <w:trHeight w:val="458"/>
         </w:trPr>
@@ -2566,12 +3797,6 @@
         </w:tc>
       </w:tr>
       <w:tr>
-        <w:tblPrEx>
-          <w:tblCellMar>
-            <w:top w:w="0" w:type="dxa"/>
-            <w:bottom w:w="0" w:type="dxa"/>
-          </w:tblCellMar>
-        </w:tblPrEx>
         <w:trPr>
           <w:trHeight w:val="458"/>
         </w:trPr>
@@ -2657,12 +3882,6 @@
         </w:tc>
       </w:tr>
       <w:tr>
-        <w:tblPrEx>
-          <w:tblCellMar>
-            <w:top w:w="0" w:type="dxa"/>
-            <w:bottom w:w="0" w:type="dxa"/>
-          </w:tblCellMar>
-        </w:tblPrEx>
         <w:trPr>
           <w:trHeight w:val="458"/>
         </w:trPr>
@@ -2753,12 +3972,6 @@
         </w:tc>
       </w:tr>
       <w:tr>
-        <w:tblPrEx>
-          <w:tblCellMar>
-            <w:top w:w="0" w:type="dxa"/>
-            <w:bottom w:w="0" w:type="dxa"/>
-          </w:tblCellMar>
-        </w:tblPrEx>
         <w:trPr>
           <w:trHeight w:val="458"/>
         </w:trPr>
@@ -2844,12 +4057,6 @@
         </w:tc>
       </w:tr>
       <w:tr>
-        <w:tblPrEx>
-          <w:tblCellMar>
-            <w:top w:w="0" w:type="dxa"/>
-            <w:bottom w:w="0" w:type="dxa"/>
-          </w:tblCellMar>
-        </w:tblPrEx>
         <w:trPr>
           <w:trHeight w:val="458"/>
         </w:trPr>
@@ -2930,12 +4137,6 @@
         </w:tc>
       </w:tr>
       <w:tr>
-        <w:tblPrEx>
-          <w:tblCellMar>
-            <w:top w:w="0" w:type="dxa"/>
-            <w:bottom w:w="0" w:type="dxa"/>
-          </w:tblCellMar>
-        </w:tblPrEx>
         <w:trPr>
           <w:trHeight w:val="458"/>
         </w:trPr>
@@ -3031,12 +4232,6 @@
         </w:tc>
       </w:tr>
       <w:tr>
-        <w:tblPrEx>
-          <w:tblCellMar>
-            <w:top w:w="0" w:type="dxa"/>
-            <w:bottom w:w="0" w:type="dxa"/>
-          </w:tblCellMar>
-        </w:tblPrEx>
         <w:trPr>
           <w:trHeight w:val="458"/>
         </w:trPr>
@@ -3117,12 +4312,6 @@
         </w:tc>
       </w:tr>
       <w:tr>
-        <w:tblPrEx>
-          <w:tblCellMar>
-            <w:top w:w="0" w:type="dxa"/>
-            <w:bottom w:w="0" w:type="dxa"/>
-          </w:tblCellMar>
-        </w:tblPrEx>
         <w:trPr>
           <w:trHeight w:val="458"/>
         </w:trPr>
@@ -3366,149 +4555,349 @@
           <w:bCs/>
         </w:rPr>
       </w:pPr>
-    </w:p>
-    <w:p>
-      <w:pPr>
+      <w:r>
         <w:rPr>
           <w:b/>
           <w:bCs/>
         </w:rPr>
-      </w:pPr>
+        <w:t xml:space="preserve">II </w:t>
+      </w:r>
       <w:r>
         <w:rPr>
           <w:b/>
           <w:bCs/>
         </w:rPr>
-        <w:t xml:space="preserve">II </w:t>
-      </w:r>
-      <w:r>
+        <w:t>- Business Model (monétisation)</w:t>
+      </w:r>
+    </w:p>
+    <w:p>
+      <w:pPr>
         <w:rPr>
           <w:b/>
           <w:bCs/>
         </w:rPr>
-        <w:t>- Business Model (monétisation)</w:t>
-      </w:r>
-    </w:p>
-    <w:p>
-      <w:pPr>
+      </w:pPr>
+      <w:r>
         <w:rPr>
           <w:b/>
           <w:bCs/>
         </w:rPr>
-      </w:pPr>
-      <w:r>
+        <w:t>Budget</w:t>
+      </w:r>
+    </w:p>
+    <w:p>
+      <w:r>
+        <w:t>En tant que projet étudiant pour le GGS, aucun budget n’est établi. En effet, il n’y a pas de financement dédié et le jeu sera mis en ligne sur Steam sous la forme d’une simple démo gratuite accessible à tous. En revanche, si nous partons dans l’optique que le jeu sera payant, il faudrait un budget minimum de 100 USD pour mettre le jeu en ligne de manière payante sur Steam.</w:t>
+      </w:r>
+    </w:p>
+    <w:p>
+      <w:r>
+        <w:t>Modèle économique</w:t>
+      </w:r>
+    </w:p>
+    <w:p>
+      <w:r>
+        <w:t>Le jeu sera en achat unique sans extensions ni abonnement. Il sera sur console (Nintendo Switch 2, Xbox et PS5) et PC en vente numérique sur les plateformes (PlayStation Store, Nintendo Store, Xbox Store, Steam, Epic Games et GOG).</w:t>
+      </w:r>
+    </w:p>
+    <w:p>
+      <w:pPr>
         <w:rPr>
           <w:b/>
           <w:bCs/>
         </w:rPr>
-        <w:t>Budget</w:t>
-      </w:r>
-    </w:p>
-    <w:p>
-      <w:r>
-        <w:t>En tant que projet étudiant pour le GGS, aucun budget n’est établi. En effet, il n’y a pas de financement dédié et le jeu sera mis en ligne sur Steam sous la forme d’une simple démo gratuite accessible à tous. En revanche, si nous partons dans l’optique que le jeu sera payant, il faudrait un budget minimum de 100 USD pour mettre le jeu en ligne de manière payante sur Steam.</w:t>
-      </w:r>
-    </w:p>
-    <w:p>
-      <w:pPr>
+      </w:pPr>
+      <w:r>
         <w:rPr>
           <w:b/>
           <w:bCs/>
         </w:rPr>
-      </w:pPr>
-      <w:r>
+        <w:t>Prix de vente</w:t>
+      </w:r>
+    </w:p>
+    <w:p>
+      <w:r>
+        <w:t xml:space="preserve">En se basant sur des jeux comme </w:t>
+      </w:r>
+      <w:proofErr w:type="spellStart"/>
+      <w:r>
+        <w:rPr>
+          <w:i/>
+          <w:iCs/>
+        </w:rPr>
+        <w:t>Overcooked</w:t>
+      </w:r>
+      <w:proofErr w:type="spellEnd"/>
+      <w:r>
+        <w:rPr>
+          <w:i/>
+          <w:iCs/>
+        </w:rPr>
+        <w:t xml:space="preserve"> 2, Plate </w:t>
+      </w:r>
+      <w:proofErr w:type="gramStart"/>
+      <w:r>
+        <w:rPr>
+          <w:i/>
+          <w:iCs/>
+        </w:rPr>
+        <w:t>Up!,</w:t>
+      </w:r>
+      <w:proofErr w:type="gramEnd"/>
+      <w:r>
+        <w:rPr>
+          <w:i/>
+          <w:iCs/>
+        </w:rPr>
+        <w:t xml:space="preserve"> You </w:t>
+      </w:r>
+      <w:proofErr w:type="spellStart"/>
+      <w:r>
+        <w:rPr>
+          <w:i/>
+          <w:iCs/>
+        </w:rPr>
+        <w:t>Suck</w:t>
+      </w:r>
+      <w:proofErr w:type="spellEnd"/>
+      <w:r>
+        <w:rPr>
+          <w:i/>
+          <w:iCs/>
+        </w:rPr>
+        <w:t xml:space="preserve"> at Parking, Party Animals, Super Battle Golf</w:t>
+      </w:r>
+      <w:r>
+        <w:t xml:space="preserve">, dont le prix se situe entre 15 et 25 euros, </w:t>
+      </w:r>
+      <w:proofErr w:type="spellStart"/>
+      <w:r>
+        <w:rPr>
+          <w:i/>
+          <w:iCs/>
+        </w:rPr>
+        <w:t>Average</w:t>
+      </w:r>
+      <w:proofErr w:type="spellEnd"/>
+      <w:r>
+        <w:rPr>
+          <w:i/>
+          <w:iCs/>
+        </w:rPr>
+        <w:t xml:space="preserve"> </w:t>
+      </w:r>
+      <w:proofErr w:type="spellStart"/>
+      <w:r>
+        <w:rPr>
+          <w:i/>
+          <w:iCs/>
+        </w:rPr>
+        <w:t>Supermarket</w:t>
+      </w:r>
+      <w:proofErr w:type="spellEnd"/>
+      <w:r>
+        <w:rPr>
+          <w:i/>
+          <w:iCs/>
+        </w:rPr>
+        <w:t xml:space="preserve"> </w:t>
+      </w:r>
+      <w:proofErr w:type="spellStart"/>
+      <w:r>
+        <w:rPr>
+          <w:i/>
+          <w:iCs/>
+        </w:rPr>
+        <w:t>Experience</w:t>
+      </w:r>
+      <w:proofErr w:type="spellEnd"/>
+      <w:r>
+        <w:t xml:space="preserve"> serait donc un jeu indépendant vendu entre 0,99 et 5 euros. Comme notre jeu propose un mode multijoueur en ligne en plus d’un mode multijoueur local, de la sélection de classes et de la customisation de personnage, le prix du jeu se situerait dans la fourchette haute.</w:t>
+      </w:r>
+    </w:p>
+    <w:p>
+      <w:r>
+        <w:t>Par conséquent, le prix de lancement du jeu se situerait autour de 4,99 euros.</w:t>
+      </w:r>
+    </w:p>
+    <w:p>
+      <w:r>
+        <w:t xml:space="preserve">L’objectif avec ce prix de vente est de toucher un public le plus large possible et de permettre aussi une accessibilité aux jeunes joueurs. En effet, sur un party </w:t>
+      </w:r>
+      <w:proofErr w:type="spellStart"/>
+      <w:r>
+        <w:t>game</w:t>
+      </w:r>
+      <w:proofErr w:type="spellEnd"/>
+      <w:r>
+        <w:t xml:space="preserve"> de ce genre, toute la mécanique de jeu repose sur une base de joueurs conséquente afin d’obtenir une expérience de jeu optimale (jeu de 2 à 4 joueurs). De plus, nous avons conscience qu’un projet comme celui-ci est conçu par des étudiants, nous restons donc raisonnables sur le prix.</w:t>
+      </w:r>
+    </w:p>
+    <w:p>
+      <w:pPr>
         <w:rPr>
           <w:b/>
           <w:bCs/>
         </w:rPr>
-        <w:t>Modèle économique</w:t>
-      </w:r>
-    </w:p>
-    <w:p>
-      <w:r>
-        <w:t xml:space="preserve">Le jeu sera en achat unique sans extensions ni abonnement. Il sera sur console (Nintendo Switch </w:t>
-      </w:r>
-      <w:proofErr w:type="gramStart"/>
-      <w:r>
-        <w:t>2,  Xbox</w:t>
-      </w:r>
-      <w:proofErr w:type="gramEnd"/>
-      <w:r>
-        <w:t xml:space="preserve"> et PS5) et PC en vente numérique sur les plateformes (PlayStation Store, Nintendo Store, Xbox Store, Steam, Epic Games et GOG).</w:t>
-      </w:r>
-    </w:p>
-    <w:p>
-      <w:pPr>
+      </w:pPr>
+      <w:r>
         <w:rPr>
           <w:b/>
           <w:bCs/>
         </w:rPr>
-      </w:pPr>
-      <w:r>
+        <w:t>Estimation des ventes</w:t>
+      </w:r>
+    </w:p>
+    <w:p>
+      <w:r>
+        <w:t xml:space="preserve">Le cœur du public du jeu </w:t>
+      </w:r>
+      <w:proofErr w:type="spellStart"/>
+      <w:r>
+        <w:rPr>
+          <w:i/>
+          <w:iCs/>
+        </w:rPr>
+        <w:t>Average</w:t>
+      </w:r>
+      <w:proofErr w:type="spellEnd"/>
+      <w:r>
+        <w:rPr>
+          <w:i/>
+          <w:iCs/>
+        </w:rPr>
+        <w:t xml:space="preserve"> </w:t>
+      </w:r>
+      <w:proofErr w:type="spellStart"/>
+      <w:r>
+        <w:rPr>
+          <w:i/>
+          <w:iCs/>
+        </w:rPr>
+        <w:t>Supermarket</w:t>
+      </w:r>
+      <w:proofErr w:type="spellEnd"/>
+      <w:r>
+        <w:rPr>
+          <w:i/>
+          <w:iCs/>
+        </w:rPr>
+        <w:t xml:space="preserve"> </w:t>
+      </w:r>
+      <w:proofErr w:type="spellStart"/>
+      <w:r>
+        <w:rPr>
+          <w:i/>
+          <w:iCs/>
+        </w:rPr>
+        <w:t>Experience</w:t>
+      </w:r>
+      <w:proofErr w:type="spellEnd"/>
+      <w:r>
+        <w:t xml:space="preserve"> est constitué de joueurs occasionnels comme de joueurs passionnés, amateurs de multijoueur local et en ligne.</w:t>
+      </w:r>
+    </w:p>
+    <w:p>
+      <w:proofErr w:type="spellStart"/>
+      <w:r>
+        <w:rPr>
+          <w:i/>
+          <w:iCs/>
+        </w:rPr>
+        <w:t>Overcooked</w:t>
+      </w:r>
+      <w:proofErr w:type="spellEnd"/>
+      <w:r>
+        <w:t xml:space="preserve"> s'est vendu entre 300 000 et 500 000 exemplaires au cours de sa première année, toutes plateformes confondues (PC, PS4 et Xbox One).</w:t>
+      </w:r>
+    </w:p>
+    <w:p>
+      <w:r>
+        <w:t xml:space="preserve">Un jeu plus raisonnable en termes de nombre de développeurs et qui correspond davantage à notre scope, comme </w:t>
+      </w:r>
+      <w:r>
+        <w:rPr>
+          <w:i/>
+          <w:iCs/>
+        </w:rPr>
+        <w:t xml:space="preserve">You </w:t>
+      </w:r>
+      <w:proofErr w:type="spellStart"/>
+      <w:r>
+        <w:rPr>
+          <w:i/>
+          <w:iCs/>
+        </w:rPr>
+        <w:t>Suck</w:t>
+      </w:r>
+      <w:proofErr w:type="spellEnd"/>
+      <w:r>
+        <w:rPr>
+          <w:i/>
+          <w:iCs/>
+        </w:rPr>
+        <w:t xml:space="preserve"> at Parking</w:t>
+      </w:r>
+      <w:r>
+        <w:t>, qui a été développé par une seule personne, aurait été vendu entre 20 000 et 50 000 exemplaires.</w:t>
+      </w:r>
+    </w:p>
+    <w:p>
+      <w:r>
+        <w:t xml:space="preserve">Par conséquent, </w:t>
+      </w:r>
+      <w:proofErr w:type="spellStart"/>
+      <w:r>
+        <w:rPr>
+          <w:i/>
+          <w:iCs/>
+        </w:rPr>
+        <w:t>Average</w:t>
+      </w:r>
+      <w:proofErr w:type="spellEnd"/>
+      <w:r>
+        <w:rPr>
+          <w:i/>
+          <w:iCs/>
+        </w:rPr>
+        <w:t xml:space="preserve"> </w:t>
+      </w:r>
+      <w:proofErr w:type="spellStart"/>
+      <w:r>
+        <w:rPr>
+          <w:i/>
+          <w:iCs/>
+        </w:rPr>
+        <w:t>Supermarket</w:t>
+      </w:r>
+      <w:proofErr w:type="spellEnd"/>
+      <w:r>
+        <w:rPr>
+          <w:i/>
+          <w:iCs/>
+        </w:rPr>
+        <w:t xml:space="preserve"> </w:t>
+      </w:r>
+      <w:proofErr w:type="spellStart"/>
+      <w:r>
+        <w:rPr>
+          <w:i/>
+          <w:iCs/>
+        </w:rPr>
+        <w:t>Experience</w:t>
+      </w:r>
+      <w:proofErr w:type="spellEnd"/>
+      <w:r>
+        <w:t xml:space="preserve"> espère pouvoir toucher le même type de communauté avec des ventes entre 5 000 et 10 000 exemplaires vendus pour la première année.</w:t>
+      </w:r>
+    </w:p>
+    <w:p>
+      <w:pPr>
         <w:rPr>
           <w:b/>
           <w:bCs/>
         </w:rPr>
-        <w:t>Prix de vente</w:t>
-      </w:r>
-    </w:p>
-    <w:p>
-      <w:r>
-        <w:t xml:space="preserve">En se basant sur des jeux comme </w:t>
-      </w:r>
-      <w:proofErr w:type="spellStart"/>
-      <w:r>
-        <w:t>Overcooked</w:t>
-      </w:r>
-      <w:proofErr w:type="spellEnd"/>
-      <w:r>
-        <w:t xml:space="preserve"> 2, Plate </w:t>
-      </w:r>
-      <w:proofErr w:type="gramStart"/>
-      <w:r>
-        <w:t>Up!,</w:t>
-      </w:r>
-      <w:proofErr w:type="gramEnd"/>
-      <w:r>
-        <w:t xml:space="preserve"> You </w:t>
-      </w:r>
-      <w:proofErr w:type="spellStart"/>
-      <w:r>
-        <w:t>suck</w:t>
-      </w:r>
-      <w:proofErr w:type="spellEnd"/>
-      <w:r>
-        <w:t xml:space="preserve"> at Parking, Party Animals, Super Battle Golf dont le prix se situe entre 15 et 25 euros, </w:t>
-      </w:r>
-      <w:proofErr w:type="spellStart"/>
-      <w:r>
-        <w:t>Average</w:t>
-      </w:r>
-      <w:proofErr w:type="spellEnd"/>
-      <w:r>
-        <w:t xml:space="preserve"> </w:t>
-      </w:r>
-      <w:proofErr w:type="spellStart"/>
-      <w:r>
-        <w:t>Supermarket</w:t>
-      </w:r>
-      <w:proofErr w:type="spellEnd"/>
-      <w:r>
-        <w:t xml:space="preserve"> </w:t>
-      </w:r>
-      <w:proofErr w:type="spellStart"/>
-      <w:r>
-        <w:t>Experience</w:t>
-      </w:r>
-      <w:proofErr w:type="spellEnd"/>
-      <w:r>
-        <w:t xml:space="preserve"> serait donc un jeu indépendant vendu entre 0.99 et 5 euros. Comme notre jeu propose un mode multijoueur en ligne en plus d’un mode multijoueur local, de la sélection de classes et de la customisation de personnage, le prix du jeu se situerait dans la fourchette haute.</w:t>
-      </w:r>
-    </w:p>
-    <w:p>
-      <w:r>
-        <w:t>Par conséquent, le prix de lancement du jeu se situerait autour de 4,99 euros.</w:t>
-      </w:r>
+      </w:pPr>
     </w:p>
     <w:p>
       <w:pPr>
@@ -3517,109 +4906,14 @@
           <w:bCs/>
         </w:rPr>
       </w:pPr>
-      <w:r>
+    </w:p>
+    <w:p>
+      <w:pPr>
         <w:rPr>
           <w:b/>
           <w:bCs/>
         </w:rPr>
-        <w:t>Estimation des ventes</w:t>
-      </w:r>
-    </w:p>
-    <w:p>
-      <w:r>
-        <w:t xml:space="preserve">Le cœur du public du jeu </w:t>
-      </w:r>
-      <w:proofErr w:type="spellStart"/>
-      <w:r>
-        <w:t>Average</w:t>
-      </w:r>
-      <w:proofErr w:type="spellEnd"/>
-      <w:r>
-        <w:t xml:space="preserve"> </w:t>
-      </w:r>
-      <w:proofErr w:type="spellStart"/>
-      <w:r>
-        <w:t>Supermarket</w:t>
-      </w:r>
-      <w:proofErr w:type="spellEnd"/>
-      <w:r>
-        <w:t xml:space="preserve"> </w:t>
-      </w:r>
-      <w:proofErr w:type="spellStart"/>
-      <w:r>
-        <w:t>Experience</w:t>
-      </w:r>
-      <w:proofErr w:type="spellEnd"/>
-      <w:r>
-        <w:t xml:space="preserve"> est constitué de joueurs occasionnels comme de joueurs passionnés, amateurs de multijoueur local et en ligne.</w:t>
-      </w:r>
-    </w:p>
-    <w:p>
-      <w:proofErr w:type="spellStart"/>
-      <w:r>
-        <w:t>Overcooked</w:t>
-      </w:r>
-      <w:proofErr w:type="spellEnd"/>
-      <w:r>
-        <w:t xml:space="preserve"> s'est vendu entre 300 000 et 500 000 exemplaires au cours de sa première année toutes plateformes confondues (PC, PS4 et Xbox One).</w:t>
-      </w:r>
-    </w:p>
-    <w:p>
-      <w:r>
-        <w:t xml:space="preserve">Un jeu plus raisonnable en termes de nombre de développeurs et qui correspond davantage à notre scope comme You </w:t>
-      </w:r>
-      <w:proofErr w:type="spellStart"/>
-      <w:r>
-        <w:t>suck</w:t>
-      </w:r>
-      <w:proofErr w:type="spellEnd"/>
-      <w:r>
-        <w:t xml:space="preserve"> at Parking qui a été développé par une seule personne, aurait été vendu entre 20 000 et 50 000 exemplaires.</w:t>
-      </w:r>
-    </w:p>
-    <w:p>
-      <w:r>
-        <w:t xml:space="preserve">Par conséquent, </w:t>
-      </w:r>
-      <w:proofErr w:type="spellStart"/>
-      <w:r>
-        <w:t>Average</w:t>
-      </w:r>
-      <w:proofErr w:type="spellEnd"/>
-      <w:r>
-        <w:t xml:space="preserve"> </w:t>
-      </w:r>
-      <w:proofErr w:type="spellStart"/>
-      <w:r>
-        <w:t>Supermarket</w:t>
-      </w:r>
-      <w:proofErr w:type="spellEnd"/>
-      <w:r>
-        <w:t xml:space="preserve"> </w:t>
-      </w:r>
-      <w:proofErr w:type="spellStart"/>
-      <w:r>
-        <w:t>Experience</w:t>
-      </w:r>
-      <w:proofErr w:type="spellEnd"/>
-      <w:r>
-        <w:t xml:space="preserve"> espère pouvoir toucher le même type de communauté avec des ventes entre 5 000 et 10 000 exemplaires vendus pour la première année.</w:t>
-      </w:r>
-    </w:p>
-    <w:p>
-      <w:proofErr w:type="gramStart"/>
-      <w:r>
-        <w:t>ligne</w:t>
-      </w:r>
-      <w:proofErr w:type="gramEnd"/>
-      <w:r>
-        <w:t xml:space="preserve"> en plus d’un mode multijoueur local, de la sélection de classes et de la customisation de personnage, le prix du jeu se situerait dans la fourchette haute.</w:t>
-      </w:r>
-    </w:p>
-    <w:p>
-      <w:r>
-        <w:t>Par conséquent, le prix de lancement du jeu se situerait autour de 4,99 euros.</w:t>
-      </w:r>
+      </w:pPr>
     </w:p>
     <w:p>
       <w:pPr>
@@ -3644,30 +4938,292 @@
           <w:bCs/>
         </w:rPr>
       </w:pPr>
-    </w:p>
-    <w:p>
-      <w:pPr>
+      <w:r>
         <w:rPr>
           <w:b/>
           <w:bCs/>
         </w:rPr>
-      </w:pPr>
-    </w:p>
-    <w:p>
-      <w:pPr>
+        <w:t xml:space="preserve">III </w:t>
+      </w:r>
+      <w:r>
         <w:rPr>
           <w:b/>
           <w:bCs/>
         </w:rPr>
-      </w:pPr>
-    </w:p>
-    <w:p>
-      <w:pPr>
+        <w:t>- Rémunération (répartition des bénéfices)</w:t>
+      </w:r>
+    </w:p>
+    <w:p>
+      <w:r>
+        <w:t>Voici les différentes informations qui vont nous permettre d’établir les bénéfices, puis leur répartition :</w:t>
+      </w:r>
+    </w:p>
+    <w:p>
+      <w:pPr>
+        <w:pStyle w:val="Paragraphedeliste"/>
+        <w:numPr>
+          <w:ilvl w:val="0"/>
+          <w:numId w:val="14"/>
+        </w:numPr>
+      </w:pPr>
+      <w:r>
+        <w:t>Prix de vente : 4,99 euros.</w:t>
+      </w:r>
+    </w:p>
+    <w:p>
+      <w:pPr>
+        <w:pStyle w:val="Paragraphedeliste"/>
+        <w:numPr>
+          <w:ilvl w:val="0"/>
+          <w:numId w:val="14"/>
+        </w:numPr>
+      </w:pPr>
+      <w:r>
+        <w:t>Plateforme de distribution : Steam.</w:t>
+      </w:r>
+    </w:p>
+    <w:p>
+      <w:pPr>
+        <w:pStyle w:val="Paragraphedeliste"/>
+        <w:numPr>
+          <w:ilvl w:val="0"/>
+          <w:numId w:val="14"/>
+        </w:numPr>
+      </w:pPr>
+      <w:r>
+        <w:t>Estimation des ventes basses à la première année : 5 000 copies.</w:t>
+      </w:r>
+    </w:p>
+    <w:p>
+      <w:pPr>
+        <w:pStyle w:val="Paragraphedeliste"/>
+        <w:numPr>
+          <w:ilvl w:val="0"/>
+          <w:numId w:val="14"/>
+        </w:numPr>
+      </w:pPr>
+      <w:r>
+        <w:t>Estimation des ventes hautes à la première année : 10 000 copies.</w:t>
+      </w:r>
+    </w:p>
+    <w:p>
+      <w:pPr>
+        <w:pStyle w:val="Paragraphedeliste"/>
+        <w:numPr>
+          <w:ilvl w:val="0"/>
+          <w:numId w:val="14"/>
+        </w:numPr>
+      </w:pPr>
+      <w:r>
+        <w:t>TVA française : 20 %.</w:t>
+      </w:r>
+    </w:p>
+    <w:p>
+      <w:pPr>
+        <w:pStyle w:val="Paragraphedeliste"/>
+        <w:numPr>
+          <w:ilvl w:val="0"/>
+          <w:numId w:val="14"/>
+        </w:numPr>
+      </w:pPr>
+      <w:r>
+        <w:t>Estimation de la part que Steam récupère : 30 %.</w:t>
+      </w:r>
+    </w:p>
+    <w:p>
+      <w:pPr>
+        <w:pStyle w:val="Paragraphedeliste"/>
+        <w:numPr>
+          <w:ilvl w:val="0"/>
+          <w:numId w:val="14"/>
+        </w:numPr>
+      </w:pPr>
+      <w:r>
+        <w:t>Budget : déjà financé.</w:t>
+      </w:r>
+    </w:p>
+    <w:p>
+      <w:r>
+        <w:t>L’objectif est de rémunérer l’équipe en fonction des recettes, mais surtout de pérenniser le développement futur du jeu, notamment en ajoutant du nouveau contenu et des améliorations techniques.</w:t>
+      </w:r>
+    </w:p>
+    <w:p>
+      <w:r>
+        <w:t>La grille de commission de Steam standard est de 30 % et passe à 25 % si le jeu dépasse 10 millions de dollars de recettes et à 20 % si le jeu dépasse les 50 millions.</w:t>
+      </w:r>
+    </w:p>
+    <w:p>
+      <w:r>
         <w:rPr>
           <w:b/>
           <w:bCs/>
         </w:rPr>
-      </w:pPr>
+        <w:t>Scénario 1 – Basé sur les ventes basses, donc 5 000 copies vendues sur une année</w:t>
+      </w:r>
+    </w:p>
+    <w:p>
+      <w:r>
+        <w:t>Le chiffre d’affaires (CA) est alors de 24 950 euros TTC (5 000 × 4,99). La TVA et la commission de Steam seraient respectivement de 4 158,33 et 6 237,50 euros. Donc, le revenu restant pour l’équipe serait de 14 554,17 euros.</w:t>
+      </w:r>
+    </w:p>
+    <w:p>
+      <w:r>
+        <w:t>La répartition des revenus au sein du projet serait donc la suivante :</w:t>
+      </w:r>
+    </w:p>
+    <w:p>
+      <w:pPr>
+        <w:pStyle w:val="Paragraphedeliste"/>
+        <w:numPr>
+          <w:ilvl w:val="0"/>
+          <w:numId w:val="14"/>
+        </w:numPr>
+      </w:pPr>
+      <w:r>
+        <w:t>Rémunération de l’équipe (40 %) : 5 821,67 euros.</w:t>
+      </w:r>
+    </w:p>
+    <w:p>
+      <w:pPr>
+        <w:pStyle w:val="Paragraphedeliste"/>
+        <w:numPr>
+          <w:ilvl w:val="0"/>
+          <w:numId w:val="14"/>
+        </w:numPr>
+      </w:pPr>
+      <w:r>
+        <w:t>Développement futur (40 %) : 5 821,67 euros.</w:t>
+      </w:r>
+    </w:p>
+    <w:p>
+      <w:pPr>
+        <w:pStyle w:val="Paragraphedeliste"/>
+        <w:numPr>
+          <w:ilvl w:val="0"/>
+          <w:numId w:val="14"/>
+        </w:numPr>
+      </w:pPr>
+      <w:r>
+        <w:t>Trésorerie et frais du studio (20 %) : 2 910,83 euros.</w:t>
+      </w:r>
+    </w:p>
+    <w:p>
+      <w:r>
+        <w:t>La répartition de l’enveloppe de rémunération entre les 6 membres de l’équipe :</w:t>
+      </w:r>
+    </w:p>
+    <w:p>
+      <w:pPr>
+        <w:pStyle w:val="Paragraphedeliste"/>
+        <w:numPr>
+          <w:ilvl w:val="0"/>
+          <w:numId w:val="14"/>
+        </w:numPr>
+      </w:pPr>
+      <w:r>
+        <w:t>3 Game Designers (Marjolène, Anthony et Jordan) (20 %) : 388,11 euros chacun.</w:t>
+      </w:r>
+    </w:p>
+    <w:p>
+      <w:pPr>
+        <w:pStyle w:val="Paragraphedeliste"/>
+        <w:numPr>
+          <w:ilvl w:val="0"/>
+          <w:numId w:val="14"/>
+        </w:numPr>
+      </w:pPr>
+      <w:r>
+        <w:t>3 Level Designers (3 élèves LD) (20 %) : 388,11 euros chacun.</w:t>
+      </w:r>
+    </w:p>
+    <w:p>
+      <w:pPr>
+        <w:pStyle w:val="Paragraphedeliste"/>
+        <w:numPr>
+          <w:ilvl w:val="0"/>
+          <w:numId w:val="14"/>
+        </w:numPr>
+      </w:pPr>
+      <w:r>
+        <w:t>5 Game Artists (Alix et 4 élèves I3D) (25 %) : 291,08 euros chacun.</w:t>
+      </w:r>
+    </w:p>
+    <w:p>
+      <w:pPr>
+        <w:pStyle w:val="Paragraphedeliste"/>
+        <w:numPr>
+          <w:ilvl w:val="0"/>
+          <w:numId w:val="14"/>
+        </w:numPr>
+      </w:pPr>
+      <w:r>
+        <w:t>4 programmeurs (2 étudiants de Master 2 – Informatique Gamagora –) : 363,85 euros chacun.</w:t>
+      </w:r>
+    </w:p>
+    <w:p>
+      <w:pPr>
+        <w:pStyle w:val="Paragraphedeliste"/>
+        <w:numPr>
+          <w:ilvl w:val="0"/>
+          <w:numId w:val="14"/>
+        </w:numPr>
+      </w:pPr>
+      <w:r>
+        <w:t>2 ingénieurs sonores, étudiants en master MAAAV : 291,08 euros chacun.</w:t>
+      </w:r>
+    </w:p>
+    <w:p>
+      <w:r>
+        <w:t>Enfin, la répartition de l’enveloppe de développement futur du jeu serait la suivante :</w:t>
+      </w:r>
+    </w:p>
+    <w:p>
+      <w:pPr>
+        <w:pStyle w:val="Paragraphedeliste"/>
+        <w:numPr>
+          <w:ilvl w:val="0"/>
+          <w:numId w:val="14"/>
+        </w:numPr>
+      </w:pPr>
+      <w:r>
+        <w:t>Correction de bugs et optimisation (20 %) : 1 164,33 euros.</w:t>
+      </w:r>
+    </w:p>
+    <w:p>
+      <w:pPr>
+        <w:pStyle w:val="Paragraphedeliste"/>
+        <w:numPr>
+          <w:ilvl w:val="0"/>
+          <w:numId w:val="14"/>
+        </w:numPr>
+      </w:pPr>
+      <w:r>
+        <w:t>Amélioration du multijoueur et création d’un matchmaking (40 %) : 2 328,67 euros.</w:t>
+      </w:r>
+    </w:p>
+    <w:p>
+      <w:pPr>
+        <w:pStyle w:val="Paragraphedeliste"/>
+        <w:numPr>
+          <w:ilvl w:val="0"/>
+          <w:numId w:val="14"/>
+        </w:numPr>
+      </w:pPr>
+      <w:r>
+        <w:t>Développement de nouveaux modes de jeu saisonniers (25 %) : 1 455,42 euros.</w:t>
+      </w:r>
+    </w:p>
+    <w:p>
+      <w:pPr>
+        <w:pStyle w:val="Paragraphedeliste"/>
+        <w:numPr>
+          <w:ilvl w:val="0"/>
+          <w:numId w:val="14"/>
+        </w:numPr>
+      </w:pPr>
+      <w:r>
+        <w:t>Tests, équilibrage et mises à jour (15 %) : 873,25 euros.</w:t>
+      </w:r>
     </w:p>
     <w:p>
       <w:pPr>
@@ -3676,21 +5232,205 @@
           <w:bCs/>
         </w:rPr>
       </w:pPr>
-      <w:r>
+    </w:p>
+    <w:p>
+      <w:pPr>
         <w:rPr>
           <w:b/>
           <w:bCs/>
         </w:rPr>
-        <w:t xml:space="preserve">III </w:t>
-      </w:r>
-      <w:r>
+      </w:pPr>
+    </w:p>
+    <w:p>
+      <w:pPr>
         <w:rPr>
           <w:b/>
           <w:bCs/>
         </w:rPr>
-        <w:t>- Rémunération (répartition des bénéfices)</w:t>
-      </w:r>
-    </w:p>
+      </w:pPr>
+    </w:p>
+    <w:p>
+      <w:pPr>
+        <w:rPr>
+          <w:b/>
+          <w:bCs/>
+        </w:rPr>
+      </w:pPr>
+    </w:p>
+    <w:p>
+      <w:r>
+        <w:rPr>
+          <w:b/>
+          <w:bCs/>
+        </w:rPr>
+        <w:t>Scénario 2 – Basé sur les ventes hautes, donc 10 000 copies vendues sur une année</w:t>
+      </w:r>
+    </w:p>
+    <w:p>
+      <w:r>
+        <w:t>Le chiffre d’affaires (CA) est alors de 49 000 euros TTC (5 000 × 4,99). La TVA et la commission de Steam seraient respectivement de 8 316,67 et 12 475 euros. Donc, le revenu restant pour l’équipe serait de 29 108,33 euros.</w:t>
+      </w:r>
+    </w:p>
+    <w:p>
+      <w:r>
+        <w:t>La répartition des revenus au sein du projet serait donc la suivante :</w:t>
+      </w:r>
+    </w:p>
+    <w:p>
+      <w:pPr>
+        <w:pStyle w:val="Paragraphedeliste"/>
+        <w:numPr>
+          <w:ilvl w:val="0"/>
+          <w:numId w:val="14"/>
+        </w:numPr>
+      </w:pPr>
+      <w:r>
+        <w:t>Rémunération de l’équipe (40 %) : 11 643,33 euros.</w:t>
+      </w:r>
+    </w:p>
+    <w:p>
+      <w:pPr>
+        <w:pStyle w:val="Paragraphedeliste"/>
+        <w:numPr>
+          <w:ilvl w:val="0"/>
+          <w:numId w:val="14"/>
+        </w:numPr>
+      </w:pPr>
+      <w:r>
+        <w:t>Développement futur (40 %) : 11 643,33 euros.</w:t>
+      </w:r>
+    </w:p>
+    <w:p>
+      <w:pPr>
+        <w:pStyle w:val="Paragraphedeliste"/>
+        <w:numPr>
+          <w:ilvl w:val="0"/>
+          <w:numId w:val="14"/>
+        </w:numPr>
+      </w:pPr>
+      <w:r>
+        <w:t>Trésorerie et frais du studio (20 %) : 5 821,67 euros.</w:t>
+      </w:r>
+    </w:p>
+    <w:p>
+      <w:r>
+        <w:t>La répartition de l’enveloppe de rémunération entre les 6 membres de l’équipe :</w:t>
+      </w:r>
+    </w:p>
+    <w:p>
+      <w:pPr>
+        <w:pStyle w:val="Paragraphedeliste"/>
+        <w:numPr>
+          <w:ilvl w:val="0"/>
+          <w:numId w:val="14"/>
+        </w:numPr>
+      </w:pPr>
+      <w:r>
+        <w:t>3 Game Designers (Marjolène, Anthony et Jordan) (20 %) : 776,22 euros chacun.</w:t>
+      </w:r>
+    </w:p>
+    <w:p>
+      <w:pPr>
+        <w:pStyle w:val="Paragraphedeliste"/>
+        <w:numPr>
+          <w:ilvl w:val="0"/>
+          <w:numId w:val="14"/>
+        </w:numPr>
+      </w:pPr>
+      <w:r>
+        <w:t>3 Level Designers (3 élèves LD) (20 %) : 776,22 euros chacun.</w:t>
+      </w:r>
+    </w:p>
+    <w:p>
+      <w:pPr>
+        <w:pStyle w:val="Paragraphedeliste"/>
+        <w:numPr>
+          <w:ilvl w:val="0"/>
+          <w:numId w:val="14"/>
+        </w:numPr>
+      </w:pPr>
+      <w:r>
+        <w:t>5 Game Artists (Alix et 4 élèves I3D) (25 %) : 582,17 euros chacun.</w:t>
+      </w:r>
+    </w:p>
+    <w:p>
+      <w:pPr>
+        <w:pStyle w:val="Paragraphedeliste"/>
+        <w:numPr>
+          <w:ilvl w:val="0"/>
+          <w:numId w:val="14"/>
+        </w:numPr>
+      </w:pPr>
+      <w:r>
+        <w:t>4 programmeurs (2 étudiants de Master 2 – Informatique Gamagora –) : 727,71 euros chacun.</w:t>
+      </w:r>
+    </w:p>
+    <w:p>
+      <w:pPr>
+        <w:pStyle w:val="Paragraphedeliste"/>
+        <w:numPr>
+          <w:ilvl w:val="0"/>
+          <w:numId w:val="14"/>
+        </w:numPr>
+      </w:pPr>
+      <w:r>
+        <w:t>2 ingénieurs sonores, étudiants en master MAAAV : 582,17 euros chacun.</w:t>
+      </w:r>
+    </w:p>
+    <w:p>
+      <w:r>
+        <w:t>Enfin, la répartition de l’enveloppe de développement futur du jeu serait la suivante :</w:t>
+      </w:r>
+    </w:p>
+    <w:p>
+      <w:pPr>
+        <w:pStyle w:val="Paragraphedeliste"/>
+        <w:numPr>
+          <w:ilvl w:val="0"/>
+          <w:numId w:val="14"/>
+        </w:numPr>
+      </w:pPr>
+      <w:r>
+        <w:t>Correction de bugs et optimisation (20 %) : 2 328,67 euros.</w:t>
+      </w:r>
+    </w:p>
+    <w:p>
+      <w:pPr>
+        <w:pStyle w:val="Paragraphedeliste"/>
+        <w:numPr>
+          <w:ilvl w:val="0"/>
+          <w:numId w:val="14"/>
+        </w:numPr>
+      </w:pPr>
+      <w:r>
+        <w:t>Amélioration du multijoueur et création d’un matchmaking (40 %) : 4 657,33 euros.</w:t>
+      </w:r>
+    </w:p>
+    <w:p>
+      <w:pPr>
+        <w:pStyle w:val="Paragraphedeliste"/>
+        <w:numPr>
+          <w:ilvl w:val="0"/>
+          <w:numId w:val="14"/>
+        </w:numPr>
+      </w:pPr>
+      <w:r>
+        <w:t>Développement de nouveaux modes de jeu saisonniers (25 %) : 2 910,83 euros.</w:t>
+      </w:r>
+    </w:p>
+    <w:p>
+      <w:pPr>
+        <w:pStyle w:val="Paragraphedeliste"/>
+        <w:numPr>
+          <w:ilvl w:val="0"/>
+          <w:numId w:val="14"/>
+        </w:numPr>
+      </w:pPr>
+      <w:r>
+        <w:t>Tests, équilibrage et mises à jour (15 %) : 1 746,50 euros.</w:t>
+      </w:r>
+    </w:p>
+    <w:p/>
     <w:sectPr>
       <w:pgSz w:w="11906" w:h="16838"/>
       <w:pgMar w:top="1417" w:right="1417" w:bottom="1417" w:left="1417" w:header="708" w:footer="708" w:gutter="0"/>
@@ -3701,9 +5441,1701 @@
 </w:document>
 </file>
 
+<file path=word/endnotes.xml><?xml version="1.0" encoding="utf-8"?>
+<w:endnotes xmlns:wpc="http://schemas.microsoft.com/office/word/2010/wordprocessingCanvas" xmlns:cx="http://schemas.microsoft.com/office/drawing/2014/chartex" xmlns:cx1="http://schemas.microsoft.com/office/drawing/2015/9/8/chartex" xmlns:cx2="http://schemas.microsoft.com/office/drawing/2015/10/21/chartex" xmlns:cx3="http://schemas.microsoft.com/office/drawing/2016/5/9/chartex" xmlns:cx4="http://schemas.microsoft.com/office/drawing/2016/5/10/chartex" xmlns:cx5="http://schemas.microsoft.com/office/drawing/2016/5/11/chartex" xmlns:cx6="http://schemas.microsoft.com/office/drawing/2016/5/12/chartex" xmlns:cx7="http://schemas.microsoft.com/office/drawing/2016/5/13/chartex" xmlns:cx8="http://schemas.microsoft.com/office/drawing/2016/5/14/chartex" xmlns:mc="http://schemas.openxmlformats.org/markup-compatibility/2006" xmlns:aink="http://schemas.microsoft.com/office/drawing/2016/ink" xmlns:am3d="http://schemas.microsoft.com/office/drawing/2017/model3d" xmlns:o="urn:schemas-microsoft-com:office:office" xmlns:oel="http://schemas.microsoft.com/office/2019/extlst" xmlns:r="http://schemas.openxmlformats.org/officeDocument/2006/relationships" xmlns:m="http://schemas.openxmlformats.org/officeDocument/2006/math" xmlns:v="urn:schemas-microsoft-com:vml" xmlns:wp14="http://schemas.microsoft.com/office/word/2010/wordprocessingDrawing" xmlns:wp="http://schemas.openxmlformats.org/drawingml/2006/wordprocessingDrawing" xmlns:w10="urn:schemas-microsoft-com:office:word" xmlns:w="http://schemas.openxmlformats.org/wordprocessingml/2006/main" xmlns:w14="http://schemas.microsoft.com/office/word/2010/wordml" xmlns:w15="http://schemas.microsoft.com/office/word/2012/wordml" xmlns:w16cex="http://schemas.microsoft.com/office/word/2018/wordml/cex" xmlns:w16cid="http://schemas.microsoft.com/office/word/2016/wordml/cid" xmlns:w16="http://schemas.microsoft.com/office/word/2018/wordml" xmlns:w16du="http://schemas.microsoft.com/office/word/2023/wordml/word16du" xmlns:w16sdtdh="http://schemas.microsoft.com/office/word/2020/wordml/sdtdatahash" xmlns:w16sdtfl="http://schemas.microsoft.com/office/word/2024/wordml/sdtformatlock" xmlns:w16se="http://schemas.microsoft.com/office/word/2015/wordml/symex" xmlns:wpg="http://schemas.microsoft.com/office/word/2010/wordprocessingGroup" xmlns:wpi="http://schemas.microsoft.com/office/word/2010/wordprocessingInk" xmlns:wne="http://schemas.microsoft.com/office/word/2006/wordml" xmlns:wps="http://schemas.microsoft.com/office/word/2010/wordprocessingShape" mc:Ignorable="w14 w15 w16se w16cid w16 w16cex w16sdtdh w16sdtfl w16du wp14">
+  <w:endnote w:type="separator" w:id="-1">
+    <w:p>
+      <w:pPr>
+        <w:spacing w:after="0" w:line="240" w:lineRule="auto"/>
+      </w:pPr>
+      <w:r>
+        <w:separator/>
+      </w:r>
+    </w:p>
+  </w:endnote>
+  <w:endnote w:type="continuationSeparator" w:id="0">
+    <w:p>
+      <w:pPr>
+        <w:spacing w:after="0" w:line="240" w:lineRule="auto"/>
+      </w:pPr>
+      <w:r>
+        <w:continuationSeparator/>
+      </w:r>
+    </w:p>
+  </w:endnote>
+</w:endnotes>
+</file>
+
+<file path=word/footnotes.xml><?xml version="1.0" encoding="utf-8"?>
+<w:footnotes xmlns:wpc="http://schemas.microsoft.com/office/word/2010/wordprocessingCanvas" xmlns:cx="http://schemas.microsoft.com/office/drawing/2014/chartex" xmlns:cx1="http://schemas.microsoft.com/office/drawing/2015/9/8/chartex" xmlns:cx2="http://schemas.microsoft.com/office/drawing/2015/10/21/chartex" xmlns:cx3="http://schemas.microsoft.com/office/drawing/2016/5/9/chartex" xmlns:cx4="http://schemas.microsoft.com/office/drawing/2016/5/10/chartex" xmlns:cx5="http://schemas.microsoft.com/office/drawing/2016/5/11/chartex" xmlns:cx6="http://schemas.microsoft.com/office/drawing/2016/5/12/chartex" xmlns:cx7="http://schemas.microsoft.com/office/drawing/2016/5/13/chartex" xmlns:cx8="http://schemas.microsoft.com/office/drawing/2016/5/14/chartex" xmlns:mc="http://schemas.openxmlformats.org/markup-compatibility/2006" xmlns:aink="http://schemas.microsoft.com/office/drawing/2016/ink" xmlns:am3d="http://schemas.microsoft.com/office/drawing/2017/model3d" xmlns:o="urn:schemas-microsoft-com:office:office" xmlns:oel="http://schemas.microsoft.com/office/2019/extlst" xmlns:r="http://schemas.openxmlformats.org/officeDocument/2006/relationships" xmlns:m="http://schemas.openxmlformats.org/officeDocument/2006/math" xmlns:v="urn:schemas-microsoft-com:vml" xmlns:wp14="http://schemas.microsoft.com/office/word/2010/wordprocessingDrawing" xmlns:wp="http://schemas.openxmlformats.org/drawingml/2006/wordprocessingDrawing" xmlns:w10="urn:schemas-microsoft-com:office:word" xmlns:w="http://schemas.openxmlformats.org/wordprocessingml/2006/main" xmlns:w14="http://schemas.microsoft.com/office/word/2010/wordml" xmlns:w15="http://schemas.microsoft.com/office/word/2012/wordml" xmlns:w16cex="http://schemas.microsoft.com/office/word/2018/wordml/cex" xmlns:w16cid="http://schemas.microsoft.com/office/word/2016/wordml/cid" xmlns:w16="http://schemas.microsoft.com/office/word/2018/wordml" xmlns:w16du="http://schemas.microsoft.com/office/word/2023/wordml/word16du" xmlns:w16sdtdh="http://schemas.microsoft.com/office/word/2020/wordml/sdtdatahash" xmlns:w16sdtfl="http://schemas.microsoft.com/office/word/2024/wordml/sdtformatlock" xmlns:w16se="http://schemas.microsoft.com/office/word/2015/wordml/symex" xmlns:wpg="http://schemas.microsoft.com/office/word/2010/wordprocessingGroup" xmlns:wpi="http://schemas.microsoft.com/office/word/2010/wordprocessingInk" xmlns:wne="http://schemas.microsoft.com/office/word/2006/wordml" xmlns:wps="http://schemas.microsoft.com/office/word/2010/wordprocessingShape" mc:Ignorable="w14 w15 w16se w16cid w16 w16cex w16sdtdh w16sdtfl w16du wp14">
+  <w:footnote w:type="separator" w:id="-1">
+    <w:p>
+      <w:pPr>
+        <w:spacing w:after="0" w:line="240" w:lineRule="auto"/>
+      </w:pPr>
+      <w:r>
+        <w:separator/>
+      </w:r>
+    </w:p>
+  </w:footnote>
+  <w:footnote w:type="continuationSeparator" w:id="0">
+    <w:p>
+      <w:pPr>
+        <w:spacing w:after="0" w:line="240" w:lineRule="auto"/>
+      </w:pPr>
+      <w:r>
+        <w:continuationSeparator/>
+      </w:r>
+    </w:p>
+  </w:footnote>
+</w:footnotes>
+</file>
+
 <file path=word/numbering.xml><?xml version="1.0" encoding="utf-8"?>
 <w:numbering xmlns:wpc="http://schemas.microsoft.com/office/word/2010/wordprocessingCanvas" xmlns:cx="http://schemas.microsoft.com/office/drawing/2014/chartex" xmlns:cx1="http://schemas.microsoft.com/office/drawing/2015/9/8/chartex" xmlns:cx2="http://schemas.microsoft.com/office/drawing/2015/10/21/chartex" xmlns:cx3="http://schemas.microsoft.com/office/drawing/2016/5/9/chartex" xmlns:cx4="http://schemas.microsoft.com/office/drawing/2016/5/10/chartex" xmlns:cx5="http://schemas.microsoft.com/office/drawing/2016/5/11/chartex" xmlns:cx6="http://schemas.microsoft.com/office/drawing/2016/5/12/chartex" xmlns:cx7="http://schemas.microsoft.com/office/drawing/2016/5/13/chartex" xmlns:cx8="http://schemas.microsoft.com/office/drawing/2016/5/14/chartex" xmlns:mc="http://schemas.openxmlformats.org/markup-compatibility/2006" xmlns:aink="http://schemas.microsoft.com/office/drawing/2016/ink" xmlns:am3d="http://schemas.microsoft.com/office/drawing/2017/model3d" xmlns:o="urn:schemas-microsoft-com:office:office" xmlns:oel="http://schemas.microsoft.com/office/2019/extlst" xmlns:r="http://schemas.openxmlformats.org/officeDocument/2006/relationships" xmlns:m="http://schemas.openxmlformats.org/officeDocument/2006/math" xmlns:v="urn:schemas-microsoft-com:vml" xmlns:wp14="http://schemas.microsoft.com/office/word/2010/wordprocessingDrawing" xmlns:wp="http://schemas.openxmlformats.org/drawingml/2006/wordprocessingDrawing" xmlns:w10="urn:schemas-microsoft-com:office:word" xmlns:w="http://schemas.openxmlformats.org/wordprocessingml/2006/main" xmlns:w14="http://schemas.microsoft.com/office/word/2010/wordml" xmlns:w15="http://schemas.microsoft.com/office/word/2012/wordml" xmlns:w16cex="http://schemas.microsoft.com/office/word/2018/wordml/cex" xmlns:w16cid="http://schemas.microsoft.com/office/word/2016/wordml/cid" xmlns:w16="http://schemas.microsoft.com/office/word/2018/wordml" xmlns:w16du="http://schemas.microsoft.com/office/word/2023/wordml/word16du" xmlns:w16sdtdh="http://schemas.microsoft.com/office/word/2020/wordml/sdtdatahash" xmlns:w16sdtfl="http://schemas.microsoft.com/office/word/2024/wordml/sdtformatlock" xmlns:w16se="http://schemas.microsoft.com/office/word/2015/wordml/symex" xmlns:wpg="http://schemas.microsoft.com/office/word/2010/wordprocessingGroup" xmlns:wpi="http://schemas.microsoft.com/office/word/2010/wordprocessingInk" xmlns:wne="http://schemas.microsoft.com/office/word/2006/wordml" xmlns:wps="http://schemas.microsoft.com/office/word/2010/wordprocessingShape" mc:Ignorable="w14 w15 w16se w16cid w16 w16cex w16sdtdh w16sdtfl w16du wp14">
   <w:abstractNum w:abstractNumId="0" w15:restartNumberingAfterBreak="0">
+    <w:nsid w:val="06BF06D5"/>
+    <w:multiLevelType w:val="multilevel"/>
+    <w:tmpl w:val="9A7282C6"/>
+    <w:lvl w:ilvl="0">
+      <w:start w:val="1"/>
+      <w:numFmt w:val="bullet"/>
+      <w:lvlText w:val=""/>
+      <w:lvlJc w:val="left"/>
+      <w:pPr>
+        <w:tabs>
+          <w:tab w:val="num" w:pos="720"/>
+        </w:tabs>
+        <w:ind w:left="720" w:hanging="360"/>
+      </w:pPr>
+      <w:rPr>
+        <w:rFonts w:ascii="Symbol" w:hAnsi="Symbol" w:hint="default"/>
+        <w:sz w:val="20"/>
+      </w:rPr>
+    </w:lvl>
+    <w:lvl w:ilvl="1" w:tentative="1">
+      <w:start w:val="1"/>
+      <w:numFmt w:val="bullet"/>
+      <w:lvlText w:val="o"/>
+      <w:lvlJc w:val="left"/>
+      <w:pPr>
+        <w:tabs>
+          <w:tab w:val="num" w:pos="1440"/>
+        </w:tabs>
+        <w:ind w:left="1440" w:hanging="360"/>
+      </w:pPr>
+      <w:rPr>
+        <w:rFonts w:ascii="Courier New" w:hAnsi="Courier New" w:hint="default"/>
+        <w:sz w:val="20"/>
+      </w:rPr>
+    </w:lvl>
+    <w:lvl w:ilvl="2" w:tentative="1">
+      <w:start w:val="1"/>
+      <w:numFmt w:val="bullet"/>
+      <w:lvlText w:val=""/>
+      <w:lvlJc w:val="left"/>
+      <w:pPr>
+        <w:tabs>
+          <w:tab w:val="num" w:pos="2160"/>
+        </w:tabs>
+        <w:ind w:left="2160" w:hanging="360"/>
+      </w:pPr>
+      <w:rPr>
+        <w:rFonts w:ascii="Wingdings" w:hAnsi="Wingdings" w:hint="default"/>
+        <w:sz w:val="20"/>
+      </w:rPr>
+    </w:lvl>
+    <w:lvl w:ilvl="3" w:tentative="1">
+      <w:start w:val="1"/>
+      <w:numFmt w:val="bullet"/>
+      <w:lvlText w:val=""/>
+      <w:lvlJc w:val="left"/>
+      <w:pPr>
+        <w:tabs>
+          <w:tab w:val="num" w:pos="2880"/>
+        </w:tabs>
+        <w:ind w:left="2880" w:hanging="360"/>
+      </w:pPr>
+      <w:rPr>
+        <w:rFonts w:ascii="Wingdings" w:hAnsi="Wingdings" w:hint="default"/>
+        <w:sz w:val="20"/>
+      </w:rPr>
+    </w:lvl>
+    <w:lvl w:ilvl="4" w:tentative="1">
+      <w:start w:val="1"/>
+      <w:numFmt w:val="bullet"/>
+      <w:lvlText w:val=""/>
+      <w:lvlJc w:val="left"/>
+      <w:pPr>
+        <w:tabs>
+          <w:tab w:val="num" w:pos="3600"/>
+        </w:tabs>
+        <w:ind w:left="3600" w:hanging="360"/>
+      </w:pPr>
+      <w:rPr>
+        <w:rFonts w:ascii="Wingdings" w:hAnsi="Wingdings" w:hint="default"/>
+        <w:sz w:val="20"/>
+      </w:rPr>
+    </w:lvl>
+    <w:lvl w:ilvl="5" w:tentative="1">
+      <w:start w:val="1"/>
+      <w:numFmt w:val="bullet"/>
+      <w:lvlText w:val=""/>
+      <w:lvlJc w:val="left"/>
+      <w:pPr>
+        <w:tabs>
+          <w:tab w:val="num" w:pos="4320"/>
+        </w:tabs>
+        <w:ind w:left="4320" w:hanging="360"/>
+      </w:pPr>
+      <w:rPr>
+        <w:rFonts w:ascii="Wingdings" w:hAnsi="Wingdings" w:hint="default"/>
+        <w:sz w:val="20"/>
+      </w:rPr>
+    </w:lvl>
+    <w:lvl w:ilvl="6" w:tentative="1">
+      <w:start w:val="1"/>
+      <w:numFmt w:val="bullet"/>
+      <w:lvlText w:val=""/>
+      <w:lvlJc w:val="left"/>
+      <w:pPr>
+        <w:tabs>
+          <w:tab w:val="num" w:pos="5040"/>
+        </w:tabs>
+        <w:ind w:left="5040" w:hanging="360"/>
+      </w:pPr>
+      <w:rPr>
+        <w:rFonts w:ascii="Wingdings" w:hAnsi="Wingdings" w:hint="default"/>
+        <w:sz w:val="20"/>
+      </w:rPr>
+    </w:lvl>
+    <w:lvl w:ilvl="7" w:tentative="1">
+      <w:start w:val="1"/>
+      <w:numFmt w:val="bullet"/>
+      <w:lvlText w:val=""/>
+      <w:lvlJc w:val="left"/>
+      <w:pPr>
+        <w:tabs>
+          <w:tab w:val="num" w:pos="5760"/>
+        </w:tabs>
+        <w:ind w:left="5760" w:hanging="360"/>
+      </w:pPr>
+      <w:rPr>
+        <w:rFonts w:ascii="Wingdings" w:hAnsi="Wingdings" w:hint="default"/>
+        <w:sz w:val="20"/>
+      </w:rPr>
+    </w:lvl>
+    <w:lvl w:ilvl="8" w:tentative="1">
+      <w:start w:val="1"/>
+      <w:numFmt w:val="bullet"/>
+      <w:lvlText w:val=""/>
+      <w:lvlJc w:val="left"/>
+      <w:pPr>
+        <w:tabs>
+          <w:tab w:val="num" w:pos="6480"/>
+        </w:tabs>
+        <w:ind w:left="6480" w:hanging="360"/>
+      </w:pPr>
+      <w:rPr>
+        <w:rFonts w:ascii="Wingdings" w:hAnsi="Wingdings" w:hint="default"/>
+        <w:sz w:val="20"/>
+      </w:rPr>
+    </w:lvl>
+  </w:abstractNum>
+  <w:abstractNum w:abstractNumId="1" w15:restartNumberingAfterBreak="0">
+    <w:nsid w:val="0BDD4610"/>
+    <w:multiLevelType w:val="hybridMultilevel"/>
+    <w:tmpl w:val="76088D06"/>
+    <w:lvl w:ilvl="0" w:tplc="A0E87838">
+      <w:numFmt w:val="bullet"/>
+      <w:lvlText w:val="-"/>
+      <w:lvlJc w:val="left"/>
+      <w:pPr>
+        <w:ind w:left="720" w:hanging="360"/>
+      </w:pPr>
+      <w:rPr>
+        <w:rFonts w:ascii="Calibri" w:eastAsiaTheme="minorHAnsi" w:hAnsi="Calibri" w:cs="Calibri" w:hint="default"/>
+      </w:rPr>
+    </w:lvl>
+    <w:lvl w:ilvl="1" w:tplc="040C0003" w:tentative="1">
+      <w:start w:val="1"/>
+      <w:numFmt w:val="bullet"/>
+      <w:lvlText w:val="o"/>
+      <w:lvlJc w:val="left"/>
+      <w:pPr>
+        <w:ind w:left="1440" w:hanging="360"/>
+      </w:pPr>
+      <w:rPr>
+        <w:rFonts w:ascii="Courier New" w:hAnsi="Courier New" w:cs="Courier New" w:hint="default"/>
+      </w:rPr>
+    </w:lvl>
+    <w:lvl w:ilvl="2" w:tplc="040C0005" w:tentative="1">
+      <w:start w:val="1"/>
+      <w:numFmt w:val="bullet"/>
+      <w:lvlText w:val=""/>
+      <w:lvlJc w:val="left"/>
+      <w:pPr>
+        <w:ind w:left="2160" w:hanging="360"/>
+      </w:pPr>
+      <w:rPr>
+        <w:rFonts w:ascii="Wingdings" w:hAnsi="Wingdings" w:hint="default"/>
+      </w:rPr>
+    </w:lvl>
+    <w:lvl w:ilvl="3" w:tplc="040C0001" w:tentative="1">
+      <w:start w:val="1"/>
+      <w:numFmt w:val="bullet"/>
+      <w:lvlText w:val=""/>
+      <w:lvlJc w:val="left"/>
+      <w:pPr>
+        <w:ind w:left="2880" w:hanging="360"/>
+      </w:pPr>
+      <w:rPr>
+        <w:rFonts w:ascii="Symbol" w:hAnsi="Symbol" w:hint="default"/>
+      </w:rPr>
+    </w:lvl>
+    <w:lvl w:ilvl="4" w:tplc="040C0003" w:tentative="1">
+      <w:start w:val="1"/>
+      <w:numFmt w:val="bullet"/>
+      <w:lvlText w:val="o"/>
+      <w:lvlJc w:val="left"/>
+      <w:pPr>
+        <w:ind w:left="3600" w:hanging="360"/>
+      </w:pPr>
+      <w:rPr>
+        <w:rFonts w:ascii="Courier New" w:hAnsi="Courier New" w:cs="Courier New" w:hint="default"/>
+      </w:rPr>
+    </w:lvl>
+    <w:lvl w:ilvl="5" w:tplc="040C0005" w:tentative="1">
+      <w:start w:val="1"/>
+      <w:numFmt w:val="bullet"/>
+      <w:lvlText w:val=""/>
+      <w:lvlJc w:val="left"/>
+      <w:pPr>
+        <w:ind w:left="4320" w:hanging="360"/>
+      </w:pPr>
+      <w:rPr>
+        <w:rFonts w:ascii="Wingdings" w:hAnsi="Wingdings" w:hint="default"/>
+      </w:rPr>
+    </w:lvl>
+    <w:lvl w:ilvl="6" w:tplc="040C0001" w:tentative="1">
+      <w:start w:val="1"/>
+      <w:numFmt w:val="bullet"/>
+      <w:lvlText w:val=""/>
+      <w:lvlJc w:val="left"/>
+      <w:pPr>
+        <w:ind w:left="5040" w:hanging="360"/>
+      </w:pPr>
+      <w:rPr>
+        <w:rFonts w:ascii="Symbol" w:hAnsi="Symbol" w:hint="default"/>
+      </w:rPr>
+    </w:lvl>
+    <w:lvl w:ilvl="7" w:tplc="040C0003" w:tentative="1">
+      <w:start w:val="1"/>
+      <w:numFmt w:val="bullet"/>
+      <w:lvlText w:val="o"/>
+      <w:lvlJc w:val="left"/>
+      <w:pPr>
+        <w:ind w:left="5760" w:hanging="360"/>
+      </w:pPr>
+      <w:rPr>
+        <w:rFonts w:ascii="Courier New" w:hAnsi="Courier New" w:cs="Courier New" w:hint="default"/>
+      </w:rPr>
+    </w:lvl>
+    <w:lvl w:ilvl="8" w:tplc="040C0005" w:tentative="1">
+      <w:start w:val="1"/>
+      <w:numFmt w:val="bullet"/>
+      <w:lvlText w:val=""/>
+      <w:lvlJc w:val="left"/>
+      <w:pPr>
+        <w:ind w:left="6480" w:hanging="360"/>
+      </w:pPr>
+      <w:rPr>
+        <w:rFonts w:ascii="Wingdings" w:hAnsi="Wingdings" w:hint="default"/>
+      </w:rPr>
+    </w:lvl>
+  </w:abstractNum>
+  <w:abstractNum w:abstractNumId="2" w15:restartNumberingAfterBreak="0">
+    <w:nsid w:val="17B64E96"/>
+    <w:multiLevelType w:val="multilevel"/>
+    <w:tmpl w:val="4C7CAC7E"/>
+    <w:lvl w:ilvl="0">
+      <w:start w:val="1"/>
+      <w:numFmt w:val="bullet"/>
+      <w:lvlText w:val=""/>
+      <w:lvlJc w:val="left"/>
+      <w:pPr>
+        <w:tabs>
+          <w:tab w:val="num" w:pos="720"/>
+        </w:tabs>
+        <w:ind w:left="720" w:hanging="360"/>
+      </w:pPr>
+      <w:rPr>
+        <w:rFonts w:ascii="Symbol" w:hAnsi="Symbol" w:hint="default"/>
+        <w:sz w:val="20"/>
+      </w:rPr>
+    </w:lvl>
+    <w:lvl w:ilvl="1" w:tentative="1">
+      <w:start w:val="1"/>
+      <w:numFmt w:val="bullet"/>
+      <w:lvlText w:val="o"/>
+      <w:lvlJc w:val="left"/>
+      <w:pPr>
+        <w:tabs>
+          <w:tab w:val="num" w:pos="1440"/>
+        </w:tabs>
+        <w:ind w:left="1440" w:hanging="360"/>
+      </w:pPr>
+      <w:rPr>
+        <w:rFonts w:ascii="Courier New" w:hAnsi="Courier New" w:hint="default"/>
+        <w:sz w:val="20"/>
+      </w:rPr>
+    </w:lvl>
+    <w:lvl w:ilvl="2" w:tentative="1">
+      <w:start w:val="1"/>
+      <w:numFmt w:val="bullet"/>
+      <w:lvlText w:val=""/>
+      <w:lvlJc w:val="left"/>
+      <w:pPr>
+        <w:tabs>
+          <w:tab w:val="num" w:pos="2160"/>
+        </w:tabs>
+        <w:ind w:left="2160" w:hanging="360"/>
+      </w:pPr>
+      <w:rPr>
+        <w:rFonts w:ascii="Wingdings" w:hAnsi="Wingdings" w:hint="default"/>
+        <w:sz w:val="20"/>
+      </w:rPr>
+    </w:lvl>
+    <w:lvl w:ilvl="3" w:tentative="1">
+      <w:start w:val="1"/>
+      <w:numFmt w:val="bullet"/>
+      <w:lvlText w:val=""/>
+      <w:lvlJc w:val="left"/>
+      <w:pPr>
+        <w:tabs>
+          <w:tab w:val="num" w:pos="2880"/>
+        </w:tabs>
+        <w:ind w:left="2880" w:hanging="360"/>
+      </w:pPr>
+      <w:rPr>
+        <w:rFonts w:ascii="Wingdings" w:hAnsi="Wingdings" w:hint="default"/>
+        <w:sz w:val="20"/>
+      </w:rPr>
+    </w:lvl>
+    <w:lvl w:ilvl="4" w:tentative="1">
+      <w:start w:val="1"/>
+      <w:numFmt w:val="bullet"/>
+      <w:lvlText w:val=""/>
+      <w:lvlJc w:val="left"/>
+      <w:pPr>
+        <w:tabs>
+          <w:tab w:val="num" w:pos="3600"/>
+        </w:tabs>
+        <w:ind w:left="3600" w:hanging="360"/>
+      </w:pPr>
+      <w:rPr>
+        <w:rFonts w:ascii="Wingdings" w:hAnsi="Wingdings" w:hint="default"/>
+        <w:sz w:val="20"/>
+      </w:rPr>
+    </w:lvl>
+    <w:lvl w:ilvl="5" w:tentative="1">
+      <w:start w:val="1"/>
+      <w:numFmt w:val="bullet"/>
+      <w:lvlText w:val=""/>
+      <w:lvlJc w:val="left"/>
+      <w:pPr>
+        <w:tabs>
+          <w:tab w:val="num" w:pos="4320"/>
+        </w:tabs>
+        <w:ind w:left="4320" w:hanging="360"/>
+      </w:pPr>
+      <w:rPr>
+        <w:rFonts w:ascii="Wingdings" w:hAnsi="Wingdings" w:hint="default"/>
+        <w:sz w:val="20"/>
+      </w:rPr>
+    </w:lvl>
+    <w:lvl w:ilvl="6" w:tentative="1">
+      <w:start w:val="1"/>
+      <w:numFmt w:val="bullet"/>
+      <w:lvlText w:val=""/>
+      <w:lvlJc w:val="left"/>
+      <w:pPr>
+        <w:tabs>
+          <w:tab w:val="num" w:pos="5040"/>
+        </w:tabs>
+        <w:ind w:left="5040" w:hanging="360"/>
+      </w:pPr>
+      <w:rPr>
+        <w:rFonts w:ascii="Wingdings" w:hAnsi="Wingdings" w:hint="default"/>
+        <w:sz w:val="20"/>
+      </w:rPr>
+    </w:lvl>
+    <w:lvl w:ilvl="7" w:tentative="1">
+      <w:start w:val="1"/>
+      <w:numFmt w:val="bullet"/>
+      <w:lvlText w:val=""/>
+      <w:lvlJc w:val="left"/>
+      <w:pPr>
+        <w:tabs>
+          <w:tab w:val="num" w:pos="5760"/>
+        </w:tabs>
+        <w:ind w:left="5760" w:hanging="360"/>
+      </w:pPr>
+      <w:rPr>
+        <w:rFonts w:ascii="Wingdings" w:hAnsi="Wingdings" w:hint="default"/>
+        <w:sz w:val="20"/>
+      </w:rPr>
+    </w:lvl>
+    <w:lvl w:ilvl="8" w:tentative="1">
+      <w:start w:val="1"/>
+      <w:numFmt w:val="bullet"/>
+      <w:lvlText w:val=""/>
+      <w:lvlJc w:val="left"/>
+      <w:pPr>
+        <w:tabs>
+          <w:tab w:val="num" w:pos="6480"/>
+        </w:tabs>
+        <w:ind w:left="6480" w:hanging="360"/>
+      </w:pPr>
+      <w:rPr>
+        <w:rFonts w:ascii="Wingdings" w:hAnsi="Wingdings" w:hint="default"/>
+        <w:sz w:val="20"/>
+      </w:rPr>
+    </w:lvl>
+  </w:abstractNum>
+  <w:abstractNum w:abstractNumId="3" w15:restartNumberingAfterBreak="0">
+    <w:nsid w:val="196C0577"/>
+    <w:multiLevelType w:val="multilevel"/>
+    <w:tmpl w:val="B4DAB6B4"/>
+    <w:lvl w:ilvl="0">
+      <w:start w:val="1"/>
+      <w:numFmt w:val="bullet"/>
+      <w:lvlText w:val=""/>
+      <w:lvlJc w:val="left"/>
+      <w:pPr>
+        <w:tabs>
+          <w:tab w:val="num" w:pos="720"/>
+        </w:tabs>
+        <w:ind w:left="720" w:hanging="360"/>
+      </w:pPr>
+      <w:rPr>
+        <w:rFonts w:ascii="Symbol" w:hAnsi="Symbol" w:hint="default"/>
+        <w:sz w:val="20"/>
+      </w:rPr>
+    </w:lvl>
+    <w:lvl w:ilvl="1" w:tentative="1">
+      <w:start w:val="1"/>
+      <w:numFmt w:val="bullet"/>
+      <w:lvlText w:val="o"/>
+      <w:lvlJc w:val="left"/>
+      <w:pPr>
+        <w:tabs>
+          <w:tab w:val="num" w:pos="1440"/>
+        </w:tabs>
+        <w:ind w:left="1440" w:hanging="360"/>
+      </w:pPr>
+      <w:rPr>
+        <w:rFonts w:ascii="Courier New" w:hAnsi="Courier New" w:hint="default"/>
+        <w:sz w:val="20"/>
+      </w:rPr>
+    </w:lvl>
+    <w:lvl w:ilvl="2" w:tentative="1">
+      <w:start w:val="1"/>
+      <w:numFmt w:val="bullet"/>
+      <w:lvlText w:val=""/>
+      <w:lvlJc w:val="left"/>
+      <w:pPr>
+        <w:tabs>
+          <w:tab w:val="num" w:pos="2160"/>
+        </w:tabs>
+        <w:ind w:left="2160" w:hanging="360"/>
+      </w:pPr>
+      <w:rPr>
+        <w:rFonts w:ascii="Wingdings" w:hAnsi="Wingdings" w:hint="default"/>
+        <w:sz w:val="20"/>
+      </w:rPr>
+    </w:lvl>
+    <w:lvl w:ilvl="3" w:tentative="1">
+      <w:start w:val="1"/>
+      <w:numFmt w:val="bullet"/>
+      <w:lvlText w:val=""/>
+      <w:lvlJc w:val="left"/>
+      <w:pPr>
+        <w:tabs>
+          <w:tab w:val="num" w:pos="2880"/>
+        </w:tabs>
+        <w:ind w:left="2880" w:hanging="360"/>
+      </w:pPr>
+      <w:rPr>
+        <w:rFonts w:ascii="Wingdings" w:hAnsi="Wingdings" w:hint="default"/>
+        <w:sz w:val="20"/>
+      </w:rPr>
+    </w:lvl>
+    <w:lvl w:ilvl="4" w:tentative="1">
+      <w:start w:val="1"/>
+      <w:numFmt w:val="bullet"/>
+      <w:lvlText w:val=""/>
+      <w:lvlJc w:val="left"/>
+      <w:pPr>
+        <w:tabs>
+          <w:tab w:val="num" w:pos="3600"/>
+        </w:tabs>
+        <w:ind w:left="3600" w:hanging="360"/>
+      </w:pPr>
+      <w:rPr>
+        <w:rFonts w:ascii="Wingdings" w:hAnsi="Wingdings" w:hint="default"/>
+        <w:sz w:val="20"/>
+      </w:rPr>
+    </w:lvl>
+    <w:lvl w:ilvl="5" w:tentative="1">
+      <w:start w:val="1"/>
+      <w:numFmt w:val="bullet"/>
+      <w:lvlText w:val=""/>
+      <w:lvlJc w:val="left"/>
+      <w:pPr>
+        <w:tabs>
+          <w:tab w:val="num" w:pos="4320"/>
+        </w:tabs>
+        <w:ind w:left="4320" w:hanging="360"/>
+      </w:pPr>
+      <w:rPr>
+        <w:rFonts w:ascii="Wingdings" w:hAnsi="Wingdings" w:hint="default"/>
+        <w:sz w:val="20"/>
+      </w:rPr>
+    </w:lvl>
+    <w:lvl w:ilvl="6" w:tentative="1">
+      <w:start w:val="1"/>
+      <w:numFmt w:val="bullet"/>
+      <w:lvlText w:val=""/>
+      <w:lvlJc w:val="left"/>
+      <w:pPr>
+        <w:tabs>
+          <w:tab w:val="num" w:pos="5040"/>
+        </w:tabs>
+        <w:ind w:left="5040" w:hanging="360"/>
+      </w:pPr>
+      <w:rPr>
+        <w:rFonts w:ascii="Wingdings" w:hAnsi="Wingdings" w:hint="default"/>
+        <w:sz w:val="20"/>
+      </w:rPr>
+    </w:lvl>
+    <w:lvl w:ilvl="7" w:tentative="1">
+      <w:start w:val="1"/>
+      <w:numFmt w:val="bullet"/>
+      <w:lvlText w:val=""/>
+      <w:lvlJc w:val="left"/>
+      <w:pPr>
+        <w:tabs>
+          <w:tab w:val="num" w:pos="5760"/>
+        </w:tabs>
+        <w:ind w:left="5760" w:hanging="360"/>
+      </w:pPr>
+      <w:rPr>
+        <w:rFonts w:ascii="Wingdings" w:hAnsi="Wingdings" w:hint="default"/>
+        <w:sz w:val="20"/>
+      </w:rPr>
+    </w:lvl>
+    <w:lvl w:ilvl="8" w:tentative="1">
+      <w:start w:val="1"/>
+      <w:numFmt w:val="bullet"/>
+      <w:lvlText w:val=""/>
+      <w:lvlJc w:val="left"/>
+      <w:pPr>
+        <w:tabs>
+          <w:tab w:val="num" w:pos="6480"/>
+        </w:tabs>
+        <w:ind w:left="6480" w:hanging="360"/>
+      </w:pPr>
+      <w:rPr>
+        <w:rFonts w:ascii="Wingdings" w:hAnsi="Wingdings" w:hint="default"/>
+        <w:sz w:val="20"/>
+      </w:rPr>
+    </w:lvl>
+  </w:abstractNum>
+  <w:abstractNum w:abstractNumId="4" w15:restartNumberingAfterBreak="0">
+    <w:nsid w:val="19F91912"/>
+    <w:multiLevelType w:val="multilevel"/>
+    <w:tmpl w:val="1AB4EE9C"/>
+    <w:lvl w:ilvl="0">
+      <w:start w:val="1"/>
+      <w:numFmt w:val="bullet"/>
+      <w:lvlText w:val=""/>
+      <w:lvlJc w:val="left"/>
+      <w:pPr>
+        <w:tabs>
+          <w:tab w:val="num" w:pos="720"/>
+        </w:tabs>
+        <w:ind w:left="720" w:hanging="360"/>
+      </w:pPr>
+      <w:rPr>
+        <w:rFonts w:ascii="Symbol" w:hAnsi="Symbol" w:hint="default"/>
+        <w:sz w:val="20"/>
+      </w:rPr>
+    </w:lvl>
+    <w:lvl w:ilvl="1" w:tentative="1">
+      <w:start w:val="1"/>
+      <w:numFmt w:val="bullet"/>
+      <w:lvlText w:val="o"/>
+      <w:lvlJc w:val="left"/>
+      <w:pPr>
+        <w:tabs>
+          <w:tab w:val="num" w:pos="1440"/>
+        </w:tabs>
+        <w:ind w:left="1440" w:hanging="360"/>
+      </w:pPr>
+      <w:rPr>
+        <w:rFonts w:ascii="Courier New" w:hAnsi="Courier New" w:hint="default"/>
+        <w:sz w:val="20"/>
+      </w:rPr>
+    </w:lvl>
+    <w:lvl w:ilvl="2" w:tentative="1">
+      <w:start w:val="1"/>
+      <w:numFmt w:val="bullet"/>
+      <w:lvlText w:val=""/>
+      <w:lvlJc w:val="left"/>
+      <w:pPr>
+        <w:tabs>
+          <w:tab w:val="num" w:pos="2160"/>
+        </w:tabs>
+        <w:ind w:left="2160" w:hanging="360"/>
+      </w:pPr>
+      <w:rPr>
+        <w:rFonts w:ascii="Wingdings" w:hAnsi="Wingdings" w:hint="default"/>
+        <w:sz w:val="20"/>
+      </w:rPr>
+    </w:lvl>
+    <w:lvl w:ilvl="3" w:tentative="1">
+      <w:start w:val="1"/>
+      <w:numFmt w:val="bullet"/>
+      <w:lvlText w:val=""/>
+      <w:lvlJc w:val="left"/>
+      <w:pPr>
+        <w:tabs>
+          <w:tab w:val="num" w:pos="2880"/>
+        </w:tabs>
+        <w:ind w:left="2880" w:hanging="360"/>
+      </w:pPr>
+      <w:rPr>
+        <w:rFonts w:ascii="Wingdings" w:hAnsi="Wingdings" w:hint="default"/>
+        <w:sz w:val="20"/>
+      </w:rPr>
+    </w:lvl>
+    <w:lvl w:ilvl="4" w:tentative="1">
+      <w:start w:val="1"/>
+      <w:numFmt w:val="bullet"/>
+      <w:lvlText w:val=""/>
+      <w:lvlJc w:val="left"/>
+      <w:pPr>
+        <w:tabs>
+          <w:tab w:val="num" w:pos="3600"/>
+        </w:tabs>
+        <w:ind w:left="3600" w:hanging="360"/>
+      </w:pPr>
+      <w:rPr>
+        <w:rFonts w:ascii="Wingdings" w:hAnsi="Wingdings" w:hint="default"/>
+        <w:sz w:val="20"/>
+      </w:rPr>
+    </w:lvl>
+    <w:lvl w:ilvl="5" w:tentative="1">
+      <w:start w:val="1"/>
+      <w:numFmt w:val="bullet"/>
+      <w:lvlText w:val=""/>
+      <w:lvlJc w:val="left"/>
+      <w:pPr>
+        <w:tabs>
+          <w:tab w:val="num" w:pos="4320"/>
+        </w:tabs>
+        <w:ind w:left="4320" w:hanging="360"/>
+      </w:pPr>
+      <w:rPr>
+        <w:rFonts w:ascii="Wingdings" w:hAnsi="Wingdings" w:hint="default"/>
+        <w:sz w:val="20"/>
+      </w:rPr>
+    </w:lvl>
+    <w:lvl w:ilvl="6" w:tentative="1">
+      <w:start w:val="1"/>
+      <w:numFmt w:val="bullet"/>
+      <w:lvlText w:val=""/>
+      <w:lvlJc w:val="left"/>
+      <w:pPr>
+        <w:tabs>
+          <w:tab w:val="num" w:pos="5040"/>
+        </w:tabs>
+        <w:ind w:left="5040" w:hanging="360"/>
+      </w:pPr>
+      <w:rPr>
+        <w:rFonts w:ascii="Wingdings" w:hAnsi="Wingdings" w:hint="default"/>
+        <w:sz w:val="20"/>
+      </w:rPr>
+    </w:lvl>
+    <w:lvl w:ilvl="7" w:tentative="1">
+      <w:start w:val="1"/>
+      <w:numFmt w:val="bullet"/>
+      <w:lvlText w:val=""/>
+      <w:lvlJc w:val="left"/>
+      <w:pPr>
+        <w:tabs>
+          <w:tab w:val="num" w:pos="5760"/>
+        </w:tabs>
+        <w:ind w:left="5760" w:hanging="360"/>
+      </w:pPr>
+      <w:rPr>
+        <w:rFonts w:ascii="Wingdings" w:hAnsi="Wingdings" w:hint="default"/>
+        <w:sz w:val="20"/>
+      </w:rPr>
+    </w:lvl>
+    <w:lvl w:ilvl="8" w:tentative="1">
+      <w:start w:val="1"/>
+      <w:numFmt w:val="bullet"/>
+      <w:lvlText w:val=""/>
+      <w:lvlJc w:val="left"/>
+      <w:pPr>
+        <w:tabs>
+          <w:tab w:val="num" w:pos="6480"/>
+        </w:tabs>
+        <w:ind w:left="6480" w:hanging="360"/>
+      </w:pPr>
+      <w:rPr>
+        <w:rFonts w:ascii="Wingdings" w:hAnsi="Wingdings" w:hint="default"/>
+        <w:sz w:val="20"/>
+      </w:rPr>
+    </w:lvl>
+  </w:abstractNum>
+  <w:abstractNum w:abstractNumId="5" w15:restartNumberingAfterBreak="0">
+    <w:nsid w:val="22A4262D"/>
+    <w:multiLevelType w:val="multilevel"/>
+    <w:tmpl w:val="A566B236"/>
+    <w:lvl w:ilvl="0">
+      <w:start w:val="1"/>
+      <w:numFmt w:val="bullet"/>
+      <w:lvlText w:val=""/>
+      <w:lvlJc w:val="left"/>
+      <w:pPr>
+        <w:tabs>
+          <w:tab w:val="num" w:pos="720"/>
+        </w:tabs>
+        <w:ind w:left="720" w:hanging="360"/>
+      </w:pPr>
+      <w:rPr>
+        <w:rFonts w:ascii="Symbol" w:hAnsi="Symbol" w:hint="default"/>
+        <w:sz w:val="20"/>
+      </w:rPr>
+    </w:lvl>
+    <w:lvl w:ilvl="1" w:tentative="1">
+      <w:start w:val="1"/>
+      <w:numFmt w:val="bullet"/>
+      <w:lvlText w:val="o"/>
+      <w:lvlJc w:val="left"/>
+      <w:pPr>
+        <w:tabs>
+          <w:tab w:val="num" w:pos="1440"/>
+        </w:tabs>
+        <w:ind w:left="1440" w:hanging="360"/>
+      </w:pPr>
+      <w:rPr>
+        <w:rFonts w:ascii="Courier New" w:hAnsi="Courier New" w:hint="default"/>
+        <w:sz w:val="20"/>
+      </w:rPr>
+    </w:lvl>
+    <w:lvl w:ilvl="2" w:tentative="1">
+      <w:start w:val="1"/>
+      <w:numFmt w:val="bullet"/>
+      <w:lvlText w:val=""/>
+      <w:lvlJc w:val="left"/>
+      <w:pPr>
+        <w:tabs>
+          <w:tab w:val="num" w:pos="2160"/>
+        </w:tabs>
+        <w:ind w:left="2160" w:hanging="360"/>
+      </w:pPr>
+      <w:rPr>
+        <w:rFonts w:ascii="Wingdings" w:hAnsi="Wingdings" w:hint="default"/>
+        <w:sz w:val="20"/>
+      </w:rPr>
+    </w:lvl>
+    <w:lvl w:ilvl="3" w:tentative="1">
+      <w:start w:val="1"/>
+      <w:numFmt w:val="bullet"/>
+      <w:lvlText w:val=""/>
+      <w:lvlJc w:val="left"/>
+      <w:pPr>
+        <w:tabs>
+          <w:tab w:val="num" w:pos="2880"/>
+        </w:tabs>
+        <w:ind w:left="2880" w:hanging="360"/>
+      </w:pPr>
+      <w:rPr>
+        <w:rFonts w:ascii="Wingdings" w:hAnsi="Wingdings" w:hint="default"/>
+        <w:sz w:val="20"/>
+      </w:rPr>
+    </w:lvl>
+    <w:lvl w:ilvl="4" w:tentative="1">
+      <w:start w:val="1"/>
+      <w:numFmt w:val="bullet"/>
+      <w:lvlText w:val=""/>
+      <w:lvlJc w:val="left"/>
+      <w:pPr>
+        <w:tabs>
+          <w:tab w:val="num" w:pos="3600"/>
+        </w:tabs>
+        <w:ind w:left="3600" w:hanging="360"/>
+      </w:pPr>
+      <w:rPr>
+        <w:rFonts w:ascii="Wingdings" w:hAnsi="Wingdings" w:hint="default"/>
+        <w:sz w:val="20"/>
+      </w:rPr>
+    </w:lvl>
+    <w:lvl w:ilvl="5" w:tentative="1">
+      <w:start w:val="1"/>
+      <w:numFmt w:val="bullet"/>
+      <w:lvlText w:val=""/>
+      <w:lvlJc w:val="left"/>
+      <w:pPr>
+        <w:tabs>
+          <w:tab w:val="num" w:pos="4320"/>
+        </w:tabs>
+        <w:ind w:left="4320" w:hanging="360"/>
+      </w:pPr>
+      <w:rPr>
+        <w:rFonts w:ascii="Wingdings" w:hAnsi="Wingdings" w:hint="default"/>
+        <w:sz w:val="20"/>
+      </w:rPr>
+    </w:lvl>
+    <w:lvl w:ilvl="6" w:tentative="1">
+      <w:start w:val="1"/>
+      <w:numFmt w:val="bullet"/>
+      <w:lvlText w:val=""/>
+      <w:lvlJc w:val="left"/>
+      <w:pPr>
+        <w:tabs>
+          <w:tab w:val="num" w:pos="5040"/>
+        </w:tabs>
+        <w:ind w:left="5040" w:hanging="360"/>
+      </w:pPr>
+      <w:rPr>
+        <w:rFonts w:ascii="Wingdings" w:hAnsi="Wingdings" w:hint="default"/>
+        <w:sz w:val="20"/>
+      </w:rPr>
+    </w:lvl>
+    <w:lvl w:ilvl="7" w:tentative="1">
+      <w:start w:val="1"/>
+      <w:numFmt w:val="bullet"/>
+      <w:lvlText w:val=""/>
+      <w:lvlJc w:val="left"/>
+      <w:pPr>
+        <w:tabs>
+          <w:tab w:val="num" w:pos="5760"/>
+        </w:tabs>
+        <w:ind w:left="5760" w:hanging="360"/>
+      </w:pPr>
+      <w:rPr>
+        <w:rFonts w:ascii="Wingdings" w:hAnsi="Wingdings" w:hint="default"/>
+        <w:sz w:val="20"/>
+      </w:rPr>
+    </w:lvl>
+    <w:lvl w:ilvl="8" w:tentative="1">
+      <w:start w:val="1"/>
+      <w:numFmt w:val="bullet"/>
+      <w:lvlText w:val=""/>
+      <w:lvlJc w:val="left"/>
+      <w:pPr>
+        <w:tabs>
+          <w:tab w:val="num" w:pos="6480"/>
+        </w:tabs>
+        <w:ind w:left="6480" w:hanging="360"/>
+      </w:pPr>
+      <w:rPr>
+        <w:rFonts w:ascii="Wingdings" w:hAnsi="Wingdings" w:hint="default"/>
+        <w:sz w:val="20"/>
+      </w:rPr>
+    </w:lvl>
+  </w:abstractNum>
+  <w:abstractNum w:abstractNumId="6" w15:restartNumberingAfterBreak="0">
+    <w:nsid w:val="22A60429"/>
+    <w:multiLevelType w:val="hybridMultilevel"/>
+    <w:tmpl w:val="A0404912"/>
+    <w:lvl w:ilvl="0" w:tplc="EF2AC0F8">
+      <w:numFmt w:val="bullet"/>
+      <w:lvlText w:val="-"/>
+      <w:lvlJc w:val="left"/>
+      <w:pPr>
+        <w:ind w:left="720" w:hanging="360"/>
+      </w:pPr>
+      <w:rPr>
+        <w:rFonts w:ascii="Calibri" w:eastAsiaTheme="minorHAnsi" w:hAnsi="Calibri" w:cs="Calibri" w:hint="default"/>
+      </w:rPr>
+    </w:lvl>
+    <w:lvl w:ilvl="1" w:tplc="040C0003" w:tentative="1">
+      <w:start w:val="1"/>
+      <w:numFmt w:val="bullet"/>
+      <w:lvlText w:val="o"/>
+      <w:lvlJc w:val="left"/>
+      <w:pPr>
+        <w:ind w:left="1440" w:hanging="360"/>
+      </w:pPr>
+      <w:rPr>
+        <w:rFonts w:ascii="Courier New" w:hAnsi="Courier New" w:cs="Courier New" w:hint="default"/>
+      </w:rPr>
+    </w:lvl>
+    <w:lvl w:ilvl="2" w:tplc="040C0005" w:tentative="1">
+      <w:start w:val="1"/>
+      <w:numFmt w:val="bullet"/>
+      <w:lvlText w:val=""/>
+      <w:lvlJc w:val="left"/>
+      <w:pPr>
+        <w:ind w:left="2160" w:hanging="360"/>
+      </w:pPr>
+      <w:rPr>
+        <w:rFonts w:ascii="Wingdings" w:hAnsi="Wingdings" w:hint="default"/>
+      </w:rPr>
+    </w:lvl>
+    <w:lvl w:ilvl="3" w:tplc="040C0001" w:tentative="1">
+      <w:start w:val="1"/>
+      <w:numFmt w:val="bullet"/>
+      <w:lvlText w:val=""/>
+      <w:lvlJc w:val="left"/>
+      <w:pPr>
+        <w:ind w:left="2880" w:hanging="360"/>
+      </w:pPr>
+      <w:rPr>
+        <w:rFonts w:ascii="Symbol" w:hAnsi="Symbol" w:hint="default"/>
+      </w:rPr>
+    </w:lvl>
+    <w:lvl w:ilvl="4" w:tplc="040C0003" w:tentative="1">
+      <w:start w:val="1"/>
+      <w:numFmt w:val="bullet"/>
+      <w:lvlText w:val="o"/>
+      <w:lvlJc w:val="left"/>
+      <w:pPr>
+        <w:ind w:left="3600" w:hanging="360"/>
+      </w:pPr>
+      <w:rPr>
+        <w:rFonts w:ascii="Courier New" w:hAnsi="Courier New" w:cs="Courier New" w:hint="default"/>
+      </w:rPr>
+    </w:lvl>
+    <w:lvl w:ilvl="5" w:tplc="040C0005" w:tentative="1">
+      <w:start w:val="1"/>
+      <w:numFmt w:val="bullet"/>
+      <w:lvlText w:val=""/>
+      <w:lvlJc w:val="left"/>
+      <w:pPr>
+        <w:ind w:left="4320" w:hanging="360"/>
+      </w:pPr>
+      <w:rPr>
+        <w:rFonts w:ascii="Wingdings" w:hAnsi="Wingdings" w:hint="default"/>
+      </w:rPr>
+    </w:lvl>
+    <w:lvl w:ilvl="6" w:tplc="040C0001" w:tentative="1">
+      <w:start w:val="1"/>
+      <w:numFmt w:val="bullet"/>
+      <w:lvlText w:val=""/>
+      <w:lvlJc w:val="left"/>
+      <w:pPr>
+        <w:ind w:left="5040" w:hanging="360"/>
+      </w:pPr>
+      <w:rPr>
+        <w:rFonts w:ascii="Symbol" w:hAnsi="Symbol" w:hint="default"/>
+      </w:rPr>
+    </w:lvl>
+    <w:lvl w:ilvl="7" w:tplc="040C0003" w:tentative="1">
+      <w:start w:val="1"/>
+      <w:numFmt w:val="bullet"/>
+      <w:lvlText w:val="o"/>
+      <w:lvlJc w:val="left"/>
+      <w:pPr>
+        <w:ind w:left="5760" w:hanging="360"/>
+      </w:pPr>
+      <w:rPr>
+        <w:rFonts w:ascii="Courier New" w:hAnsi="Courier New" w:cs="Courier New" w:hint="default"/>
+      </w:rPr>
+    </w:lvl>
+    <w:lvl w:ilvl="8" w:tplc="040C0005" w:tentative="1">
+      <w:start w:val="1"/>
+      <w:numFmt w:val="bullet"/>
+      <w:lvlText w:val=""/>
+      <w:lvlJc w:val="left"/>
+      <w:pPr>
+        <w:ind w:left="6480" w:hanging="360"/>
+      </w:pPr>
+      <w:rPr>
+        <w:rFonts w:ascii="Wingdings" w:hAnsi="Wingdings" w:hint="default"/>
+      </w:rPr>
+    </w:lvl>
+  </w:abstractNum>
+  <w:abstractNum w:abstractNumId="7" w15:restartNumberingAfterBreak="0">
+    <w:nsid w:val="3C8E5C7D"/>
+    <w:multiLevelType w:val="hybridMultilevel"/>
+    <w:tmpl w:val="0FBE4276"/>
+    <w:lvl w:ilvl="0" w:tplc="D9D6A76A">
+      <w:start w:val="1"/>
+      <w:numFmt w:val="bullet"/>
+      <w:lvlText w:val="-"/>
+      <w:lvlJc w:val="left"/>
+      <w:pPr>
+        <w:ind w:left="720" w:hanging="360"/>
+      </w:pPr>
+      <w:rPr>
+        <w:rFonts w:ascii="Calibri" w:eastAsiaTheme="minorHAnsi" w:hAnsi="Calibri" w:cs="Calibri" w:hint="default"/>
+      </w:rPr>
+    </w:lvl>
+    <w:lvl w:ilvl="1" w:tplc="040C0003" w:tentative="1">
+      <w:start w:val="1"/>
+      <w:numFmt w:val="bullet"/>
+      <w:lvlText w:val="o"/>
+      <w:lvlJc w:val="left"/>
+      <w:pPr>
+        <w:ind w:left="1440" w:hanging="360"/>
+      </w:pPr>
+      <w:rPr>
+        <w:rFonts w:ascii="Courier New" w:hAnsi="Courier New" w:cs="Courier New" w:hint="default"/>
+      </w:rPr>
+    </w:lvl>
+    <w:lvl w:ilvl="2" w:tplc="040C0005" w:tentative="1">
+      <w:start w:val="1"/>
+      <w:numFmt w:val="bullet"/>
+      <w:lvlText w:val=""/>
+      <w:lvlJc w:val="left"/>
+      <w:pPr>
+        <w:ind w:left="2160" w:hanging="360"/>
+      </w:pPr>
+      <w:rPr>
+        <w:rFonts w:ascii="Wingdings" w:hAnsi="Wingdings" w:hint="default"/>
+      </w:rPr>
+    </w:lvl>
+    <w:lvl w:ilvl="3" w:tplc="040C0001" w:tentative="1">
+      <w:start w:val="1"/>
+      <w:numFmt w:val="bullet"/>
+      <w:lvlText w:val=""/>
+      <w:lvlJc w:val="left"/>
+      <w:pPr>
+        <w:ind w:left="2880" w:hanging="360"/>
+      </w:pPr>
+      <w:rPr>
+        <w:rFonts w:ascii="Symbol" w:hAnsi="Symbol" w:hint="default"/>
+      </w:rPr>
+    </w:lvl>
+    <w:lvl w:ilvl="4" w:tplc="040C0003" w:tentative="1">
+      <w:start w:val="1"/>
+      <w:numFmt w:val="bullet"/>
+      <w:lvlText w:val="o"/>
+      <w:lvlJc w:val="left"/>
+      <w:pPr>
+        <w:ind w:left="3600" w:hanging="360"/>
+      </w:pPr>
+      <w:rPr>
+        <w:rFonts w:ascii="Courier New" w:hAnsi="Courier New" w:cs="Courier New" w:hint="default"/>
+      </w:rPr>
+    </w:lvl>
+    <w:lvl w:ilvl="5" w:tplc="040C0005" w:tentative="1">
+      <w:start w:val="1"/>
+      <w:numFmt w:val="bullet"/>
+      <w:lvlText w:val=""/>
+      <w:lvlJc w:val="left"/>
+      <w:pPr>
+        <w:ind w:left="4320" w:hanging="360"/>
+      </w:pPr>
+      <w:rPr>
+        <w:rFonts w:ascii="Wingdings" w:hAnsi="Wingdings" w:hint="default"/>
+      </w:rPr>
+    </w:lvl>
+    <w:lvl w:ilvl="6" w:tplc="040C0001" w:tentative="1">
+      <w:start w:val="1"/>
+      <w:numFmt w:val="bullet"/>
+      <w:lvlText w:val=""/>
+      <w:lvlJc w:val="left"/>
+      <w:pPr>
+        <w:ind w:left="5040" w:hanging="360"/>
+      </w:pPr>
+      <w:rPr>
+        <w:rFonts w:ascii="Symbol" w:hAnsi="Symbol" w:hint="default"/>
+      </w:rPr>
+    </w:lvl>
+    <w:lvl w:ilvl="7" w:tplc="040C0003" w:tentative="1">
+      <w:start w:val="1"/>
+      <w:numFmt w:val="bullet"/>
+      <w:lvlText w:val="o"/>
+      <w:lvlJc w:val="left"/>
+      <w:pPr>
+        <w:ind w:left="5760" w:hanging="360"/>
+      </w:pPr>
+      <w:rPr>
+        <w:rFonts w:ascii="Courier New" w:hAnsi="Courier New" w:cs="Courier New" w:hint="default"/>
+      </w:rPr>
+    </w:lvl>
+    <w:lvl w:ilvl="8" w:tplc="040C0005" w:tentative="1">
+      <w:start w:val="1"/>
+      <w:numFmt w:val="bullet"/>
+      <w:lvlText w:val=""/>
+      <w:lvlJc w:val="left"/>
+      <w:pPr>
+        <w:ind w:left="6480" w:hanging="360"/>
+      </w:pPr>
+      <w:rPr>
+        <w:rFonts w:ascii="Wingdings" w:hAnsi="Wingdings" w:hint="default"/>
+      </w:rPr>
+    </w:lvl>
+  </w:abstractNum>
+  <w:abstractNum w:abstractNumId="8" w15:restartNumberingAfterBreak="0">
+    <w:nsid w:val="3D89664E"/>
+    <w:multiLevelType w:val="hybridMultilevel"/>
+    <w:tmpl w:val="855A6F0A"/>
+    <w:lvl w:ilvl="0" w:tplc="9D6A6A74">
+      <w:start w:val="2"/>
+      <w:numFmt w:val="bullet"/>
+      <w:lvlText w:val="-"/>
+      <w:lvlJc w:val="left"/>
+      <w:pPr>
+        <w:ind w:left="720" w:hanging="360"/>
+      </w:pPr>
+      <w:rPr>
+        <w:rFonts w:ascii="Calibri" w:eastAsiaTheme="minorHAnsi" w:hAnsi="Calibri" w:cs="Calibri" w:hint="default"/>
+      </w:rPr>
+    </w:lvl>
+    <w:lvl w:ilvl="1" w:tplc="040C0003" w:tentative="1">
+      <w:start w:val="1"/>
+      <w:numFmt w:val="bullet"/>
+      <w:lvlText w:val="o"/>
+      <w:lvlJc w:val="left"/>
+      <w:pPr>
+        <w:ind w:left="1440" w:hanging="360"/>
+      </w:pPr>
+      <w:rPr>
+        <w:rFonts w:ascii="Courier New" w:hAnsi="Courier New" w:cs="Courier New" w:hint="default"/>
+      </w:rPr>
+    </w:lvl>
+    <w:lvl w:ilvl="2" w:tplc="040C0005" w:tentative="1">
+      <w:start w:val="1"/>
+      <w:numFmt w:val="bullet"/>
+      <w:lvlText w:val=""/>
+      <w:lvlJc w:val="left"/>
+      <w:pPr>
+        <w:ind w:left="2160" w:hanging="360"/>
+      </w:pPr>
+      <w:rPr>
+        <w:rFonts w:ascii="Wingdings" w:hAnsi="Wingdings" w:hint="default"/>
+      </w:rPr>
+    </w:lvl>
+    <w:lvl w:ilvl="3" w:tplc="040C0001" w:tentative="1">
+      <w:start w:val="1"/>
+      <w:numFmt w:val="bullet"/>
+      <w:lvlText w:val=""/>
+      <w:lvlJc w:val="left"/>
+      <w:pPr>
+        <w:ind w:left="2880" w:hanging="360"/>
+      </w:pPr>
+      <w:rPr>
+        <w:rFonts w:ascii="Symbol" w:hAnsi="Symbol" w:hint="default"/>
+      </w:rPr>
+    </w:lvl>
+    <w:lvl w:ilvl="4" w:tplc="040C0003" w:tentative="1">
+      <w:start w:val="1"/>
+      <w:numFmt w:val="bullet"/>
+      <w:lvlText w:val="o"/>
+      <w:lvlJc w:val="left"/>
+      <w:pPr>
+        <w:ind w:left="3600" w:hanging="360"/>
+      </w:pPr>
+      <w:rPr>
+        <w:rFonts w:ascii="Courier New" w:hAnsi="Courier New" w:cs="Courier New" w:hint="default"/>
+      </w:rPr>
+    </w:lvl>
+    <w:lvl w:ilvl="5" w:tplc="040C0005" w:tentative="1">
+      <w:start w:val="1"/>
+      <w:numFmt w:val="bullet"/>
+      <w:lvlText w:val=""/>
+      <w:lvlJc w:val="left"/>
+      <w:pPr>
+        <w:ind w:left="4320" w:hanging="360"/>
+      </w:pPr>
+      <w:rPr>
+        <w:rFonts w:ascii="Wingdings" w:hAnsi="Wingdings" w:hint="default"/>
+      </w:rPr>
+    </w:lvl>
+    <w:lvl w:ilvl="6" w:tplc="040C0001" w:tentative="1">
+      <w:start w:val="1"/>
+      <w:numFmt w:val="bullet"/>
+      <w:lvlText w:val=""/>
+      <w:lvlJc w:val="left"/>
+      <w:pPr>
+        <w:ind w:left="5040" w:hanging="360"/>
+      </w:pPr>
+      <w:rPr>
+        <w:rFonts w:ascii="Symbol" w:hAnsi="Symbol" w:hint="default"/>
+      </w:rPr>
+    </w:lvl>
+    <w:lvl w:ilvl="7" w:tplc="040C0003" w:tentative="1">
+      <w:start w:val="1"/>
+      <w:numFmt w:val="bullet"/>
+      <w:lvlText w:val="o"/>
+      <w:lvlJc w:val="left"/>
+      <w:pPr>
+        <w:ind w:left="5760" w:hanging="360"/>
+      </w:pPr>
+      <w:rPr>
+        <w:rFonts w:ascii="Courier New" w:hAnsi="Courier New" w:cs="Courier New" w:hint="default"/>
+      </w:rPr>
+    </w:lvl>
+    <w:lvl w:ilvl="8" w:tplc="040C0005" w:tentative="1">
+      <w:start w:val="1"/>
+      <w:numFmt w:val="bullet"/>
+      <w:lvlText w:val=""/>
+      <w:lvlJc w:val="left"/>
+      <w:pPr>
+        <w:ind w:left="6480" w:hanging="360"/>
+      </w:pPr>
+      <w:rPr>
+        <w:rFonts w:ascii="Wingdings" w:hAnsi="Wingdings" w:hint="default"/>
+      </w:rPr>
+    </w:lvl>
+  </w:abstractNum>
+  <w:abstractNum w:abstractNumId="9" w15:restartNumberingAfterBreak="0">
+    <w:nsid w:val="44FB0966"/>
+    <w:multiLevelType w:val="multilevel"/>
+    <w:tmpl w:val="97506690"/>
+    <w:lvl w:ilvl="0">
+      <w:start w:val="1"/>
+      <w:numFmt w:val="bullet"/>
+      <w:lvlText w:val=""/>
+      <w:lvlJc w:val="left"/>
+      <w:pPr>
+        <w:tabs>
+          <w:tab w:val="num" w:pos="720"/>
+        </w:tabs>
+        <w:ind w:left="720" w:hanging="360"/>
+      </w:pPr>
+      <w:rPr>
+        <w:rFonts w:ascii="Symbol" w:hAnsi="Symbol" w:hint="default"/>
+        <w:sz w:val="20"/>
+      </w:rPr>
+    </w:lvl>
+    <w:lvl w:ilvl="1" w:tentative="1">
+      <w:start w:val="1"/>
+      <w:numFmt w:val="bullet"/>
+      <w:lvlText w:val="o"/>
+      <w:lvlJc w:val="left"/>
+      <w:pPr>
+        <w:tabs>
+          <w:tab w:val="num" w:pos="1440"/>
+        </w:tabs>
+        <w:ind w:left="1440" w:hanging="360"/>
+      </w:pPr>
+      <w:rPr>
+        <w:rFonts w:ascii="Courier New" w:hAnsi="Courier New" w:hint="default"/>
+        <w:sz w:val="20"/>
+      </w:rPr>
+    </w:lvl>
+    <w:lvl w:ilvl="2" w:tentative="1">
+      <w:start w:val="1"/>
+      <w:numFmt w:val="bullet"/>
+      <w:lvlText w:val=""/>
+      <w:lvlJc w:val="left"/>
+      <w:pPr>
+        <w:tabs>
+          <w:tab w:val="num" w:pos="2160"/>
+        </w:tabs>
+        <w:ind w:left="2160" w:hanging="360"/>
+      </w:pPr>
+      <w:rPr>
+        <w:rFonts w:ascii="Wingdings" w:hAnsi="Wingdings" w:hint="default"/>
+        <w:sz w:val="20"/>
+      </w:rPr>
+    </w:lvl>
+    <w:lvl w:ilvl="3" w:tentative="1">
+      <w:start w:val="1"/>
+      <w:numFmt w:val="bullet"/>
+      <w:lvlText w:val=""/>
+      <w:lvlJc w:val="left"/>
+      <w:pPr>
+        <w:tabs>
+          <w:tab w:val="num" w:pos="2880"/>
+        </w:tabs>
+        <w:ind w:left="2880" w:hanging="360"/>
+      </w:pPr>
+      <w:rPr>
+        <w:rFonts w:ascii="Wingdings" w:hAnsi="Wingdings" w:hint="default"/>
+        <w:sz w:val="20"/>
+      </w:rPr>
+    </w:lvl>
+    <w:lvl w:ilvl="4" w:tentative="1">
+      <w:start w:val="1"/>
+      <w:numFmt w:val="bullet"/>
+      <w:lvlText w:val=""/>
+      <w:lvlJc w:val="left"/>
+      <w:pPr>
+        <w:tabs>
+          <w:tab w:val="num" w:pos="3600"/>
+        </w:tabs>
+        <w:ind w:left="3600" w:hanging="360"/>
+      </w:pPr>
+      <w:rPr>
+        <w:rFonts w:ascii="Wingdings" w:hAnsi="Wingdings" w:hint="default"/>
+        <w:sz w:val="20"/>
+      </w:rPr>
+    </w:lvl>
+    <w:lvl w:ilvl="5" w:tentative="1">
+      <w:start w:val="1"/>
+      <w:numFmt w:val="bullet"/>
+      <w:lvlText w:val=""/>
+      <w:lvlJc w:val="left"/>
+      <w:pPr>
+        <w:tabs>
+          <w:tab w:val="num" w:pos="4320"/>
+        </w:tabs>
+        <w:ind w:left="4320" w:hanging="360"/>
+      </w:pPr>
+      <w:rPr>
+        <w:rFonts w:ascii="Wingdings" w:hAnsi="Wingdings" w:hint="default"/>
+        <w:sz w:val="20"/>
+      </w:rPr>
+    </w:lvl>
+    <w:lvl w:ilvl="6" w:tentative="1">
+      <w:start w:val="1"/>
+      <w:numFmt w:val="bullet"/>
+      <w:lvlText w:val=""/>
+      <w:lvlJc w:val="left"/>
+      <w:pPr>
+        <w:tabs>
+          <w:tab w:val="num" w:pos="5040"/>
+        </w:tabs>
+        <w:ind w:left="5040" w:hanging="360"/>
+      </w:pPr>
+      <w:rPr>
+        <w:rFonts w:ascii="Wingdings" w:hAnsi="Wingdings" w:hint="default"/>
+        <w:sz w:val="20"/>
+      </w:rPr>
+    </w:lvl>
+    <w:lvl w:ilvl="7" w:tentative="1">
+      <w:start w:val="1"/>
+      <w:numFmt w:val="bullet"/>
+      <w:lvlText w:val=""/>
+      <w:lvlJc w:val="left"/>
+      <w:pPr>
+        <w:tabs>
+          <w:tab w:val="num" w:pos="5760"/>
+        </w:tabs>
+        <w:ind w:left="5760" w:hanging="360"/>
+      </w:pPr>
+      <w:rPr>
+        <w:rFonts w:ascii="Wingdings" w:hAnsi="Wingdings" w:hint="default"/>
+        <w:sz w:val="20"/>
+      </w:rPr>
+    </w:lvl>
+    <w:lvl w:ilvl="8" w:tentative="1">
+      <w:start w:val="1"/>
+      <w:numFmt w:val="bullet"/>
+      <w:lvlText w:val=""/>
+      <w:lvlJc w:val="left"/>
+      <w:pPr>
+        <w:tabs>
+          <w:tab w:val="num" w:pos="6480"/>
+        </w:tabs>
+        <w:ind w:left="6480" w:hanging="360"/>
+      </w:pPr>
+      <w:rPr>
+        <w:rFonts w:ascii="Wingdings" w:hAnsi="Wingdings" w:hint="default"/>
+        <w:sz w:val="20"/>
+      </w:rPr>
+    </w:lvl>
+  </w:abstractNum>
+  <w:abstractNum w:abstractNumId="10" w15:restartNumberingAfterBreak="0">
+    <w:nsid w:val="4BA118A1"/>
+    <w:multiLevelType w:val="multilevel"/>
+    <w:tmpl w:val="267480BA"/>
+    <w:lvl w:ilvl="0">
+      <w:start w:val="1"/>
+      <w:numFmt w:val="bullet"/>
+      <w:lvlText w:val=""/>
+      <w:lvlJc w:val="left"/>
+      <w:pPr>
+        <w:tabs>
+          <w:tab w:val="num" w:pos="720"/>
+        </w:tabs>
+        <w:ind w:left="720" w:hanging="360"/>
+      </w:pPr>
+      <w:rPr>
+        <w:rFonts w:ascii="Symbol" w:hAnsi="Symbol" w:hint="default"/>
+        <w:sz w:val="20"/>
+      </w:rPr>
+    </w:lvl>
+    <w:lvl w:ilvl="1" w:tentative="1">
+      <w:start w:val="1"/>
+      <w:numFmt w:val="bullet"/>
+      <w:lvlText w:val="o"/>
+      <w:lvlJc w:val="left"/>
+      <w:pPr>
+        <w:tabs>
+          <w:tab w:val="num" w:pos="1440"/>
+        </w:tabs>
+        <w:ind w:left="1440" w:hanging="360"/>
+      </w:pPr>
+      <w:rPr>
+        <w:rFonts w:ascii="Courier New" w:hAnsi="Courier New" w:hint="default"/>
+        <w:sz w:val="20"/>
+      </w:rPr>
+    </w:lvl>
+    <w:lvl w:ilvl="2" w:tentative="1">
+      <w:start w:val="1"/>
+      <w:numFmt w:val="bullet"/>
+      <w:lvlText w:val=""/>
+      <w:lvlJc w:val="left"/>
+      <w:pPr>
+        <w:tabs>
+          <w:tab w:val="num" w:pos="2160"/>
+        </w:tabs>
+        <w:ind w:left="2160" w:hanging="360"/>
+      </w:pPr>
+      <w:rPr>
+        <w:rFonts w:ascii="Wingdings" w:hAnsi="Wingdings" w:hint="default"/>
+        <w:sz w:val="20"/>
+      </w:rPr>
+    </w:lvl>
+    <w:lvl w:ilvl="3" w:tentative="1">
+      <w:start w:val="1"/>
+      <w:numFmt w:val="bullet"/>
+      <w:lvlText w:val=""/>
+      <w:lvlJc w:val="left"/>
+      <w:pPr>
+        <w:tabs>
+          <w:tab w:val="num" w:pos="2880"/>
+        </w:tabs>
+        <w:ind w:left="2880" w:hanging="360"/>
+      </w:pPr>
+      <w:rPr>
+        <w:rFonts w:ascii="Wingdings" w:hAnsi="Wingdings" w:hint="default"/>
+        <w:sz w:val="20"/>
+      </w:rPr>
+    </w:lvl>
+    <w:lvl w:ilvl="4" w:tentative="1">
+      <w:start w:val="1"/>
+      <w:numFmt w:val="bullet"/>
+      <w:lvlText w:val=""/>
+      <w:lvlJc w:val="left"/>
+      <w:pPr>
+        <w:tabs>
+          <w:tab w:val="num" w:pos="3600"/>
+        </w:tabs>
+        <w:ind w:left="3600" w:hanging="360"/>
+      </w:pPr>
+      <w:rPr>
+        <w:rFonts w:ascii="Wingdings" w:hAnsi="Wingdings" w:hint="default"/>
+        <w:sz w:val="20"/>
+      </w:rPr>
+    </w:lvl>
+    <w:lvl w:ilvl="5" w:tentative="1">
+      <w:start w:val="1"/>
+      <w:numFmt w:val="bullet"/>
+      <w:lvlText w:val=""/>
+      <w:lvlJc w:val="left"/>
+      <w:pPr>
+        <w:tabs>
+          <w:tab w:val="num" w:pos="4320"/>
+        </w:tabs>
+        <w:ind w:left="4320" w:hanging="360"/>
+      </w:pPr>
+      <w:rPr>
+        <w:rFonts w:ascii="Wingdings" w:hAnsi="Wingdings" w:hint="default"/>
+        <w:sz w:val="20"/>
+      </w:rPr>
+    </w:lvl>
+    <w:lvl w:ilvl="6" w:tentative="1">
+      <w:start w:val="1"/>
+      <w:numFmt w:val="bullet"/>
+      <w:lvlText w:val=""/>
+      <w:lvlJc w:val="left"/>
+      <w:pPr>
+        <w:tabs>
+          <w:tab w:val="num" w:pos="5040"/>
+        </w:tabs>
+        <w:ind w:left="5040" w:hanging="360"/>
+      </w:pPr>
+      <w:rPr>
+        <w:rFonts w:ascii="Wingdings" w:hAnsi="Wingdings" w:hint="default"/>
+        <w:sz w:val="20"/>
+      </w:rPr>
+    </w:lvl>
+    <w:lvl w:ilvl="7" w:tentative="1">
+      <w:start w:val="1"/>
+      <w:numFmt w:val="bullet"/>
+      <w:lvlText w:val=""/>
+      <w:lvlJc w:val="left"/>
+      <w:pPr>
+        <w:tabs>
+          <w:tab w:val="num" w:pos="5760"/>
+        </w:tabs>
+        <w:ind w:left="5760" w:hanging="360"/>
+      </w:pPr>
+      <w:rPr>
+        <w:rFonts w:ascii="Wingdings" w:hAnsi="Wingdings" w:hint="default"/>
+        <w:sz w:val="20"/>
+      </w:rPr>
+    </w:lvl>
+    <w:lvl w:ilvl="8" w:tentative="1">
+      <w:start w:val="1"/>
+      <w:numFmt w:val="bullet"/>
+      <w:lvlText w:val=""/>
+      <w:lvlJc w:val="left"/>
+      <w:pPr>
+        <w:tabs>
+          <w:tab w:val="num" w:pos="6480"/>
+        </w:tabs>
+        <w:ind w:left="6480" w:hanging="360"/>
+      </w:pPr>
+      <w:rPr>
+        <w:rFonts w:ascii="Wingdings" w:hAnsi="Wingdings" w:hint="default"/>
+        <w:sz w:val="20"/>
+      </w:rPr>
+    </w:lvl>
+  </w:abstractNum>
+  <w:abstractNum w:abstractNumId="11" w15:restartNumberingAfterBreak="0">
+    <w:nsid w:val="4C162466"/>
+    <w:multiLevelType w:val="multilevel"/>
+    <w:tmpl w:val="17CE9BE6"/>
+    <w:lvl w:ilvl="0">
+      <w:start w:val="1"/>
+      <w:numFmt w:val="bullet"/>
+      <w:lvlText w:val=""/>
+      <w:lvlJc w:val="left"/>
+      <w:pPr>
+        <w:tabs>
+          <w:tab w:val="num" w:pos="720"/>
+        </w:tabs>
+        <w:ind w:left="720" w:hanging="360"/>
+      </w:pPr>
+      <w:rPr>
+        <w:rFonts w:ascii="Symbol" w:hAnsi="Symbol" w:hint="default"/>
+        <w:sz w:val="20"/>
+      </w:rPr>
+    </w:lvl>
+    <w:lvl w:ilvl="1" w:tentative="1">
+      <w:start w:val="1"/>
+      <w:numFmt w:val="bullet"/>
+      <w:lvlText w:val="o"/>
+      <w:lvlJc w:val="left"/>
+      <w:pPr>
+        <w:tabs>
+          <w:tab w:val="num" w:pos="1440"/>
+        </w:tabs>
+        <w:ind w:left="1440" w:hanging="360"/>
+      </w:pPr>
+      <w:rPr>
+        <w:rFonts w:ascii="Courier New" w:hAnsi="Courier New" w:hint="default"/>
+        <w:sz w:val="20"/>
+      </w:rPr>
+    </w:lvl>
+    <w:lvl w:ilvl="2" w:tentative="1">
+      <w:start w:val="1"/>
+      <w:numFmt w:val="bullet"/>
+      <w:lvlText w:val=""/>
+      <w:lvlJc w:val="left"/>
+      <w:pPr>
+        <w:tabs>
+          <w:tab w:val="num" w:pos="2160"/>
+        </w:tabs>
+        <w:ind w:left="2160" w:hanging="360"/>
+      </w:pPr>
+      <w:rPr>
+        <w:rFonts w:ascii="Wingdings" w:hAnsi="Wingdings" w:hint="default"/>
+        <w:sz w:val="20"/>
+      </w:rPr>
+    </w:lvl>
+    <w:lvl w:ilvl="3" w:tentative="1">
+      <w:start w:val="1"/>
+      <w:numFmt w:val="bullet"/>
+      <w:lvlText w:val=""/>
+      <w:lvlJc w:val="left"/>
+      <w:pPr>
+        <w:tabs>
+          <w:tab w:val="num" w:pos="2880"/>
+        </w:tabs>
+        <w:ind w:left="2880" w:hanging="360"/>
+      </w:pPr>
+      <w:rPr>
+        <w:rFonts w:ascii="Wingdings" w:hAnsi="Wingdings" w:hint="default"/>
+        <w:sz w:val="20"/>
+      </w:rPr>
+    </w:lvl>
+    <w:lvl w:ilvl="4" w:tentative="1">
+      <w:start w:val="1"/>
+      <w:numFmt w:val="bullet"/>
+      <w:lvlText w:val=""/>
+      <w:lvlJc w:val="left"/>
+      <w:pPr>
+        <w:tabs>
+          <w:tab w:val="num" w:pos="3600"/>
+        </w:tabs>
+        <w:ind w:left="3600" w:hanging="360"/>
+      </w:pPr>
+      <w:rPr>
+        <w:rFonts w:ascii="Wingdings" w:hAnsi="Wingdings" w:hint="default"/>
+        <w:sz w:val="20"/>
+      </w:rPr>
+    </w:lvl>
+    <w:lvl w:ilvl="5" w:tentative="1">
+      <w:start w:val="1"/>
+      <w:numFmt w:val="bullet"/>
+      <w:lvlText w:val=""/>
+      <w:lvlJc w:val="left"/>
+      <w:pPr>
+        <w:tabs>
+          <w:tab w:val="num" w:pos="4320"/>
+        </w:tabs>
+        <w:ind w:left="4320" w:hanging="360"/>
+      </w:pPr>
+      <w:rPr>
+        <w:rFonts w:ascii="Wingdings" w:hAnsi="Wingdings" w:hint="default"/>
+        <w:sz w:val="20"/>
+      </w:rPr>
+    </w:lvl>
+    <w:lvl w:ilvl="6" w:tentative="1">
+      <w:start w:val="1"/>
+      <w:numFmt w:val="bullet"/>
+      <w:lvlText w:val=""/>
+      <w:lvlJc w:val="left"/>
+      <w:pPr>
+        <w:tabs>
+          <w:tab w:val="num" w:pos="5040"/>
+        </w:tabs>
+        <w:ind w:left="5040" w:hanging="360"/>
+      </w:pPr>
+      <w:rPr>
+        <w:rFonts w:ascii="Wingdings" w:hAnsi="Wingdings" w:hint="default"/>
+        <w:sz w:val="20"/>
+      </w:rPr>
+    </w:lvl>
+    <w:lvl w:ilvl="7" w:tentative="1">
+      <w:start w:val="1"/>
+      <w:numFmt w:val="bullet"/>
+      <w:lvlText w:val=""/>
+      <w:lvlJc w:val="left"/>
+      <w:pPr>
+        <w:tabs>
+          <w:tab w:val="num" w:pos="5760"/>
+        </w:tabs>
+        <w:ind w:left="5760" w:hanging="360"/>
+      </w:pPr>
+      <w:rPr>
+        <w:rFonts w:ascii="Wingdings" w:hAnsi="Wingdings" w:hint="default"/>
+        <w:sz w:val="20"/>
+      </w:rPr>
+    </w:lvl>
+    <w:lvl w:ilvl="8" w:tentative="1">
+      <w:start w:val="1"/>
+      <w:numFmt w:val="bullet"/>
+      <w:lvlText w:val=""/>
+      <w:lvlJc w:val="left"/>
+      <w:pPr>
+        <w:tabs>
+          <w:tab w:val="num" w:pos="6480"/>
+        </w:tabs>
+        <w:ind w:left="6480" w:hanging="360"/>
+      </w:pPr>
+      <w:rPr>
+        <w:rFonts w:ascii="Wingdings" w:hAnsi="Wingdings" w:hint="default"/>
+        <w:sz w:val="20"/>
+      </w:rPr>
+    </w:lvl>
+  </w:abstractNum>
+  <w:abstractNum w:abstractNumId="12" w15:restartNumberingAfterBreak="0">
     <w:nsid w:val="57547A3B"/>
     <w:multiLevelType w:val="hybridMultilevel"/>
     <w:tmpl w:val="4D0E81D6"/>
@@ -3792,7 +7224,643 @@
       </w:pPr>
     </w:lvl>
   </w:abstractNum>
-  <w:abstractNum w:abstractNumId="1" w15:restartNumberingAfterBreak="0">
+  <w:abstractNum w:abstractNumId="13" w15:restartNumberingAfterBreak="0">
+    <w:nsid w:val="5C4E5E57"/>
+    <w:multiLevelType w:val="hybridMultilevel"/>
+    <w:tmpl w:val="01F2E552"/>
+    <w:lvl w:ilvl="0" w:tplc="9C643F20">
+      <w:numFmt w:val="bullet"/>
+      <w:lvlText w:val="-"/>
+      <w:lvlJc w:val="left"/>
+      <w:pPr>
+        <w:ind w:left="720" w:hanging="360"/>
+      </w:pPr>
+      <w:rPr>
+        <w:rFonts w:ascii="Calibri" w:eastAsiaTheme="minorHAnsi" w:hAnsi="Calibri" w:cs="Calibri" w:hint="default"/>
+      </w:rPr>
+    </w:lvl>
+    <w:lvl w:ilvl="1" w:tplc="040C0003" w:tentative="1">
+      <w:start w:val="1"/>
+      <w:numFmt w:val="bullet"/>
+      <w:lvlText w:val="o"/>
+      <w:lvlJc w:val="left"/>
+      <w:pPr>
+        <w:ind w:left="1440" w:hanging="360"/>
+      </w:pPr>
+      <w:rPr>
+        <w:rFonts w:ascii="Courier New" w:hAnsi="Courier New" w:cs="Courier New" w:hint="default"/>
+      </w:rPr>
+    </w:lvl>
+    <w:lvl w:ilvl="2" w:tplc="040C0005" w:tentative="1">
+      <w:start w:val="1"/>
+      <w:numFmt w:val="bullet"/>
+      <w:lvlText w:val=""/>
+      <w:lvlJc w:val="left"/>
+      <w:pPr>
+        <w:ind w:left="2160" w:hanging="360"/>
+      </w:pPr>
+      <w:rPr>
+        <w:rFonts w:ascii="Wingdings" w:hAnsi="Wingdings" w:hint="default"/>
+      </w:rPr>
+    </w:lvl>
+    <w:lvl w:ilvl="3" w:tplc="040C0001" w:tentative="1">
+      <w:start w:val="1"/>
+      <w:numFmt w:val="bullet"/>
+      <w:lvlText w:val=""/>
+      <w:lvlJc w:val="left"/>
+      <w:pPr>
+        <w:ind w:left="2880" w:hanging="360"/>
+      </w:pPr>
+      <w:rPr>
+        <w:rFonts w:ascii="Symbol" w:hAnsi="Symbol" w:hint="default"/>
+      </w:rPr>
+    </w:lvl>
+    <w:lvl w:ilvl="4" w:tplc="040C0003" w:tentative="1">
+      <w:start w:val="1"/>
+      <w:numFmt w:val="bullet"/>
+      <w:lvlText w:val="o"/>
+      <w:lvlJc w:val="left"/>
+      <w:pPr>
+        <w:ind w:left="3600" w:hanging="360"/>
+      </w:pPr>
+      <w:rPr>
+        <w:rFonts w:ascii="Courier New" w:hAnsi="Courier New" w:cs="Courier New" w:hint="default"/>
+      </w:rPr>
+    </w:lvl>
+    <w:lvl w:ilvl="5" w:tplc="040C0005" w:tentative="1">
+      <w:start w:val="1"/>
+      <w:numFmt w:val="bullet"/>
+      <w:lvlText w:val=""/>
+      <w:lvlJc w:val="left"/>
+      <w:pPr>
+        <w:ind w:left="4320" w:hanging="360"/>
+      </w:pPr>
+      <w:rPr>
+        <w:rFonts w:ascii="Wingdings" w:hAnsi="Wingdings" w:hint="default"/>
+      </w:rPr>
+    </w:lvl>
+    <w:lvl w:ilvl="6" w:tplc="040C0001" w:tentative="1">
+      <w:start w:val="1"/>
+      <w:numFmt w:val="bullet"/>
+      <w:lvlText w:val=""/>
+      <w:lvlJc w:val="left"/>
+      <w:pPr>
+        <w:ind w:left="5040" w:hanging="360"/>
+      </w:pPr>
+      <w:rPr>
+        <w:rFonts w:ascii="Symbol" w:hAnsi="Symbol" w:hint="default"/>
+      </w:rPr>
+    </w:lvl>
+    <w:lvl w:ilvl="7" w:tplc="040C0003" w:tentative="1">
+      <w:start w:val="1"/>
+      <w:numFmt w:val="bullet"/>
+      <w:lvlText w:val="o"/>
+      <w:lvlJc w:val="left"/>
+      <w:pPr>
+        <w:ind w:left="5760" w:hanging="360"/>
+      </w:pPr>
+      <w:rPr>
+        <w:rFonts w:ascii="Courier New" w:hAnsi="Courier New" w:cs="Courier New" w:hint="default"/>
+      </w:rPr>
+    </w:lvl>
+    <w:lvl w:ilvl="8" w:tplc="040C0005" w:tentative="1">
+      <w:start w:val="1"/>
+      <w:numFmt w:val="bullet"/>
+      <w:lvlText w:val=""/>
+      <w:lvlJc w:val="left"/>
+      <w:pPr>
+        <w:ind w:left="6480" w:hanging="360"/>
+      </w:pPr>
+      <w:rPr>
+        <w:rFonts w:ascii="Wingdings" w:hAnsi="Wingdings" w:hint="default"/>
+      </w:rPr>
+    </w:lvl>
+  </w:abstractNum>
+  <w:abstractNum w:abstractNumId="14" w15:restartNumberingAfterBreak="0">
+    <w:nsid w:val="653F6AF3"/>
+    <w:multiLevelType w:val="hybridMultilevel"/>
+    <w:tmpl w:val="9C5265C8"/>
+    <w:lvl w:ilvl="0" w:tplc="51D024A2">
+      <w:start w:val="2"/>
+      <w:numFmt w:val="bullet"/>
+      <w:lvlText w:val="-"/>
+      <w:lvlJc w:val="left"/>
+      <w:pPr>
+        <w:ind w:left="720" w:hanging="360"/>
+      </w:pPr>
+      <w:rPr>
+        <w:rFonts w:ascii="Calibri" w:eastAsiaTheme="minorHAnsi" w:hAnsi="Calibri" w:cs="Calibri" w:hint="default"/>
+      </w:rPr>
+    </w:lvl>
+    <w:lvl w:ilvl="1" w:tplc="040C0003" w:tentative="1">
+      <w:start w:val="1"/>
+      <w:numFmt w:val="bullet"/>
+      <w:lvlText w:val="o"/>
+      <w:lvlJc w:val="left"/>
+      <w:pPr>
+        <w:ind w:left="1440" w:hanging="360"/>
+      </w:pPr>
+      <w:rPr>
+        <w:rFonts w:ascii="Courier New" w:hAnsi="Courier New" w:cs="Courier New" w:hint="default"/>
+      </w:rPr>
+    </w:lvl>
+    <w:lvl w:ilvl="2" w:tplc="040C0005" w:tentative="1">
+      <w:start w:val="1"/>
+      <w:numFmt w:val="bullet"/>
+      <w:lvlText w:val=""/>
+      <w:lvlJc w:val="left"/>
+      <w:pPr>
+        <w:ind w:left="2160" w:hanging="360"/>
+      </w:pPr>
+      <w:rPr>
+        <w:rFonts w:ascii="Wingdings" w:hAnsi="Wingdings" w:hint="default"/>
+      </w:rPr>
+    </w:lvl>
+    <w:lvl w:ilvl="3" w:tplc="040C0001" w:tentative="1">
+      <w:start w:val="1"/>
+      <w:numFmt w:val="bullet"/>
+      <w:lvlText w:val=""/>
+      <w:lvlJc w:val="left"/>
+      <w:pPr>
+        <w:ind w:left="2880" w:hanging="360"/>
+      </w:pPr>
+      <w:rPr>
+        <w:rFonts w:ascii="Symbol" w:hAnsi="Symbol" w:hint="default"/>
+      </w:rPr>
+    </w:lvl>
+    <w:lvl w:ilvl="4" w:tplc="040C0003" w:tentative="1">
+      <w:start w:val="1"/>
+      <w:numFmt w:val="bullet"/>
+      <w:lvlText w:val="o"/>
+      <w:lvlJc w:val="left"/>
+      <w:pPr>
+        <w:ind w:left="3600" w:hanging="360"/>
+      </w:pPr>
+      <w:rPr>
+        <w:rFonts w:ascii="Courier New" w:hAnsi="Courier New" w:cs="Courier New" w:hint="default"/>
+      </w:rPr>
+    </w:lvl>
+    <w:lvl w:ilvl="5" w:tplc="040C0005" w:tentative="1">
+      <w:start w:val="1"/>
+      <w:numFmt w:val="bullet"/>
+      <w:lvlText w:val=""/>
+      <w:lvlJc w:val="left"/>
+      <w:pPr>
+        <w:ind w:left="4320" w:hanging="360"/>
+      </w:pPr>
+      <w:rPr>
+        <w:rFonts w:ascii="Wingdings" w:hAnsi="Wingdings" w:hint="default"/>
+      </w:rPr>
+    </w:lvl>
+    <w:lvl w:ilvl="6" w:tplc="040C0001" w:tentative="1">
+      <w:start w:val="1"/>
+      <w:numFmt w:val="bullet"/>
+      <w:lvlText w:val=""/>
+      <w:lvlJc w:val="left"/>
+      <w:pPr>
+        <w:ind w:left="5040" w:hanging="360"/>
+      </w:pPr>
+      <w:rPr>
+        <w:rFonts w:ascii="Symbol" w:hAnsi="Symbol" w:hint="default"/>
+      </w:rPr>
+    </w:lvl>
+    <w:lvl w:ilvl="7" w:tplc="040C0003" w:tentative="1">
+      <w:start w:val="1"/>
+      <w:numFmt w:val="bullet"/>
+      <w:lvlText w:val="o"/>
+      <w:lvlJc w:val="left"/>
+      <w:pPr>
+        <w:ind w:left="5760" w:hanging="360"/>
+      </w:pPr>
+      <w:rPr>
+        <w:rFonts w:ascii="Courier New" w:hAnsi="Courier New" w:cs="Courier New" w:hint="default"/>
+      </w:rPr>
+    </w:lvl>
+    <w:lvl w:ilvl="8" w:tplc="040C0005" w:tentative="1">
+      <w:start w:val="1"/>
+      <w:numFmt w:val="bullet"/>
+      <w:lvlText w:val=""/>
+      <w:lvlJc w:val="left"/>
+      <w:pPr>
+        <w:ind w:left="6480" w:hanging="360"/>
+      </w:pPr>
+      <w:rPr>
+        <w:rFonts w:ascii="Wingdings" w:hAnsi="Wingdings" w:hint="default"/>
+      </w:rPr>
+    </w:lvl>
+  </w:abstractNum>
+  <w:abstractNum w:abstractNumId="15" w15:restartNumberingAfterBreak="0">
+    <w:nsid w:val="66A4640B"/>
+    <w:multiLevelType w:val="multilevel"/>
+    <w:tmpl w:val="AFAA8AFE"/>
+    <w:lvl w:ilvl="0">
+      <w:start w:val="1"/>
+      <w:numFmt w:val="bullet"/>
+      <w:lvlText w:val=""/>
+      <w:lvlJc w:val="left"/>
+      <w:pPr>
+        <w:tabs>
+          <w:tab w:val="num" w:pos="720"/>
+        </w:tabs>
+        <w:ind w:left="720" w:hanging="360"/>
+      </w:pPr>
+      <w:rPr>
+        <w:rFonts w:ascii="Symbol" w:hAnsi="Symbol" w:hint="default"/>
+        <w:sz w:val="20"/>
+      </w:rPr>
+    </w:lvl>
+    <w:lvl w:ilvl="1" w:tentative="1">
+      <w:start w:val="1"/>
+      <w:numFmt w:val="bullet"/>
+      <w:lvlText w:val="o"/>
+      <w:lvlJc w:val="left"/>
+      <w:pPr>
+        <w:tabs>
+          <w:tab w:val="num" w:pos="1440"/>
+        </w:tabs>
+        <w:ind w:left="1440" w:hanging="360"/>
+      </w:pPr>
+      <w:rPr>
+        <w:rFonts w:ascii="Courier New" w:hAnsi="Courier New" w:hint="default"/>
+        <w:sz w:val="20"/>
+      </w:rPr>
+    </w:lvl>
+    <w:lvl w:ilvl="2" w:tentative="1">
+      <w:start w:val="1"/>
+      <w:numFmt w:val="bullet"/>
+      <w:lvlText w:val=""/>
+      <w:lvlJc w:val="left"/>
+      <w:pPr>
+        <w:tabs>
+          <w:tab w:val="num" w:pos="2160"/>
+        </w:tabs>
+        <w:ind w:left="2160" w:hanging="360"/>
+      </w:pPr>
+      <w:rPr>
+        <w:rFonts w:ascii="Wingdings" w:hAnsi="Wingdings" w:hint="default"/>
+        <w:sz w:val="20"/>
+      </w:rPr>
+    </w:lvl>
+    <w:lvl w:ilvl="3" w:tentative="1">
+      <w:start w:val="1"/>
+      <w:numFmt w:val="bullet"/>
+      <w:lvlText w:val=""/>
+      <w:lvlJc w:val="left"/>
+      <w:pPr>
+        <w:tabs>
+          <w:tab w:val="num" w:pos="2880"/>
+        </w:tabs>
+        <w:ind w:left="2880" w:hanging="360"/>
+      </w:pPr>
+      <w:rPr>
+        <w:rFonts w:ascii="Wingdings" w:hAnsi="Wingdings" w:hint="default"/>
+        <w:sz w:val="20"/>
+      </w:rPr>
+    </w:lvl>
+    <w:lvl w:ilvl="4" w:tentative="1">
+      <w:start w:val="1"/>
+      <w:numFmt w:val="bullet"/>
+      <w:lvlText w:val=""/>
+      <w:lvlJc w:val="left"/>
+      <w:pPr>
+        <w:tabs>
+          <w:tab w:val="num" w:pos="3600"/>
+        </w:tabs>
+        <w:ind w:left="3600" w:hanging="360"/>
+      </w:pPr>
+      <w:rPr>
+        <w:rFonts w:ascii="Wingdings" w:hAnsi="Wingdings" w:hint="default"/>
+        <w:sz w:val="20"/>
+      </w:rPr>
+    </w:lvl>
+    <w:lvl w:ilvl="5" w:tentative="1">
+      <w:start w:val="1"/>
+      <w:numFmt w:val="bullet"/>
+      <w:lvlText w:val=""/>
+      <w:lvlJc w:val="left"/>
+      <w:pPr>
+        <w:tabs>
+          <w:tab w:val="num" w:pos="4320"/>
+        </w:tabs>
+        <w:ind w:left="4320" w:hanging="360"/>
+      </w:pPr>
+      <w:rPr>
+        <w:rFonts w:ascii="Wingdings" w:hAnsi="Wingdings" w:hint="default"/>
+        <w:sz w:val="20"/>
+      </w:rPr>
+    </w:lvl>
+    <w:lvl w:ilvl="6" w:tentative="1">
+      <w:start w:val="1"/>
+      <w:numFmt w:val="bullet"/>
+      <w:lvlText w:val=""/>
+      <w:lvlJc w:val="left"/>
+      <w:pPr>
+        <w:tabs>
+          <w:tab w:val="num" w:pos="5040"/>
+        </w:tabs>
+        <w:ind w:left="5040" w:hanging="360"/>
+      </w:pPr>
+      <w:rPr>
+        <w:rFonts w:ascii="Wingdings" w:hAnsi="Wingdings" w:hint="default"/>
+        <w:sz w:val="20"/>
+      </w:rPr>
+    </w:lvl>
+    <w:lvl w:ilvl="7" w:tentative="1">
+      <w:start w:val="1"/>
+      <w:numFmt w:val="bullet"/>
+      <w:lvlText w:val=""/>
+      <w:lvlJc w:val="left"/>
+      <w:pPr>
+        <w:tabs>
+          <w:tab w:val="num" w:pos="5760"/>
+        </w:tabs>
+        <w:ind w:left="5760" w:hanging="360"/>
+      </w:pPr>
+      <w:rPr>
+        <w:rFonts w:ascii="Wingdings" w:hAnsi="Wingdings" w:hint="default"/>
+        <w:sz w:val="20"/>
+      </w:rPr>
+    </w:lvl>
+    <w:lvl w:ilvl="8" w:tentative="1">
+      <w:start w:val="1"/>
+      <w:numFmt w:val="bullet"/>
+      <w:lvlText w:val=""/>
+      <w:lvlJc w:val="left"/>
+      <w:pPr>
+        <w:tabs>
+          <w:tab w:val="num" w:pos="6480"/>
+        </w:tabs>
+        <w:ind w:left="6480" w:hanging="360"/>
+      </w:pPr>
+      <w:rPr>
+        <w:rFonts w:ascii="Wingdings" w:hAnsi="Wingdings" w:hint="default"/>
+        <w:sz w:val="20"/>
+      </w:rPr>
+    </w:lvl>
+  </w:abstractNum>
+  <w:abstractNum w:abstractNumId="16" w15:restartNumberingAfterBreak="0">
+    <w:nsid w:val="69BA6119"/>
+    <w:multiLevelType w:val="multilevel"/>
+    <w:tmpl w:val="835CFB68"/>
+    <w:lvl w:ilvl="0">
+      <w:start w:val="1"/>
+      <w:numFmt w:val="bullet"/>
+      <w:lvlText w:val=""/>
+      <w:lvlJc w:val="left"/>
+      <w:pPr>
+        <w:tabs>
+          <w:tab w:val="num" w:pos="720"/>
+        </w:tabs>
+        <w:ind w:left="720" w:hanging="360"/>
+      </w:pPr>
+      <w:rPr>
+        <w:rFonts w:ascii="Symbol" w:hAnsi="Symbol" w:hint="default"/>
+        <w:sz w:val="20"/>
+      </w:rPr>
+    </w:lvl>
+    <w:lvl w:ilvl="1" w:tentative="1">
+      <w:start w:val="1"/>
+      <w:numFmt w:val="bullet"/>
+      <w:lvlText w:val="o"/>
+      <w:lvlJc w:val="left"/>
+      <w:pPr>
+        <w:tabs>
+          <w:tab w:val="num" w:pos="1440"/>
+        </w:tabs>
+        <w:ind w:left="1440" w:hanging="360"/>
+      </w:pPr>
+      <w:rPr>
+        <w:rFonts w:ascii="Courier New" w:hAnsi="Courier New" w:hint="default"/>
+        <w:sz w:val="20"/>
+      </w:rPr>
+    </w:lvl>
+    <w:lvl w:ilvl="2" w:tentative="1">
+      <w:start w:val="1"/>
+      <w:numFmt w:val="bullet"/>
+      <w:lvlText w:val=""/>
+      <w:lvlJc w:val="left"/>
+      <w:pPr>
+        <w:tabs>
+          <w:tab w:val="num" w:pos="2160"/>
+        </w:tabs>
+        <w:ind w:left="2160" w:hanging="360"/>
+      </w:pPr>
+      <w:rPr>
+        <w:rFonts w:ascii="Wingdings" w:hAnsi="Wingdings" w:hint="default"/>
+        <w:sz w:val="20"/>
+      </w:rPr>
+    </w:lvl>
+    <w:lvl w:ilvl="3" w:tentative="1">
+      <w:start w:val="1"/>
+      <w:numFmt w:val="bullet"/>
+      <w:lvlText w:val=""/>
+      <w:lvlJc w:val="left"/>
+      <w:pPr>
+        <w:tabs>
+          <w:tab w:val="num" w:pos="2880"/>
+        </w:tabs>
+        <w:ind w:left="2880" w:hanging="360"/>
+      </w:pPr>
+      <w:rPr>
+        <w:rFonts w:ascii="Wingdings" w:hAnsi="Wingdings" w:hint="default"/>
+        <w:sz w:val="20"/>
+      </w:rPr>
+    </w:lvl>
+    <w:lvl w:ilvl="4" w:tentative="1">
+      <w:start w:val="1"/>
+      <w:numFmt w:val="bullet"/>
+      <w:lvlText w:val=""/>
+      <w:lvlJc w:val="left"/>
+      <w:pPr>
+        <w:tabs>
+          <w:tab w:val="num" w:pos="3600"/>
+        </w:tabs>
+        <w:ind w:left="3600" w:hanging="360"/>
+      </w:pPr>
+      <w:rPr>
+        <w:rFonts w:ascii="Wingdings" w:hAnsi="Wingdings" w:hint="default"/>
+        <w:sz w:val="20"/>
+      </w:rPr>
+    </w:lvl>
+    <w:lvl w:ilvl="5" w:tentative="1">
+      <w:start w:val="1"/>
+      <w:numFmt w:val="bullet"/>
+      <w:lvlText w:val=""/>
+      <w:lvlJc w:val="left"/>
+      <w:pPr>
+        <w:tabs>
+          <w:tab w:val="num" w:pos="4320"/>
+        </w:tabs>
+        <w:ind w:left="4320" w:hanging="360"/>
+      </w:pPr>
+      <w:rPr>
+        <w:rFonts w:ascii="Wingdings" w:hAnsi="Wingdings" w:hint="default"/>
+        <w:sz w:val="20"/>
+      </w:rPr>
+    </w:lvl>
+    <w:lvl w:ilvl="6" w:tentative="1">
+      <w:start w:val="1"/>
+      <w:numFmt w:val="bullet"/>
+      <w:lvlText w:val=""/>
+      <w:lvlJc w:val="left"/>
+      <w:pPr>
+        <w:tabs>
+          <w:tab w:val="num" w:pos="5040"/>
+        </w:tabs>
+        <w:ind w:left="5040" w:hanging="360"/>
+      </w:pPr>
+      <w:rPr>
+        <w:rFonts w:ascii="Wingdings" w:hAnsi="Wingdings" w:hint="default"/>
+        <w:sz w:val="20"/>
+      </w:rPr>
+    </w:lvl>
+    <w:lvl w:ilvl="7" w:tentative="1">
+      <w:start w:val="1"/>
+      <w:numFmt w:val="bullet"/>
+      <w:lvlText w:val=""/>
+      <w:lvlJc w:val="left"/>
+      <w:pPr>
+        <w:tabs>
+          <w:tab w:val="num" w:pos="5760"/>
+        </w:tabs>
+        <w:ind w:left="5760" w:hanging="360"/>
+      </w:pPr>
+      <w:rPr>
+        <w:rFonts w:ascii="Wingdings" w:hAnsi="Wingdings" w:hint="default"/>
+        <w:sz w:val="20"/>
+      </w:rPr>
+    </w:lvl>
+    <w:lvl w:ilvl="8" w:tentative="1">
+      <w:start w:val="1"/>
+      <w:numFmt w:val="bullet"/>
+      <w:lvlText w:val=""/>
+      <w:lvlJc w:val="left"/>
+      <w:pPr>
+        <w:tabs>
+          <w:tab w:val="num" w:pos="6480"/>
+        </w:tabs>
+        <w:ind w:left="6480" w:hanging="360"/>
+      </w:pPr>
+      <w:rPr>
+        <w:rFonts w:ascii="Wingdings" w:hAnsi="Wingdings" w:hint="default"/>
+        <w:sz w:val="20"/>
+      </w:rPr>
+    </w:lvl>
+  </w:abstractNum>
+  <w:abstractNum w:abstractNumId="17" w15:restartNumberingAfterBreak="0">
+    <w:nsid w:val="6E85222D"/>
+    <w:multiLevelType w:val="hybridMultilevel"/>
+    <w:tmpl w:val="03460B64"/>
+    <w:lvl w:ilvl="0" w:tplc="C66A5186">
+      <w:start w:val="2"/>
+      <w:numFmt w:val="bullet"/>
+      <w:lvlText w:val="-"/>
+      <w:lvlJc w:val="left"/>
+      <w:pPr>
+        <w:ind w:left="720" w:hanging="360"/>
+      </w:pPr>
+      <w:rPr>
+        <w:rFonts w:ascii="Calibri" w:eastAsiaTheme="minorHAnsi" w:hAnsi="Calibri" w:cs="Calibri" w:hint="default"/>
+      </w:rPr>
+    </w:lvl>
+    <w:lvl w:ilvl="1" w:tplc="040C0003" w:tentative="1">
+      <w:start w:val="1"/>
+      <w:numFmt w:val="bullet"/>
+      <w:lvlText w:val="o"/>
+      <w:lvlJc w:val="left"/>
+      <w:pPr>
+        <w:ind w:left="1440" w:hanging="360"/>
+      </w:pPr>
+      <w:rPr>
+        <w:rFonts w:ascii="Courier New" w:hAnsi="Courier New" w:cs="Courier New" w:hint="default"/>
+      </w:rPr>
+    </w:lvl>
+    <w:lvl w:ilvl="2" w:tplc="040C0005" w:tentative="1">
+      <w:start w:val="1"/>
+      <w:numFmt w:val="bullet"/>
+      <w:lvlText w:val=""/>
+      <w:lvlJc w:val="left"/>
+      <w:pPr>
+        <w:ind w:left="2160" w:hanging="360"/>
+      </w:pPr>
+      <w:rPr>
+        <w:rFonts w:ascii="Wingdings" w:hAnsi="Wingdings" w:hint="default"/>
+      </w:rPr>
+    </w:lvl>
+    <w:lvl w:ilvl="3" w:tplc="040C0001" w:tentative="1">
+      <w:start w:val="1"/>
+      <w:numFmt w:val="bullet"/>
+      <w:lvlText w:val=""/>
+      <w:lvlJc w:val="left"/>
+      <w:pPr>
+        <w:ind w:left="2880" w:hanging="360"/>
+      </w:pPr>
+      <w:rPr>
+        <w:rFonts w:ascii="Symbol" w:hAnsi="Symbol" w:hint="default"/>
+      </w:rPr>
+    </w:lvl>
+    <w:lvl w:ilvl="4" w:tplc="040C0003" w:tentative="1">
+      <w:start w:val="1"/>
+      <w:numFmt w:val="bullet"/>
+      <w:lvlText w:val="o"/>
+      <w:lvlJc w:val="left"/>
+      <w:pPr>
+        <w:ind w:left="3600" w:hanging="360"/>
+      </w:pPr>
+      <w:rPr>
+        <w:rFonts w:ascii="Courier New" w:hAnsi="Courier New" w:cs="Courier New" w:hint="default"/>
+      </w:rPr>
+    </w:lvl>
+    <w:lvl w:ilvl="5" w:tplc="040C0005" w:tentative="1">
+      <w:start w:val="1"/>
+      <w:numFmt w:val="bullet"/>
+      <w:lvlText w:val=""/>
+      <w:lvlJc w:val="left"/>
+      <w:pPr>
+        <w:ind w:left="4320" w:hanging="360"/>
+      </w:pPr>
+      <w:rPr>
+        <w:rFonts w:ascii="Wingdings" w:hAnsi="Wingdings" w:hint="default"/>
+      </w:rPr>
+    </w:lvl>
+    <w:lvl w:ilvl="6" w:tplc="040C0001" w:tentative="1">
+      <w:start w:val="1"/>
+      <w:numFmt w:val="bullet"/>
+      <w:lvlText w:val=""/>
+      <w:lvlJc w:val="left"/>
+      <w:pPr>
+        <w:ind w:left="5040" w:hanging="360"/>
+      </w:pPr>
+      <w:rPr>
+        <w:rFonts w:ascii="Symbol" w:hAnsi="Symbol" w:hint="default"/>
+      </w:rPr>
+    </w:lvl>
+    <w:lvl w:ilvl="7" w:tplc="040C0003" w:tentative="1">
+      <w:start w:val="1"/>
+      <w:numFmt w:val="bullet"/>
+      <w:lvlText w:val="o"/>
+      <w:lvlJc w:val="left"/>
+      <w:pPr>
+        <w:ind w:left="5760" w:hanging="360"/>
+      </w:pPr>
+      <w:rPr>
+        <w:rFonts w:ascii="Courier New" w:hAnsi="Courier New" w:cs="Courier New" w:hint="default"/>
+      </w:rPr>
+    </w:lvl>
+    <w:lvl w:ilvl="8" w:tplc="040C0005" w:tentative="1">
+      <w:start w:val="1"/>
+      <w:numFmt w:val="bullet"/>
+      <w:lvlText w:val=""/>
+      <w:lvlJc w:val="left"/>
+      <w:pPr>
+        <w:ind w:left="6480" w:hanging="360"/>
+      </w:pPr>
+      <w:rPr>
+        <w:rFonts w:ascii="Wingdings" w:hAnsi="Wingdings" w:hint="default"/>
+      </w:rPr>
+    </w:lvl>
+  </w:abstractNum>
+  <w:abstractNum w:abstractNumId="18" w15:restartNumberingAfterBreak="0">
     <w:nsid w:val="7070566D"/>
     <w:multiLevelType w:val="hybridMultilevel"/>
     <w:tmpl w:val="E376B9B8"/>
@@ -3881,11 +7949,670 @@
       </w:pPr>
     </w:lvl>
   </w:abstractNum>
+  <w:abstractNum w:abstractNumId="19" w15:restartNumberingAfterBreak="0">
+    <w:nsid w:val="752C6137"/>
+    <w:multiLevelType w:val="multilevel"/>
+    <w:tmpl w:val="7CD68856"/>
+    <w:lvl w:ilvl="0">
+      <w:start w:val="1"/>
+      <w:numFmt w:val="bullet"/>
+      <w:lvlText w:val=""/>
+      <w:lvlJc w:val="left"/>
+      <w:pPr>
+        <w:tabs>
+          <w:tab w:val="num" w:pos="720"/>
+        </w:tabs>
+        <w:ind w:left="720" w:hanging="360"/>
+      </w:pPr>
+      <w:rPr>
+        <w:rFonts w:ascii="Symbol" w:hAnsi="Symbol" w:hint="default"/>
+        <w:sz w:val="20"/>
+      </w:rPr>
+    </w:lvl>
+    <w:lvl w:ilvl="1" w:tentative="1">
+      <w:start w:val="1"/>
+      <w:numFmt w:val="bullet"/>
+      <w:lvlText w:val="o"/>
+      <w:lvlJc w:val="left"/>
+      <w:pPr>
+        <w:tabs>
+          <w:tab w:val="num" w:pos="1440"/>
+        </w:tabs>
+        <w:ind w:left="1440" w:hanging="360"/>
+      </w:pPr>
+      <w:rPr>
+        <w:rFonts w:ascii="Courier New" w:hAnsi="Courier New" w:hint="default"/>
+        <w:sz w:val="20"/>
+      </w:rPr>
+    </w:lvl>
+    <w:lvl w:ilvl="2" w:tentative="1">
+      <w:start w:val="1"/>
+      <w:numFmt w:val="bullet"/>
+      <w:lvlText w:val=""/>
+      <w:lvlJc w:val="left"/>
+      <w:pPr>
+        <w:tabs>
+          <w:tab w:val="num" w:pos="2160"/>
+        </w:tabs>
+        <w:ind w:left="2160" w:hanging="360"/>
+      </w:pPr>
+      <w:rPr>
+        <w:rFonts w:ascii="Wingdings" w:hAnsi="Wingdings" w:hint="default"/>
+        <w:sz w:val="20"/>
+      </w:rPr>
+    </w:lvl>
+    <w:lvl w:ilvl="3" w:tentative="1">
+      <w:start w:val="1"/>
+      <w:numFmt w:val="bullet"/>
+      <w:lvlText w:val=""/>
+      <w:lvlJc w:val="left"/>
+      <w:pPr>
+        <w:tabs>
+          <w:tab w:val="num" w:pos="2880"/>
+        </w:tabs>
+        <w:ind w:left="2880" w:hanging="360"/>
+      </w:pPr>
+      <w:rPr>
+        <w:rFonts w:ascii="Wingdings" w:hAnsi="Wingdings" w:hint="default"/>
+        <w:sz w:val="20"/>
+      </w:rPr>
+    </w:lvl>
+    <w:lvl w:ilvl="4" w:tentative="1">
+      <w:start w:val="1"/>
+      <w:numFmt w:val="bullet"/>
+      <w:lvlText w:val=""/>
+      <w:lvlJc w:val="left"/>
+      <w:pPr>
+        <w:tabs>
+          <w:tab w:val="num" w:pos="3600"/>
+        </w:tabs>
+        <w:ind w:left="3600" w:hanging="360"/>
+      </w:pPr>
+      <w:rPr>
+        <w:rFonts w:ascii="Wingdings" w:hAnsi="Wingdings" w:hint="default"/>
+        <w:sz w:val="20"/>
+      </w:rPr>
+    </w:lvl>
+    <w:lvl w:ilvl="5" w:tentative="1">
+      <w:start w:val="1"/>
+      <w:numFmt w:val="bullet"/>
+      <w:lvlText w:val=""/>
+      <w:lvlJc w:val="left"/>
+      <w:pPr>
+        <w:tabs>
+          <w:tab w:val="num" w:pos="4320"/>
+        </w:tabs>
+        <w:ind w:left="4320" w:hanging="360"/>
+      </w:pPr>
+      <w:rPr>
+        <w:rFonts w:ascii="Wingdings" w:hAnsi="Wingdings" w:hint="default"/>
+        <w:sz w:val="20"/>
+      </w:rPr>
+    </w:lvl>
+    <w:lvl w:ilvl="6" w:tentative="1">
+      <w:start w:val="1"/>
+      <w:numFmt w:val="bullet"/>
+      <w:lvlText w:val=""/>
+      <w:lvlJc w:val="left"/>
+      <w:pPr>
+        <w:tabs>
+          <w:tab w:val="num" w:pos="5040"/>
+        </w:tabs>
+        <w:ind w:left="5040" w:hanging="360"/>
+      </w:pPr>
+      <w:rPr>
+        <w:rFonts w:ascii="Wingdings" w:hAnsi="Wingdings" w:hint="default"/>
+        <w:sz w:val="20"/>
+      </w:rPr>
+    </w:lvl>
+    <w:lvl w:ilvl="7" w:tentative="1">
+      <w:start w:val="1"/>
+      <w:numFmt w:val="bullet"/>
+      <w:lvlText w:val=""/>
+      <w:lvlJc w:val="left"/>
+      <w:pPr>
+        <w:tabs>
+          <w:tab w:val="num" w:pos="5760"/>
+        </w:tabs>
+        <w:ind w:left="5760" w:hanging="360"/>
+      </w:pPr>
+      <w:rPr>
+        <w:rFonts w:ascii="Wingdings" w:hAnsi="Wingdings" w:hint="default"/>
+        <w:sz w:val="20"/>
+      </w:rPr>
+    </w:lvl>
+    <w:lvl w:ilvl="8" w:tentative="1">
+      <w:start w:val="1"/>
+      <w:numFmt w:val="bullet"/>
+      <w:lvlText w:val=""/>
+      <w:lvlJc w:val="left"/>
+      <w:pPr>
+        <w:tabs>
+          <w:tab w:val="num" w:pos="6480"/>
+        </w:tabs>
+        <w:ind w:left="6480" w:hanging="360"/>
+      </w:pPr>
+      <w:rPr>
+        <w:rFonts w:ascii="Wingdings" w:hAnsi="Wingdings" w:hint="default"/>
+        <w:sz w:val="20"/>
+      </w:rPr>
+    </w:lvl>
+  </w:abstractNum>
+  <w:abstractNum w:abstractNumId="20" w15:restartNumberingAfterBreak="0">
+    <w:nsid w:val="7AC94751"/>
+    <w:multiLevelType w:val="multilevel"/>
+    <w:tmpl w:val="55E6B01E"/>
+    <w:lvl w:ilvl="0">
+      <w:start w:val="1"/>
+      <w:numFmt w:val="bullet"/>
+      <w:lvlText w:val=""/>
+      <w:lvlJc w:val="left"/>
+      <w:pPr>
+        <w:tabs>
+          <w:tab w:val="num" w:pos="720"/>
+        </w:tabs>
+        <w:ind w:left="720" w:hanging="360"/>
+      </w:pPr>
+      <w:rPr>
+        <w:rFonts w:ascii="Symbol" w:hAnsi="Symbol" w:hint="default"/>
+        <w:sz w:val="20"/>
+      </w:rPr>
+    </w:lvl>
+    <w:lvl w:ilvl="1" w:tentative="1">
+      <w:start w:val="1"/>
+      <w:numFmt w:val="bullet"/>
+      <w:lvlText w:val="o"/>
+      <w:lvlJc w:val="left"/>
+      <w:pPr>
+        <w:tabs>
+          <w:tab w:val="num" w:pos="1440"/>
+        </w:tabs>
+        <w:ind w:left="1440" w:hanging="360"/>
+      </w:pPr>
+      <w:rPr>
+        <w:rFonts w:ascii="Courier New" w:hAnsi="Courier New" w:hint="default"/>
+        <w:sz w:val="20"/>
+      </w:rPr>
+    </w:lvl>
+    <w:lvl w:ilvl="2" w:tentative="1">
+      <w:start w:val="1"/>
+      <w:numFmt w:val="bullet"/>
+      <w:lvlText w:val=""/>
+      <w:lvlJc w:val="left"/>
+      <w:pPr>
+        <w:tabs>
+          <w:tab w:val="num" w:pos="2160"/>
+        </w:tabs>
+        <w:ind w:left="2160" w:hanging="360"/>
+      </w:pPr>
+      <w:rPr>
+        <w:rFonts w:ascii="Wingdings" w:hAnsi="Wingdings" w:hint="default"/>
+        <w:sz w:val="20"/>
+      </w:rPr>
+    </w:lvl>
+    <w:lvl w:ilvl="3" w:tentative="1">
+      <w:start w:val="1"/>
+      <w:numFmt w:val="bullet"/>
+      <w:lvlText w:val=""/>
+      <w:lvlJc w:val="left"/>
+      <w:pPr>
+        <w:tabs>
+          <w:tab w:val="num" w:pos="2880"/>
+        </w:tabs>
+        <w:ind w:left="2880" w:hanging="360"/>
+      </w:pPr>
+      <w:rPr>
+        <w:rFonts w:ascii="Wingdings" w:hAnsi="Wingdings" w:hint="default"/>
+        <w:sz w:val="20"/>
+      </w:rPr>
+    </w:lvl>
+    <w:lvl w:ilvl="4" w:tentative="1">
+      <w:start w:val="1"/>
+      <w:numFmt w:val="bullet"/>
+      <w:lvlText w:val=""/>
+      <w:lvlJc w:val="left"/>
+      <w:pPr>
+        <w:tabs>
+          <w:tab w:val="num" w:pos="3600"/>
+        </w:tabs>
+        <w:ind w:left="3600" w:hanging="360"/>
+      </w:pPr>
+      <w:rPr>
+        <w:rFonts w:ascii="Wingdings" w:hAnsi="Wingdings" w:hint="default"/>
+        <w:sz w:val="20"/>
+      </w:rPr>
+    </w:lvl>
+    <w:lvl w:ilvl="5" w:tentative="1">
+      <w:start w:val="1"/>
+      <w:numFmt w:val="bullet"/>
+      <w:lvlText w:val=""/>
+      <w:lvlJc w:val="left"/>
+      <w:pPr>
+        <w:tabs>
+          <w:tab w:val="num" w:pos="4320"/>
+        </w:tabs>
+        <w:ind w:left="4320" w:hanging="360"/>
+      </w:pPr>
+      <w:rPr>
+        <w:rFonts w:ascii="Wingdings" w:hAnsi="Wingdings" w:hint="default"/>
+        <w:sz w:val="20"/>
+      </w:rPr>
+    </w:lvl>
+    <w:lvl w:ilvl="6" w:tentative="1">
+      <w:start w:val="1"/>
+      <w:numFmt w:val="bullet"/>
+      <w:lvlText w:val=""/>
+      <w:lvlJc w:val="left"/>
+      <w:pPr>
+        <w:tabs>
+          <w:tab w:val="num" w:pos="5040"/>
+        </w:tabs>
+        <w:ind w:left="5040" w:hanging="360"/>
+      </w:pPr>
+      <w:rPr>
+        <w:rFonts w:ascii="Wingdings" w:hAnsi="Wingdings" w:hint="default"/>
+        <w:sz w:val="20"/>
+      </w:rPr>
+    </w:lvl>
+    <w:lvl w:ilvl="7" w:tentative="1">
+      <w:start w:val="1"/>
+      <w:numFmt w:val="bullet"/>
+      <w:lvlText w:val=""/>
+      <w:lvlJc w:val="left"/>
+      <w:pPr>
+        <w:tabs>
+          <w:tab w:val="num" w:pos="5760"/>
+        </w:tabs>
+        <w:ind w:left="5760" w:hanging="360"/>
+      </w:pPr>
+      <w:rPr>
+        <w:rFonts w:ascii="Wingdings" w:hAnsi="Wingdings" w:hint="default"/>
+        <w:sz w:val="20"/>
+      </w:rPr>
+    </w:lvl>
+    <w:lvl w:ilvl="8" w:tentative="1">
+      <w:start w:val="1"/>
+      <w:numFmt w:val="bullet"/>
+      <w:lvlText w:val=""/>
+      <w:lvlJc w:val="left"/>
+      <w:pPr>
+        <w:tabs>
+          <w:tab w:val="num" w:pos="6480"/>
+        </w:tabs>
+        <w:ind w:left="6480" w:hanging="360"/>
+      </w:pPr>
+      <w:rPr>
+        <w:rFonts w:ascii="Wingdings" w:hAnsi="Wingdings" w:hint="default"/>
+        <w:sz w:val="20"/>
+      </w:rPr>
+    </w:lvl>
+  </w:abstractNum>
+  <w:abstractNum w:abstractNumId="21" w15:restartNumberingAfterBreak="0">
+    <w:nsid w:val="7B716680"/>
+    <w:multiLevelType w:val="multilevel"/>
+    <w:tmpl w:val="FBE298FE"/>
+    <w:lvl w:ilvl="0">
+      <w:start w:val="1"/>
+      <w:numFmt w:val="bullet"/>
+      <w:lvlText w:val=""/>
+      <w:lvlJc w:val="left"/>
+      <w:pPr>
+        <w:tabs>
+          <w:tab w:val="num" w:pos="720"/>
+        </w:tabs>
+        <w:ind w:left="720" w:hanging="360"/>
+      </w:pPr>
+      <w:rPr>
+        <w:rFonts w:ascii="Symbol" w:hAnsi="Symbol" w:hint="default"/>
+        <w:sz w:val="20"/>
+      </w:rPr>
+    </w:lvl>
+    <w:lvl w:ilvl="1" w:tentative="1">
+      <w:start w:val="1"/>
+      <w:numFmt w:val="bullet"/>
+      <w:lvlText w:val="o"/>
+      <w:lvlJc w:val="left"/>
+      <w:pPr>
+        <w:tabs>
+          <w:tab w:val="num" w:pos="1440"/>
+        </w:tabs>
+        <w:ind w:left="1440" w:hanging="360"/>
+      </w:pPr>
+      <w:rPr>
+        <w:rFonts w:ascii="Courier New" w:hAnsi="Courier New" w:hint="default"/>
+        <w:sz w:val="20"/>
+      </w:rPr>
+    </w:lvl>
+    <w:lvl w:ilvl="2" w:tentative="1">
+      <w:start w:val="1"/>
+      <w:numFmt w:val="bullet"/>
+      <w:lvlText w:val=""/>
+      <w:lvlJc w:val="left"/>
+      <w:pPr>
+        <w:tabs>
+          <w:tab w:val="num" w:pos="2160"/>
+        </w:tabs>
+        <w:ind w:left="2160" w:hanging="360"/>
+      </w:pPr>
+      <w:rPr>
+        <w:rFonts w:ascii="Wingdings" w:hAnsi="Wingdings" w:hint="default"/>
+        <w:sz w:val="20"/>
+      </w:rPr>
+    </w:lvl>
+    <w:lvl w:ilvl="3" w:tentative="1">
+      <w:start w:val="1"/>
+      <w:numFmt w:val="bullet"/>
+      <w:lvlText w:val=""/>
+      <w:lvlJc w:val="left"/>
+      <w:pPr>
+        <w:tabs>
+          <w:tab w:val="num" w:pos="2880"/>
+        </w:tabs>
+        <w:ind w:left="2880" w:hanging="360"/>
+      </w:pPr>
+      <w:rPr>
+        <w:rFonts w:ascii="Wingdings" w:hAnsi="Wingdings" w:hint="default"/>
+        <w:sz w:val="20"/>
+      </w:rPr>
+    </w:lvl>
+    <w:lvl w:ilvl="4" w:tentative="1">
+      <w:start w:val="1"/>
+      <w:numFmt w:val="bullet"/>
+      <w:lvlText w:val=""/>
+      <w:lvlJc w:val="left"/>
+      <w:pPr>
+        <w:tabs>
+          <w:tab w:val="num" w:pos="3600"/>
+        </w:tabs>
+        <w:ind w:left="3600" w:hanging="360"/>
+      </w:pPr>
+      <w:rPr>
+        <w:rFonts w:ascii="Wingdings" w:hAnsi="Wingdings" w:hint="default"/>
+        <w:sz w:val="20"/>
+      </w:rPr>
+    </w:lvl>
+    <w:lvl w:ilvl="5" w:tentative="1">
+      <w:start w:val="1"/>
+      <w:numFmt w:val="bullet"/>
+      <w:lvlText w:val=""/>
+      <w:lvlJc w:val="left"/>
+      <w:pPr>
+        <w:tabs>
+          <w:tab w:val="num" w:pos="4320"/>
+        </w:tabs>
+        <w:ind w:left="4320" w:hanging="360"/>
+      </w:pPr>
+      <w:rPr>
+        <w:rFonts w:ascii="Wingdings" w:hAnsi="Wingdings" w:hint="default"/>
+        <w:sz w:val="20"/>
+      </w:rPr>
+    </w:lvl>
+    <w:lvl w:ilvl="6" w:tentative="1">
+      <w:start w:val="1"/>
+      <w:numFmt w:val="bullet"/>
+      <w:lvlText w:val=""/>
+      <w:lvlJc w:val="left"/>
+      <w:pPr>
+        <w:tabs>
+          <w:tab w:val="num" w:pos="5040"/>
+        </w:tabs>
+        <w:ind w:left="5040" w:hanging="360"/>
+      </w:pPr>
+      <w:rPr>
+        <w:rFonts w:ascii="Wingdings" w:hAnsi="Wingdings" w:hint="default"/>
+        <w:sz w:val="20"/>
+      </w:rPr>
+    </w:lvl>
+    <w:lvl w:ilvl="7" w:tentative="1">
+      <w:start w:val="1"/>
+      <w:numFmt w:val="bullet"/>
+      <w:lvlText w:val=""/>
+      <w:lvlJc w:val="left"/>
+      <w:pPr>
+        <w:tabs>
+          <w:tab w:val="num" w:pos="5760"/>
+        </w:tabs>
+        <w:ind w:left="5760" w:hanging="360"/>
+      </w:pPr>
+      <w:rPr>
+        <w:rFonts w:ascii="Wingdings" w:hAnsi="Wingdings" w:hint="default"/>
+        <w:sz w:val="20"/>
+      </w:rPr>
+    </w:lvl>
+    <w:lvl w:ilvl="8" w:tentative="1">
+      <w:start w:val="1"/>
+      <w:numFmt w:val="bullet"/>
+      <w:lvlText w:val=""/>
+      <w:lvlJc w:val="left"/>
+      <w:pPr>
+        <w:tabs>
+          <w:tab w:val="num" w:pos="6480"/>
+        </w:tabs>
+        <w:ind w:left="6480" w:hanging="360"/>
+      </w:pPr>
+      <w:rPr>
+        <w:rFonts w:ascii="Wingdings" w:hAnsi="Wingdings" w:hint="default"/>
+        <w:sz w:val="20"/>
+      </w:rPr>
+    </w:lvl>
+  </w:abstractNum>
+  <w:abstractNum w:abstractNumId="22" w15:restartNumberingAfterBreak="0">
+    <w:nsid w:val="7CE66798"/>
+    <w:multiLevelType w:val="multilevel"/>
+    <w:tmpl w:val="FF3A107E"/>
+    <w:lvl w:ilvl="0">
+      <w:start w:val="1"/>
+      <w:numFmt w:val="bullet"/>
+      <w:lvlText w:val=""/>
+      <w:lvlJc w:val="left"/>
+      <w:pPr>
+        <w:tabs>
+          <w:tab w:val="num" w:pos="720"/>
+        </w:tabs>
+        <w:ind w:left="720" w:hanging="360"/>
+      </w:pPr>
+      <w:rPr>
+        <w:rFonts w:ascii="Symbol" w:hAnsi="Symbol" w:hint="default"/>
+        <w:sz w:val="20"/>
+      </w:rPr>
+    </w:lvl>
+    <w:lvl w:ilvl="1" w:tentative="1">
+      <w:start w:val="1"/>
+      <w:numFmt w:val="bullet"/>
+      <w:lvlText w:val="o"/>
+      <w:lvlJc w:val="left"/>
+      <w:pPr>
+        <w:tabs>
+          <w:tab w:val="num" w:pos="1440"/>
+        </w:tabs>
+        <w:ind w:left="1440" w:hanging="360"/>
+      </w:pPr>
+      <w:rPr>
+        <w:rFonts w:ascii="Courier New" w:hAnsi="Courier New" w:hint="default"/>
+        <w:sz w:val="20"/>
+      </w:rPr>
+    </w:lvl>
+    <w:lvl w:ilvl="2" w:tentative="1">
+      <w:start w:val="1"/>
+      <w:numFmt w:val="bullet"/>
+      <w:lvlText w:val=""/>
+      <w:lvlJc w:val="left"/>
+      <w:pPr>
+        <w:tabs>
+          <w:tab w:val="num" w:pos="2160"/>
+        </w:tabs>
+        <w:ind w:left="2160" w:hanging="360"/>
+      </w:pPr>
+      <w:rPr>
+        <w:rFonts w:ascii="Wingdings" w:hAnsi="Wingdings" w:hint="default"/>
+        <w:sz w:val="20"/>
+      </w:rPr>
+    </w:lvl>
+    <w:lvl w:ilvl="3" w:tentative="1">
+      <w:start w:val="1"/>
+      <w:numFmt w:val="bullet"/>
+      <w:lvlText w:val=""/>
+      <w:lvlJc w:val="left"/>
+      <w:pPr>
+        <w:tabs>
+          <w:tab w:val="num" w:pos="2880"/>
+        </w:tabs>
+        <w:ind w:left="2880" w:hanging="360"/>
+      </w:pPr>
+      <w:rPr>
+        <w:rFonts w:ascii="Wingdings" w:hAnsi="Wingdings" w:hint="default"/>
+        <w:sz w:val="20"/>
+      </w:rPr>
+    </w:lvl>
+    <w:lvl w:ilvl="4" w:tentative="1">
+      <w:start w:val="1"/>
+      <w:numFmt w:val="bullet"/>
+      <w:lvlText w:val=""/>
+      <w:lvlJc w:val="left"/>
+      <w:pPr>
+        <w:tabs>
+          <w:tab w:val="num" w:pos="3600"/>
+        </w:tabs>
+        <w:ind w:left="3600" w:hanging="360"/>
+      </w:pPr>
+      <w:rPr>
+        <w:rFonts w:ascii="Wingdings" w:hAnsi="Wingdings" w:hint="default"/>
+        <w:sz w:val="20"/>
+      </w:rPr>
+    </w:lvl>
+    <w:lvl w:ilvl="5" w:tentative="1">
+      <w:start w:val="1"/>
+      <w:numFmt w:val="bullet"/>
+      <w:lvlText w:val=""/>
+      <w:lvlJc w:val="left"/>
+      <w:pPr>
+        <w:tabs>
+          <w:tab w:val="num" w:pos="4320"/>
+        </w:tabs>
+        <w:ind w:left="4320" w:hanging="360"/>
+      </w:pPr>
+      <w:rPr>
+        <w:rFonts w:ascii="Wingdings" w:hAnsi="Wingdings" w:hint="default"/>
+        <w:sz w:val="20"/>
+      </w:rPr>
+    </w:lvl>
+    <w:lvl w:ilvl="6" w:tentative="1">
+      <w:start w:val="1"/>
+      <w:numFmt w:val="bullet"/>
+      <w:lvlText w:val=""/>
+      <w:lvlJc w:val="left"/>
+      <w:pPr>
+        <w:tabs>
+          <w:tab w:val="num" w:pos="5040"/>
+        </w:tabs>
+        <w:ind w:left="5040" w:hanging="360"/>
+      </w:pPr>
+      <w:rPr>
+        <w:rFonts w:ascii="Wingdings" w:hAnsi="Wingdings" w:hint="default"/>
+        <w:sz w:val="20"/>
+      </w:rPr>
+    </w:lvl>
+    <w:lvl w:ilvl="7" w:tentative="1">
+      <w:start w:val="1"/>
+      <w:numFmt w:val="bullet"/>
+      <w:lvlText w:val=""/>
+      <w:lvlJc w:val="left"/>
+      <w:pPr>
+        <w:tabs>
+          <w:tab w:val="num" w:pos="5760"/>
+        </w:tabs>
+        <w:ind w:left="5760" w:hanging="360"/>
+      </w:pPr>
+      <w:rPr>
+        <w:rFonts w:ascii="Wingdings" w:hAnsi="Wingdings" w:hint="default"/>
+        <w:sz w:val="20"/>
+      </w:rPr>
+    </w:lvl>
+    <w:lvl w:ilvl="8" w:tentative="1">
+      <w:start w:val="1"/>
+      <w:numFmt w:val="bullet"/>
+      <w:lvlText w:val=""/>
+      <w:lvlJc w:val="left"/>
+      <w:pPr>
+        <w:tabs>
+          <w:tab w:val="num" w:pos="6480"/>
+        </w:tabs>
+        <w:ind w:left="6480" w:hanging="360"/>
+      </w:pPr>
+      <w:rPr>
+        <w:rFonts w:ascii="Wingdings" w:hAnsi="Wingdings" w:hint="default"/>
+        <w:sz w:val="20"/>
+      </w:rPr>
+    </w:lvl>
+  </w:abstractNum>
   <w:num w:numId="1" w16cid:durableId="1480684215">
+    <w:abstractNumId w:val="18"/>
+  </w:num>
+  <w:num w:numId="2" w16cid:durableId="81727383">
+    <w:abstractNumId w:val="12"/>
+  </w:num>
+  <w:num w:numId="3" w16cid:durableId="1016347834">
+    <w:abstractNumId w:val="6"/>
+  </w:num>
+  <w:num w:numId="4" w16cid:durableId="1137331793">
+    <w:abstractNumId w:val="13"/>
+  </w:num>
+  <w:num w:numId="5" w16cid:durableId="1406953403">
     <w:abstractNumId w:val="1"/>
   </w:num>
-  <w:num w:numId="2" w16cid:durableId="81727383">
+  <w:num w:numId="6" w16cid:durableId="1315337553">
+    <w:abstractNumId w:val="7"/>
+  </w:num>
+  <w:num w:numId="7" w16cid:durableId="1607730236">
+    <w:abstractNumId w:val="21"/>
+  </w:num>
+  <w:num w:numId="8" w16cid:durableId="1334529671">
+    <w:abstractNumId w:val="4"/>
+  </w:num>
+  <w:num w:numId="9" w16cid:durableId="714744574">
+    <w:abstractNumId w:val="16"/>
+  </w:num>
+  <w:num w:numId="10" w16cid:durableId="1902906705">
+    <w:abstractNumId w:val="20"/>
+  </w:num>
+  <w:num w:numId="11" w16cid:durableId="1481656365">
+    <w:abstractNumId w:val="19"/>
+  </w:num>
+  <w:num w:numId="12" w16cid:durableId="1978102169">
+    <w:abstractNumId w:val="2"/>
+  </w:num>
+  <w:num w:numId="13" w16cid:durableId="1814132897">
+    <w:abstractNumId w:val="10"/>
+  </w:num>
+  <w:num w:numId="14" w16cid:durableId="503670946">
+    <w:abstractNumId w:val="8"/>
+  </w:num>
+  <w:num w:numId="15" w16cid:durableId="1382637521">
+    <w:abstractNumId w:val="14"/>
+  </w:num>
+  <w:num w:numId="16" w16cid:durableId="330526763">
+    <w:abstractNumId w:val="17"/>
+  </w:num>
+  <w:num w:numId="17" w16cid:durableId="1775323644">
+    <w:abstractNumId w:val="15"/>
+  </w:num>
+  <w:num w:numId="18" w16cid:durableId="1184055475">
+    <w:abstractNumId w:val="3"/>
+  </w:num>
+  <w:num w:numId="19" w16cid:durableId="956328408">
+    <w:abstractNumId w:val="11"/>
+  </w:num>
+  <w:num w:numId="20" w16cid:durableId="115611241">
+    <w:abstractNumId w:val="9"/>
+  </w:num>
+  <w:num w:numId="21" w16cid:durableId="95953268">
+    <w:abstractNumId w:val="22"/>
+  </w:num>
+  <w:num w:numId="22" w16cid:durableId="661543625">
     <w:abstractNumId w:val="0"/>
+  </w:num>
+  <w:num w:numId="23" w16cid:durableId="714888322">
+    <w:abstractNumId w:val="5"/>
   </w:num>
 </w:numbering>
 </file>
@@ -4866,6 +9593,50 @@
       <w:szCs w:val="18"/>
     </w:rPr>
   </w:style>
+  <w:style w:type="paragraph" w:styleId="En-tte">
+    <w:name w:val="header"/>
+    <w:basedOn w:val="Normal"/>
+    <w:link w:val="En-tteCar"/>
+    <w:uiPriority w:val="99"/>
+    <w:unhideWhenUsed/>
+    <w:rsid w:val="004E6EA2"/>
+    <w:pPr>
+      <w:tabs>
+        <w:tab w:val="center" w:pos="4536"/>
+        <w:tab w:val="right" w:pos="9072"/>
+      </w:tabs>
+      <w:spacing w:after="0" w:line="240" w:lineRule="auto"/>
+    </w:pPr>
+  </w:style>
+  <w:style w:type="character" w:customStyle="1" w:styleId="En-tteCar">
+    <w:name w:val="En-tête Car"/>
+    <w:basedOn w:val="Policepardfaut"/>
+    <w:link w:val="En-tte"/>
+    <w:uiPriority w:val="99"/>
+    <w:rsid w:val="004E6EA2"/>
+  </w:style>
+  <w:style w:type="paragraph" w:styleId="Pieddepage">
+    <w:name w:val="footer"/>
+    <w:basedOn w:val="Normal"/>
+    <w:link w:val="PieddepageCar"/>
+    <w:uiPriority w:val="99"/>
+    <w:unhideWhenUsed/>
+    <w:rsid w:val="004E6EA2"/>
+    <w:pPr>
+      <w:tabs>
+        <w:tab w:val="center" w:pos="4536"/>
+        <w:tab w:val="right" w:pos="9072"/>
+      </w:tabs>
+      <w:spacing w:after="0" w:line="240" w:lineRule="auto"/>
+    </w:pPr>
+  </w:style>
+  <w:style w:type="character" w:customStyle="1" w:styleId="PieddepageCar">
+    <w:name w:val="Pied de page Car"/>
+    <w:basedOn w:val="Policepardfaut"/>
+    <w:link w:val="Pieddepage"/>
+    <w:uiPriority w:val="99"/>
+    <w:rsid w:val="004E6EA2"/>
+  </w:style>
 </w:styles>
 </file>
 
@@ -5162,4 +9933,16 @@
     </a:ext>
   </a:extLst>
 </a:theme>
+</file>
+
+<file path=customXml/item1.xml><?xml version="1.0" encoding="utf-8"?>
+<b:Sources xmlns:b="http://schemas.openxmlformats.org/officeDocument/2006/bibliography" xmlns="http://schemas.openxmlformats.org/officeDocument/2006/bibliography" SelectedStyle="\APASixthEditionOfficeOnline.xsl" StyleName="APA" Version="6"/>
+</file>
+
+<file path=customXml/itemProps1.xml><?xml version="1.0" encoding="utf-8"?>
+<ds:datastoreItem xmlns:ds="http://schemas.openxmlformats.org/officeDocument/2006/customXml" ds:itemID="{A2ACA92D-AED5-4637-A30E-A80CA16CAAFA}">
+  <ds:schemaRefs>
+    <ds:schemaRef ds:uri="http://schemas.openxmlformats.org/officeDocument/2006/bibliography"/>
+  </ds:schemaRefs>
+</ds:datastoreItem>
 </file>
--- a/Production & Business.docx
+++ b/Production & Business.docx
@@ -16,79 +16,95 @@
           <w:bCs/>
           <w:u w:val="single"/>
         </w:rPr>
-        <w:t xml:space="preserve">PARTIE </w:t>
-      </w:r>
-      <w:r>
+        <w:t>PARTIE MIXTE</w:t>
+      </w:r>
+    </w:p>
+    <w:p>
+      <w:pPr>
         <w:rPr>
           <w:b/>
           <w:bCs/>
-          <w:u w:val="single"/>
-        </w:rPr>
-        <w:t>MIXTE</w:t>
-      </w:r>
-    </w:p>
-    <w:p>
-      <w:pPr>
+        </w:rPr>
+      </w:pPr>
+      <w:r>
         <w:rPr>
           <w:b/>
           <w:bCs/>
         </w:rPr>
-      </w:pPr>
+        <w:t>Gameplay secondaires</w:t>
+      </w:r>
+    </w:p>
+    <w:p>
+      <w:r>
+        <w:t>Le joueur pourra utiliser plusieurs types de gameplays secondaires, qui varieront en fonction des mini-jeux proposés. Ceux-ci se déclencheront lors de certaines interactions avec les commerçants ou les éléments du marché.</w:t>
+      </w:r>
+    </w:p>
+    <w:p>
+      <w:r>
+        <w:t xml:space="preserve"> -</w:t>
+      </w:r>
+      <w:r>
+        <w:t>Pesée des fruits et légumes : un curseur se déplace sur une balance. Le joueur doit appuyer sur une touche au moment où le curseur atteint la zone colorée afin de réussir la pesée.</w:t>
+      </w:r>
+    </w:p>
+    <w:p>
+      <w:r>
+        <w:t>-</w:t>
+      </w:r>
+      <w:r>
+        <w:t>Boulanger : le boulanger propose au joueur une sélection de trois pains. Celui-ci doit cliquer sur le bon pain parmi les trois choix proposés : pain traditionnel, pain</w:t>
+      </w:r>
+      <w:r>
+        <w:t xml:space="preserve"> de campagne</w:t>
+      </w:r>
+      <w:r>
+        <w:t xml:space="preserve"> et pain </w:t>
+      </w:r>
+      <w:r>
+        <w:t>de mie</w:t>
+      </w:r>
+      <w:r>
+        <w:t>.</w:t>
+      </w:r>
+    </w:p>
+    <w:p>
+      <w:r>
+        <w:t>-</w:t>
+      </w:r>
+      <w:r>
+        <w:t>Poissonnier : le joueur doit attraper un poisson à la main dans un aquarium où plusieurs animaux aquatiques se déplacent</w:t>
+      </w:r>
+      <w:r>
+        <w:t xml:space="preserve"> rapidement</w:t>
+      </w:r>
+      <w:r>
+        <w:t xml:space="preserve">. Il doit sélectionner le bon animal parmi trois possibilités : crabe, </w:t>
+      </w:r>
+      <w:r>
+        <w:t>espadon</w:t>
+      </w:r>
+      <w:r>
+        <w:t xml:space="preserve"> et </w:t>
+      </w:r>
+      <w:r>
+        <w:t>huitre</w:t>
+      </w:r>
+      <w:r>
+        <w:t>. S'il sélectionne le mauvais animal</w:t>
+      </w:r>
+      <w:r>
+        <w:t xml:space="preserve"> ou le rate</w:t>
+      </w:r>
+      <w:r>
+        <w:t>, le joueur est étourdi pendant quelques secondes.</w:t>
+      </w:r>
+    </w:p>
+    <w:p>
       <w:r>
         <w:rPr>
           <w:b/>
           <w:bCs/>
         </w:rPr>
-        <w:t>Gameplay secondaires</w:t>
-      </w:r>
-    </w:p>
-    <w:p>
-      <w:r>
-        <w:t>Le joueur pourra utiliser plusieurs types de gameplays secondaires, qui varieront en fonction des mini-jeux proposés. Ceux-ci se déclencheront lors de certaines interactions avec les commerçants ou les éléments du marché.</w:t>
-      </w:r>
-    </w:p>
-    <w:p>
-      <w:r>
-        <w:t xml:space="preserve"> -</w:t>
-      </w:r>
-      <w:r>
-        <w:t>Pesée des fruits et légumes : un curseur se déplace sur une balance. Le joueur doit appuyer sur une touche au moment où le curseur atteint la zone colorée afin de réussir la pesée.</w:t>
-      </w:r>
-    </w:p>
-    <w:p>
-      <w:r>
-        <w:t>-</w:t>
-      </w:r>
-      <w:r>
-        <w:t>Boulanger : le boulanger propose au joueur une sélection de trois pains. Celui-ci doit cliquer sur le bon pain parmi les trois choix proposés : pain traditionnel, pain aux céréales et pain au pavot.</w:t>
-      </w:r>
-    </w:p>
-    <w:p>
-      <w:r>
-        <w:t>-</w:t>
-      </w:r>
-      <w:r>
-        <w:t>Poissonnier : le joueur doit attraper un poisson à la main dans un aquarium où plusieurs animaux aquatiques se déplacent</w:t>
-      </w:r>
-      <w:r>
-        <w:t xml:space="preserve"> rapidement</w:t>
-      </w:r>
-      <w:r>
-        <w:t>. Il doit sélectionner le bon animal parmi trois possibilités : crabe, langoustine et poisson-lune. S'il sélectionne le mauvais animal</w:t>
-      </w:r>
-      <w:r>
-        <w:t xml:space="preserve"> ou le rate</w:t>
-      </w:r>
-      <w:r>
-        <w:t>, le joueur est étourdi pendant quelques secondes.</w:t>
-      </w:r>
-    </w:p>
-    <w:p>
-      <w:r>
-        <w:rPr>
-          <w:b/>
-          <w:bCs/>
-        </w:rPr>
         <w:t xml:space="preserve">Objectif par niveau </w:t>
       </w:r>
     </w:p>
@@ -99,45 +115,27 @@
     </w:p>
     <w:p>
       <w:r>
-        <w:t>-</w:t>
-      </w:r>
-      <w:r>
-        <w:t>Entrée du supermarché : point d’apparition des joueurs au lancement de la partie.</w:t>
-      </w:r>
-    </w:p>
-    <w:p>
-      <w:r>
-        <w:t>-</w:t>
-      </w:r>
-      <w:r>
-        <w:t>Boulangerie : point d’interaction permettant au joueur d’accéder au mini-jeu de la boulangerie.</w:t>
-      </w:r>
-    </w:p>
-    <w:p>
-      <w:r>
-        <w:t>-</w:t>
-      </w:r>
-      <w:r>
-        <w:t>Poissonnerie : point d’interaction permettant au joueur d’accéder au mini-jeu de la poissonnerie.</w:t>
-      </w:r>
-    </w:p>
-    <w:p>
-      <w:r>
-        <w:t>-</w:t>
-      </w:r>
-      <w:r>
-        <w:t>Pesée des fruits et légumes : point d’interaction permettant au joueur d’accéder au mini-jeu de pesée des fruits et légumes.</w:t>
-      </w:r>
-      <w:r>
-        <w:t xml:space="preserve"> Utilisable seulement si un fruit est sélectionné par le joueur.</w:t>
-      </w:r>
-    </w:p>
-    <w:p>
-      <w:r>
-        <w:t>-</w:t>
-      </w:r>
-      <w:r>
-        <w:t>Caisse de paiement : point d’interaction permettant au joueur de valider sa liste de courses une fois celle-ci entièrement complétée.</w:t>
+        <w:t>-Entrée du supermarché : point d’apparition des joueurs au lancement de la partie.</w:t>
+      </w:r>
+    </w:p>
+    <w:p>
+      <w:r>
+        <w:t>-Boulangerie : point d’interaction permettant au joueur d’accéder au mini-jeu de la boulangerie.</w:t>
+      </w:r>
+    </w:p>
+    <w:p>
+      <w:r>
+        <w:t>-Poissonnerie : point d’interaction permettant au joueur d’accéder au mini-jeu de la poissonnerie.</w:t>
+      </w:r>
+    </w:p>
+    <w:p>
+      <w:r>
+        <w:t>-Pesée des fruits et légumes : point d’interaction permettant au joueur d’accéder au mini-jeu de pesée des fruits et légumes. Utilisable seulement si un fruit est sélectionné par le joueur.</w:t>
+      </w:r>
+    </w:p>
+    <w:p>
+      <w:r>
+        <w:t>-Caisse de paiement : point d’interaction permettant au joueur de valider sa liste de courses une fois celle-ci entièrement complétée.</w:t>
       </w:r>
     </w:p>
     <w:p>
@@ -495,13 +493,7 @@
         </w:numPr>
       </w:pPr>
       <w:r>
-        <w:t xml:space="preserve">Habitudes de jeu : Camille joue régulièrement sur PC et console. Elle apprécie une grande variété de jeux vidéo, allant des JRPG </w:t>
-      </w:r>
-      <w:r>
-        <w:t>aux jeux solos</w:t>
-      </w:r>
-      <w:r>
-        <w:t xml:space="preserve">. Elle aime également particulièrement les party </w:t>
+        <w:t xml:space="preserve">Habitudes de jeu : Camille joue régulièrement sur PC et console. Elle apprécie une grande variété de jeux vidéo, allant des JRPG aux jeux solos. Elle aime également particulièrement les party </w:t>
       </w:r>
       <w:proofErr w:type="spellStart"/>
       <w:r>
@@ -1221,12 +1213,6 @@
         <w:gridCol w:w="4389"/>
       </w:tblGrid>
       <w:tr>
-        <w:tblPrEx>
-          <w:tblCellMar>
-            <w:top w:w="0" w:type="dxa"/>
-            <w:bottom w:w="0" w:type="dxa"/>
-          </w:tblCellMar>
-        </w:tblPrEx>
         <w:trPr>
           <w:trHeight w:val="708"/>
         </w:trPr>
@@ -1295,12 +1281,6 @@
         </w:tc>
       </w:tr>
       <w:tr>
-        <w:tblPrEx>
-          <w:tblCellMar>
-            <w:top w:w="0" w:type="dxa"/>
-            <w:bottom w:w="0" w:type="dxa"/>
-          </w:tblCellMar>
-        </w:tblPrEx>
         <w:trPr>
           <w:trHeight w:val="2653"/>
         </w:trPr>
@@ -1438,12 +1418,6 @@
         </w:tc>
       </w:tr>
       <w:tr>
-        <w:tblPrEx>
-          <w:tblCellMar>
-            <w:top w:w="0" w:type="dxa"/>
-            <w:bottom w:w="0" w:type="dxa"/>
-          </w:tblCellMar>
-        </w:tblPrEx>
         <w:trPr>
           <w:trHeight w:val="2119"/>
         </w:trPr>
@@ -1484,14 +1458,7 @@
                 <w:b/>
                 <w:bCs/>
               </w:rPr>
-              <w:t xml:space="preserve">PAS </w:t>
-            </w:r>
-            <w:r>
-              <w:rPr>
-                <w:b/>
-                <w:bCs/>
-              </w:rPr>
-              <w:t>IMPORTANT</w:t>
+              <w:t>PAS IMPORTANT</w:t>
             </w:r>
           </w:p>
           <w:p>
@@ -1530,10 +1497,7 @@
               <w:spacing w:after="0"/>
             </w:pPr>
             <w:r>
-              <w:t>-</w:t>
-            </w:r>
-            <w:r>
-              <w:t>création de l’environnement</w:t>
+              <w:t>-création de l’environnement</w:t>
             </w:r>
             <w:r>
               <w:t xml:space="preserve"> 3D</w:t>
@@ -2072,7 +2036,6 @@
         <w:t xml:space="preserve">, </w:t>
       </w:r>
       <w:proofErr w:type="spellStart"/>
-      <w:proofErr w:type="gramStart"/>
       <w:r>
         <w:rPr>
           <w:i/>
@@ -2089,11 +2052,7 @@
         <w:t>!</w:t>
       </w:r>
       <w:r>
-        <w:t>,</w:t>
-      </w:r>
-      <w:proofErr w:type="gramEnd"/>
-      <w:r>
-        <w:t xml:space="preserve"> </w:t>
+        <w:t xml:space="preserve">, </w:t>
       </w:r>
       <w:r>
         <w:rPr>
@@ -2160,15 +2119,7 @@
         <w:t xml:space="preserve">, Instagram et YouTube pourraient mettre en scène </w:t>
       </w:r>
       <w:r>
-        <w:t xml:space="preserve">du </w:t>
-      </w:r>
-      <w:proofErr w:type="gramStart"/>
-      <w:r>
-        <w:t>gameplay  du</w:t>
-      </w:r>
-      <w:proofErr w:type="gramEnd"/>
-      <w:r>
-        <w:t xml:space="preserve"> jeu avec </w:t>
+        <w:t xml:space="preserve">du gameplay  du jeu avec </w:t>
       </w:r>
       <w:r>
         <w:t xml:space="preserve">des affrontements entre des joueurs, avec une </w:t>
@@ -2405,29 +2356,13 @@
           <w:iCs/>
           <w:lang w:val="en-US"/>
         </w:rPr>
-        <w:t xml:space="preserve">Plate </w:t>
-      </w:r>
-      <w:proofErr w:type="gramStart"/>
-      <w:r>
-        <w:rPr>
-          <w:i/>
-          <w:iCs/>
+        <w:t>Plate Up!</w:t>
+      </w:r>
+      <w:r>
+        <w:rPr>
           <w:lang w:val="en-US"/>
         </w:rPr>
-        <w:t>Up!</w:t>
-      </w:r>
-      <w:r>
-        <w:rPr>
-          <w:lang w:val="en-US"/>
-        </w:rPr>
-        <w:t>,</w:t>
-      </w:r>
-      <w:proofErr w:type="gramEnd"/>
-      <w:r>
-        <w:rPr>
-          <w:lang w:val="en-US"/>
-        </w:rPr>
-        <w:t xml:space="preserve"> </w:t>
+        <w:t xml:space="preserve">, </w:t>
       </w:r>
       <w:r>
         <w:rPr>
@@ -2585,15 +2520,7 @@
                                     </w:drawing>
                                   </w:r>
                                   <w:r>
-                                    <w:t xml:space="preserve">Figure </w:t>
-                                  </w:r>
-                                  <w:proofErr w:type="gramStart"/>
-                                  <w:r>
-                                    <w:t>1:</w:t>
-                                  </w:r>
-                                  <w:proofErr w:type="gramEnd"/>
-                                  <w:r>
-                                    <w:t xml:space="preserve"> </w:t>
+                                    <w:t xml:space="preserve">Figure 1: </w:t>
                                   </w:r>
                                   <w:proofErr w:type="spellStart"/>
                                   <w:r>
@@ -2679,15 +2606,7 @@
                               </w:drawing>
                             </w:r>
                             <w:r>
-                              <w:t xml:space="preserve">Figure </w:t>
-                            </w:r>
-                            <w:proofErr w:type="gramStart"/>
-                            <w:r>
-                              <w:t>1:</w:t>
-                            </w:r>
-                            <w:proofErr w:type="gramEnd"/>
-                            <w:r>
-                              <w:t xml:space="preserve"> </w:t>
+                              <w:t xml:space="preserve">Figure 1: </w:t>
                             </w:r>
                             <w:proofErr w:type="spellStart"/>
                             <w:r>
@@ -2820,23 +2739,7 @@
                                     </w:drawing>
                                   </w:r>
                                   <w:r>
-                                    <w:t xml:space="preserve">Figure </w:t>
-                                  </w:r>
-                                  <w:proofErr w:type="gramStart"/>
-                                  <w:r>
-                                    <w:t>2:</w:t>
-                                  </w:r>
-                                  <w:proofErr w:type="gramEnd"/>
-                                  <w:r>
-                                    <w:t xml:space="preserve"> Plate Up ! (</w:t>
-                                  </w:r>
-                                  <w:proofErr w:type="gramStart"/>
-                                  <w:r>
-                                    <w:t>environ</w:t>
-                                  </w:r>
-                                  <w:proofErr w:type="gramEnd"/>
-                                  <w:r>
-                                    <w:t xml:space="preserve"> 1 million de copies vendus)</w:t>
+                                    <w:t>Figure 2: Plate Up ! (environ 1 million de copies vendus)</w:t>
                                   </w:r>
                                 </w:p>
                               </w:txbxContent>
@@ -2910,23 +2813,7 @@
                               </w:drawing>
                             </w:r>
                             <w:r>
-                              <w:t xml:space="preserve">Figure </w:t>
-                            </w:r>
-                            <w:proofErr w:type="gramStart"/>
-                            <w:r>
-                              <w:t>2:</w:t>
-                            </w:r>
-                            <w:proofErr w:type="gramEnd"/>
-                            <w:r>
-                              <w:t xml:space="preserve"> Plate Up ! (</w:t>
-                            </w:r>
-                            <w:proofErr w:type="gramStart"/>
-                            <w:r>
-                              <w:t>environ</w:t>
-                            </w:r>
-                            <w:proofErr w:type="gramEnd"/>
-                            <w:r>
-                              <w:t xml:space="preserve"> 1 million de copies vendus)</w:t>
+                              <w:t>Figure 2: Plate Up ! (environ 1 million de copies vendus)</w:t>
                             </w:r>
                           </w:p>
                         </w:txbxContent>
@@ -3053,15 +2940,7 @@
                                     </w:drawing>
                                   </w:r>
                                   <w:r>
-                                    <w:t xml:space="preserve">Figure </w:t>
-                                  </w:r>
-                                  <w:proofErr w:type="gramStart"/>
-                                  <w:r>
-                                    <w:t>3:</w:t>
-                                  </w:r>
-                                  <w:proofErr w:type="gramEnd"/>
-                                  <w:r>
-                                    <w:t xml:space="preserve"> Party Animals (environs 2 millions de copies vendus)</w:t>
+                                    <w:t>Figure 3: Party Animals (environs 2 millions de copies vendus)</w:t>
                                   </w:r>
                                 </w:p>
                               </w:txbxContent>
@@ -3135,15 +3014,7 @@
                               </w:drawing>
                             </w:r>
                             <w:r>
-                              <w:t xml:space="preserve">Figure </w:t>
-                            </w:r>
-                            <w:proofErr w:type="gramStart"/>
-                            <w:r>
-                              <w:t>3:</w:t>
-                            </w:r>
-                            <w:proofErr w:type="gramEnd"/>
-                            <w:r>
-                              <w:t xml:space="preserve"> Party Animals (environs 2 millions de copies vendus)</w:t>
+                              <w:t>Figure 3: Party Animals (environs 2 millions de copies vendus)</w:t>
                             </w:r>
                           </w:p>
                         </w:txbxContent>
@@ -3271,21 +3142,7 @@
                                     <w:rPr>
                                       <w:lang w:val="en-US"/>
                                     </w:rPr>
-                                    <w:t xml:space="preserve">Figure 4: You suck at </w:t>
-                                  </w:r>
-                                  <w:proofErr w:type="gramStart"/>
-                                  <w:r>
-                                    <w:rPr>
-                                      <w:lang w:val="en-US"/>
-                                    </w:rPr>
-                                    <w:t>parking !</w:t>
-                                  </w:r>
-                                  <w:proofErr w:type="gramEnd"/>
-                                  <w:r>
-                                    <w:rPr>
-                                      <w:lang w:val="en-US"/>
-                                    </w:rPr>
-                                    <w:t xml:space="preserve"> </w:t>
+                                    <w:t xml:space="preserve">Figure 4: You suck at parking ! </w:t>
                                   </w:r>
                                   <w:r>
                                     <w:t>(20 000 à 50 000 copies vendus)</w:t>
@@ -3365,21 +3222,7 @@
                               <w:rPr>
                                 <w:lang w:val="en-US"/>
                               </w:rPr>
-                              <w:t xml:space="preserve">Figure 4: You suck at </w:t>
-                            </w:r>
-                            <w:proofErr w:type="gramStart"/>
-                            <w:r>
-                              <w:rPr>
-                                <w:lang w:val="en-US"/>
-                              </w:rPr>
-                              <w:t>parking !</w:t>
-                            </w:r>
-                            <w:proofErr w:type="gramEnd"/>
-                            <w:r>
-                              <w:rPr>
-                                <w:lang w:val="en-US"/>
-                              </w:rPr>
-                              <w:t xml:space="preserve"> </w:t>
+                              <w:t xml:space="preserve">Figure 4: You suck at parking ! </w:t>
                             </w:r>
                             <w:r>
                               <w:t>(20 000 à 50 000 copies vendus)</w:t>
@@ -3556,29 +3399,13 @@
           <w:iCs/>
           <w:lang w:val="en-US"/>
         </w:rPr>
-        <w:t xml:space="preserve">Plate </w:t>
-      </w:r>
-      <w:proofErr w:type="gramStart"/>
-      <w:r>
-        <w:rPr>
-          <w:i/>
-          <w:iCs/>
+        <w:t>Plate Up!</w:t>
+      </w:r>
+      <w:r>
+        <w:rPr>
           <w:lang w:val="en-US"/>
         </w:rPr>
-        <w:t>Up!</w:t>
-      </w:r>
-      <w:r>
-        <w:rPr>
-          <w:lang w:val="en-US"/>
-        </w:rPr>
-        <w:t>,</w:t>
-      </w:r>
-      <w:proofErr w:type="gramEnd"/>
-      <w:r>
-        <w:rPr>
-          <w:lang w:val="en-US"/>
-        </w:rPr>
-        <w:t xml:space="preserve"> </w:t>
+        <w:t xml:space="preserve">, </w:t>
       </w:r>
       <w:r>
         <w:rPr>
@@ -4633,23 +4460,7 @@
           <w:i/>
           <w:iCs/>
         </w:rPr>
-        <w:t xml:space="preserve"> 2, Plate </w:t>
-      </w:r>
-      <w:proofErr w:type="gramStart"/>
-      <w:r>
-        <w:rPr>
-          <w:i/>
-          <w:iCs/>
-        </w:rPr>
-        <w:t>Up!,</w:t>
-      </w:r>
-      <w:proofErr w:type="gramEnd"/>
-      <w:r>
-        <w:rPr>
-          <w:i/>
-          <w:iCs/>
-        </w:rPr>
-        <w:t xml:space="preserve"> You </w:t>
+        <w:t xml:space="preserve"> 2, Plate Up!, You </w:t>
       </w:r>
       <w:proofErr w:type="spellStart"/>
       <w:r>
@@ -5109,7 +4920,13 @@
     </w:p>
     <w:p>
       <w:r>
-        <w:t>La répartition de l’enveloppe de rémunération entre les 6 membres de l’équipe :</w:t>
+        <w:t xml:space="preserve">La répartition de l’enveloppe de rémunération entre les </w:t>
+      </w:r>
+      <w:r>
+        <w:t>17</w:t>
+      </w:r>
+      <w:r>
+        <w:t xml:space="preserve"> membres de l’équipe :</w:t>
       </w:r>
     </w:p>
     <w:p>
@@ -5157,7 +4974,13 @@
         </w:numPr>
       </w:pPr>
       <w:r>
-        <w:t>4 programmeurs (2 étudiants de Master 2 – Informatique Gamagora –) : 363,85 euros chacun.</w:t>
+        <w:t>4 programmeurs (</w:t>
+      </w:r>
+      <w:r>
+        <w:t>4</w:t>
+      </w:r>
+      <w:r>
+        <w:t xml:space="preserve"> étudiants de Master 2 – Informatique Gamagora –) : 363,85 euros chacun.</w:t>
       </w:r>
     </w:p>
     <w:p>
@@ -5198,7 +5021,7 @@
         </w:numPr>
       </w:pPr>
       <w:r>
-        <w:t>Amélioration du multijoueur et création d’un matchmaking (40 %) : 2 328,67 euros.</w:t>
+        <w:t>Amélioration du multijoueur (40 %) : 2 328,67 euros.</w:t>
       </w:r>
     </w:p>
     <w:p>
@@ -5314,7 +5137,13 @@
     </w:p>
     <w:p>
       <w:r>
-        <w:t>La répartition de l’enveloppe de rémunération entre les 6 membres de l’équipe :</w:t>
+        <w:t xml:space="preserve">La répartition de l’enveloppe de rémunération entre les </w:t>
+      </w:r>
+      <w:r>
+        <w:t>17</w:t>
+      </w:r>
+      <w:r>
+        <w:t xml:space="preserve"> membres de l’équipe :</w:t>
       </w:r>
     </w:p>
     <w:p>
@@ -5362,7 +5191,13 @@
         </w:numPr>
       </w:pPr>
       <w:r>
-        <w:t>4 programmeurs (2 étudiants de Master 2 – Informatique Gamagora –) : 727,71 euros chacun.</w:t>
+        <w:t>4 programmeurs (</w:t>
+      </w:r>
+      <w:r>
+        <w:t>4</w:t>
+      </w:r>
+      <w:r>
+        <w:t xml:space="preserve"> étudiants de Master 2 – Informatique Gamagora –) : 727,71 euros chacun.</w:t>
       </w:r>
     </w:p>
     <w:p>
@@ -5403,7 +5238,24 @@
         </w:numPr>
       </w:pPr>
       <w:r>
-        <w:t>Amélioration du multijoueur et création d’un matchmaking (40 %) : 4 657,33 euros.</w:t>
+        <w:t>Amélioration du multijoueur</w:t>
+      </w:r>
+      <w:r>
+        <w:t>,</w:t>
+      </w:r>
+      <w:r>
+        <w:t xml:space="preserve"> création d’un </w:t>
+      </w:r>
+      <w:proofErr w:type="spellStart"/>
+      <w:r>
+        <w:t>matchmaking</w:t>
+      </w:r>
+      <w:proofErr w:type="spellEnd"/>
+      <w:r>
+        <w:t xml:space="preserve"> et un système de classement</w:t>
+      </w:r>
+      <w:r>
+        <w:t xml:space="preserve"> (40 %): 4 657,33 euros.</w:t>
       </w:r>
     </w:p>
     <w:p>
@@ -9219,6 +9071,7 @@
   <w:style w:type="character" w:default="1" w:styleId="Policepardfaut">
     <w:name w:val="Default Paragraph Font"/>
     <w:uiPriority w:val="1"/>
+    <w:semiHidden/>
     <w:unhideWhenUsed/>
   </w:style>
   <w:style w:type="table" w:default="1" w:styleId="TableauNormal">
